--- a/BÁO CÁO ĐỒ ÁN TỐT NGHIỆP_v5.docx
+++ b/BÁO CÁO ĐỒ ÁN TỐT NGHIỆP_v5.docx
@@ -11978,24 +11978,20 @@
           <w:lang w:eastAsia="vi-VN"/>
         </w:rPr>
       </w:pPr>
-      <w:bookmarkStart w:id="25" w:name="_Toc222941306"/>
-      <w:bookmarkStart w:id="26" w:name="_Toc236235212"/>
-      <w:bookmarkEnd w:id="25"/>
-      <w:bookmarkEnd w:id="26"/>
-      <w:r>
-        <w:t>3.1.3. Cơ sở dữ liệu: MySQL, truy vấn trực tiếp MySQL</w:t>
-      </w:r>
-    </w:p>
-    <w:p>
-      <w:pPr>
-        <w:rPr>
-          <w:sz w:val="26"/>
-          <w:szCs w:val="26"/>
-          <w:lang w:eastAsia="vi-VN"/>
-        </w:rPr>
-      </w:pPr>
-      <w:r>
-        <w:t>Hệ thống phần mềm ngân hàng câu hỏi trắc nghiệm sử dụng hai loại cơ sở dữ liệu khác nhau, MySQL và truy vấn trực tiếp MySQL, để đáp ứng các yêu cầu lưu trữ dữ liệu dài hạn, quản lý hiệu quả, và tăng tốc truy xuất thông tin. Sự kết hợp này đảm bảo hệ thống vừa có khả năng lưu trữ dữ liệu phức tạp vừa tối ưu hóa hiệu suất, phù hợp với kiến trúc Microservice và các yêu cầu thực tiễn tại các trường THPT. Dưới đây là chi tiết về việc triển khai và sử dụng MySQL và truy vấn trực tiếp MySQL:</w:t>
+      <w:r>
+        <w:t>3.1.3. Cơ sở dữ liệu: MySQL và TiDB</w:t>
+      </w:r>
+    </w:p>
+    <w:p>
+      <w:pPr>
+        <w:rPr>
+          <w:sz w:val="26"/>
+          <w:szCs w:val="26"/>
+          <w:lang w:eastAsia="vi-VN"/>
+        </w:rPr>
+      </w:pPr>
+      <w:r>
+        <w:t>Hệ thống phần mềm ngân hàng câu hỏi trắc nghiệm sử dụng cơ sở dữ liệu quan hệ MySQL kết hợp với dịch vụ đám mây TiDB Serverless để lưu trữ dữ liệu dài hạn, đảm bảo tính nhất quán và hiệu năng truy xuất thông tin cao.</w:t>
       </w:r>
     </w:p>
     <w:p>
@@ -12296,6 +12292,7 @@
     </w:p>
     <w:p>
       <w:pPr>
+        <w:pStyle w:val="Heading4"/>
         <w:rPr>
           <w:b/>
           <w:bCs/>
@@ -12305,7 +12302,7 @@
         </w:rPr>
       </w:pPr>
       <w:r>
-        <w:t>3.1.3.2. truy vấn trực tiếp MySQL</w:t>
+        <w:t>3.1.3.2. Cấu hình cơ sở dữ liệu TiDB Serverless</w:t>
       </w:r>
     </w:p>
     <w:p>
@@ -12326,7 +12323,7 @@
         </w:rPr>
       </w:pPr>
       <w:r>
-        <w:t>Phiên bản: Sử dụng cơ chế tối ưu hóa MySQL, cung cấp hiệu suất cao và hỗ trợ module mở rộng.</w:t>
+        <w:t>Cơ sở dữ liệu đám mây TiDB Serverless tương thích hoàn toàn với giao thức MySQL 8.0, cung cấp khả năng tự động co giãn (autoscaling) tài nguyên dựa trên lượng tải thực tế và tối ưu hóa chi phí.</w:t>
       </w:r>
     </w:p>
     <w:p>
@@ -12347,14 +12344,6 @@
         </w:rPr>
       </w:pPr>
       <w:r>
-        <w:rPr>
-          <w:b/>
-          <w:bCs/>
-          <w:sz w:val="26"/>
-          <w:szCs w:val="26"/>
-          <w:lang w:eastAsia="vi-VN"/>
-        </w:rPr>
-        <w:lastRenderedPageBreak/>
         <w:t>Lý do lựa chọn:</w:t>
       </w:r>
     </w:p>
@@ -12376,7 +12365,7 @@
         </w:rPr>
       </w:pPr>
       <w:r>
-        <w:t>Cache hiệu suất cao: truy vấn trực tiếp MySQL là cơ sở dữ liệu không quan hệ (RDBMS) dạng key-value, phù hợp để lưu cache các truy vấn thường xuyên (như danh sách câu hỏi theo môn học), giảm tải cho MySQL.</w:t>
+        <w:t>- Tương thích hoàn toàn với MySQL: Giúp dễ dàng chuyển đổi giữa môi trường MySQL cục bộ khi phát triển và TiDB Cloud khi triển khai thực tế mà không cần thay đổi cấu trúc mã nguồn.</w:t>
       </w:r>
     </w:p>
     <w:p>
@@ -12397,7 +12386,7 @@
         </w:rPr>
       </w:pPr>
       <w:r>
-        <w:t>Tốc độ truy xuất: Thời gian truy xuất dữ liệu từ truy vấn trực tiếp MySQL chỉ khoảng 1-2ms, lý tưởng cho các ứng dụng cần phản hồi nhanh như giao diện ReactJS.</w:t>
+        <w:t>- Hỗ trợ kết nối bất đồng bộ: Tích hợp hoàn hảo với Python FastAPI thông qua thư viện SQLAlchemy 2.0 (Asyncio) và aiomysql, giúp xử lý đồng thời hàng nghìn kết nối mà không bị nghẽn.</w:t>
       </w:r>
     </w:p>
     <w:p>
@@ -12418,7 +12407,7 @@
         </w:rPr>
       </w:pPr>
       <w:r>
-        <w:t>Hỗ trợ Python FastAPI: Tích hợp dễ dàng với thư viện SQLAlchemy, phù hợp với kiến trúc Microservice.</w:t>
+        <w:t>- Khả năng mở rộng cao: Kiến trúc phân tán của TiDB giúp đảm bảo hiệu năng đọc/ghi vượt trội khi dữ liệu ngân hàng câu hỏi tăng lớn.</w:t>
       </w:r>
     </w:p>
     <w:p>
@@ -12439,13 +12428,6 @@
         </w:rPr>
       </w:pPr>
       <w:r>
-        <w:rPr>
-          <w:b/>
-          <w:bCs/>
-          <w:sz w:val="26"/>
-          <w:szCs w:val="26"/>
-          <w:lang w:eastAsia="vi-VN"/>
-        </w:rPr>
         <w:t>Cấu hình và triển khai:</w:t>
       </w:r>
     </w:p>
@@ -12467,7 +12449,7 @@
         </w:rPr>
       </w:pPr>
       <w:r>
-        <w:t xml:space="preserve">Cấu hình cache: Sử dụng truy vấn trực tiếp MySQL để lưu trữ các key </w:t>
+        <w:t>- Thông tin kết nối được cấu hình thông qua tệp môi trường .env bao gồm các tham số DB_HOST, DB_PORT, DB_USER, DB_PASSWORD, và DB_NAME.</w:t>
       </w:r>
     </w:p>
     <w:p>
@@ -12488,6 +12470,49 @@
         </w:rPr>
       </w:pPr>
       <w:r>
+        <w:t>- Hệ thống sử dụng SQLAlchemy ORM để ánh xạ các mô hình dữ liệu (users, questions, exams, audit_logs) và tự động di chuyển (migrations) cấu trúc bảng khi khởi chạy dịch vụ.</w:t>
+      </w:r>
+    </w:p>
+    <w:p>
+      <w:pPr>
+        <w:pStyle w:val="Heading3"/>
+        <w:spacing w:before="0" w:after="0"/>
+        <w:rPr>
+          <w:rFonts w:cstheme="majorHAnsi"/>
+          <w:szCs w:val="26"/>
+          <w:lang w:eastAsia="vi-VN"/>
+        </w:rPr>
+      </w:pPr>
+      <w:r>
+        <w:t>3.1.4. Thiết kế định tuyến và các Endpoint API tại Gateway</w:t>
+      </w:r>
+    </w:p>
+    <w:p>
+      <w:pPr>
+        <w:rPr>
+          <w:sz w:val="26"/>
+          <w:szCs w:val="26"/>
+          <w:lang w:val="en-US" w:eastAsia="vi-VN"/>
+        </w:rPr>
+      </w:pPr>
+      <w:r>
+        <w:t>API Gateway chạy trên cổng 8000 đóng vai trò là điểm truy cập duy nhất cho toàn bộ các yêu cầu từ phía Client (Frontend React). Nhiệm vụ chính của API Gateway bao gồm:</w:t>
+      </w:r>
+    </w:p>
+    <w:p>
+      <w:pPr>
+        <w:rPr>
+          <w:sz w:val="26"/>
+          <w:szCs w:val="26"/>
+          <w:lang w:val="en-US" w:eastAsia="vi-VN"/>
+        </w:rPr>
+      </w:pPr>
+      <w:r>
+        <w:t>- Định tuyến (Routing): Nhận các request từ phía Client và chuyển tiếp đến các microservice tương ứng dựa trên URL Path.</w:t>
+      </w:r>
+    </w:p>
+    <w:p>
+      <w:pPr>
         <w:rPr>
           <w:b/>
           <w:bCs/>
@@ -12495,89 +12520,9 @@
           <w:szCs w:val="26"/>
           <w:lang w:eastAsia="vi-VN"/>
         </w:rPr>
-        <w:t>Hết hạn cache:</w:t>
-      </w:r>
-      <w:r>
-        <w:rPr>
-          <w:sz w:val="26"/>
-          <w:szCs w:val="26"/>
-          <w:lang w:eastAsia="vi-VN"/>
-        </w:rPr>
-        <w:t xml:space="preserve"> Đặt TTL (Time To Live) cho các key cache (ví dụ: 1 giờ) để đảm bảo dữ liệu luôn cập nhật.</w:t>
-      </w:r>
-    </w:p>
-    <w:p>
-      <w:pPr>
-        <w:widowControl/>
-        <w:numPr>
-          <w:ilvl w:val="1"/>
-          <w:numId w:val="36"/>
-        </w:numPr>
-        <w:autoSpaceDE/>
-        <w:autoSpaceDN/>
-        <w:spacing w:line="360" w:lineRule="auto"/>
-        <w:jc w:val="both"/>
-        <w:rPr>
-          <w:sz w:val="26"/>
-          <w:szCs w:val="26"/>
-          <w:lang w:eastAsia="vi-VN"/>
-        </w:rPr>
-      </w:pPr>
-      <w:r>
-        <w:t>Tích hợp với backend: Sử dụng SQLAlchemy để kết nối truy vấn trực tiếp MySQL từ các microservice</w:t>
-      </w:r>
-    </w:p>
-    <w:p>
-      <w:pPr>
-        <w:pStyle w:val="Heading3"/>
-        <w:spacing w:before="0" w:after="0"/>
-        <w:rPr>
-          <w:rFonts w:cstheme="majorHAnsi"/>
-          <w:szCs w:val="26"/>
-          <w:lang w:eastAsia="vi-VN"/>
-        </w:rPr>
-      </w:pPr>
-      <w:bookmarkStart w:id="27" w:name="_Toc222941307"/>
-      <w:bookmarkStart w:id="28" w:name="_Toc236235213"/>
-      <w:bookmarkEnd w:id="27"/>
-      <w:bookmarkEnd w:id="28"/>
-      <w:r>
-        <w:t>3.1.4. Thiết kế định tuyến và các Endpoint HTTP REST API</w:t>
-      </w:r>
-    </w:p>
-    <w:p>
-      <w:pPr>
-        <w:rPr>
-          <w:sz w:val="26"/>
-          <w:szCs w:val="26"/>
-          <w:lang w:val="en-US" w:eastAsia="vi-VN"/>
-        </w:rPr>
-      </w:pPr>
-      <w:r>
-        <w:t>HTTP REST API được triển khai như một thành phần trung tâm để hỗ trợ giao tiếp đồng bộ qua REST API giữa các microservice trong hệ thống phần mềm ngân hàng câu hỏi trắc nghiệm. Nó cho phép các dịch vụ như Exam Service, AI Service, và Exam Service trao đổi thông điệp một cách hiệu quả, đảm bảo tính linh hoạt và khả năng mở rộng. Dưới đây là chi tiết về cấu hình, Exchange, và Queue trong dự án:</w:t>
-      </w:r>
-    </w:p>
-    <w:p>
-      <w:pPr>
-        <w:rPr>
-          <w:sz w:val="26"/>
-          <w:szCs w:val="26"/>
-          <w:lang w:val="en-US" w:eastAsia="vi-VN"/>
-        </w:rPr>
-      </w:pPr>
-    </w:p>
-    <w:p>
-      <w:pPr>
-        <w:rPr>
-          <w:b/>
-          <w:bCs/>
-          <w:sz w:val="26"/>
-          <w:szCs w:val="26"/>
-          <w:lang w:eastAsia="vi-VN"/>
-        </w:rPr>
-      </w:pPr>
-      <w:r>
-        <w:t>3.1.4.1. Cấu hình HTTP REST API</w:t>
+      </w:pPr>
+      <w:r>
+        <w:t>3.1.4.1. Vai trò của API Gateway trong định tuyến</w:t>
       </w:r>
     </w:p>
     <w:p>
@@ -12598,27 +12543,12 @@
         </w:rPr>
       </w:pPr>
       <w:r>
-        <w:t>Phiên bản: Sử dụng HTTP REST API 3.13, cung cấp cải tiến về hiệu suất và hỗ trợ bảo mật TLS.</w:t>
-      </w:r>
-    </w:p>
-    <w:p>
-      <w:pPr>
-        <w:widowControl/>
-        <w:numPr>
-          <w:ilvl w:val="0"/>
-          <w:numId w:val="37"/>
-        </w:numPr>
-        <w:autoSpaceDE/>
-        <w:autoSpaceDN/>
-        <w:spacing w:line="360" w:lineRule="auto"/>
-        <w:jc w:val="both"/>
-        <w:rPr>
-          <w:sz w:val="26"/>
-          <w:szCs w:val="26"/>
-          <w:lang w:eastAsia="vi-VN"/>
-        </w:rPr>
-      </w:pPr>
-      <w:r>
+        <w:t>API Gateway sử dụng Python FastAPI để định tuyến và cấu hình CORS middleware, cho phép nhận các kết nối an toàn từ giao diện Frontend và ghi nhật ký API (Logging) theo thời gian thực.</w:t>
+      </w:r>
+    </w:p>
+    <w:p>
+      <w:pPr>
+        <w:pStyle w:val="Heading4"/>
         <w:rPr>
           <w:b/>
           <w:bCs/>
@@ -12626,121 +12556,9 @@
           <w:szCs w:val="26"/>
           <w:lang w:eastAsia="vi-VN"/>
         </w:rPr>
-        <w:t>Lý do lựa chọn:</w:t>
-      </w:r>
-    </w:p>
-    <w:p>
-      <w:pPr>
-        <w:widowControl/>
-        <w:numPr>
-          <w:ilvl w:val="1"/>
-          <w:numId w:val="37"/>
-        </w:numPr>
-        <w:autoSpaceDE/>
-        <w:autoSpaceDN/>
-        <w:spacing w:line="360" w:lineRule="auto"/>
-        <w:jc w:val="both"/>
-        <w:rPr>
-          <w:sz w:val="26"/>
-          <w:szCs w:val="26"/>
-          <w:lang w:eastAsia="vi-VN"/>
-        </w:rPr>
-      </w:pPr>
-      <w:r>
-        <w:rPr>
-          <w:b/>
-          <w:bCs/>
-          <w:sz w:val="26"/>
-          <w:szCs w:val="26"/>
-          <w:lang w:eastAsia="vi-VN"/>
-        </w:rPr>
-        <w:t>Giao tiếp bất đồng bộ:</w:t>
-      </w:r>
-      <w:r>
-        <w:rPr>
-          <w:sz w:val="26"/>
-          <w:szCs w:val="26"/>
-          <w:lang w:eastAsia="vi-VN"/>
-        </w:rPr>
-        <w:t xml:space="preserve"> Phù hợp với kiến trúc Microservice, cho phép các dịch vụ xử lý thông điệp độc lập mà không cần chờ đợi lẫn nhau.</w:t>
-      </w:r>
-    </w:p>
-    <w:p>
-      <w:pPr>
-        <w:widowControl/>
-        <w:numPr>
-          <w:ilvl w:val="1"/>
-          <w:numId w:val="37"/>
-        </w:numPr>
-        <w:autoSpaceDE/>
-        <w:autoSpaceDN/>
-        <w:spacing w:line="360" w:lineRule="auto"/>
-        <w:jc w:val="both"/>
-        <w:rPr>
-          <w:sz w:val="26"/>
-          <w:szCs w:val="26"/>
-          <w:lang w:eastAsia="vi-VN"/>
-        </w:rPr>
-      </w:pPr>
-      <w:r>
-        <w:rPr>
-          <w:b/>
-          <w:bCs/>
-          <w:sz w:val="26"/>
-          <w:szCs w:val="26"/>
-          <w:lang w:eastAsia="vi-VN"/>
-        </w:rPr>
-        <w:t>Bảo mật:</w:t>
-      </w:r>
-      <w:r>
-        <w:rPr>
-          <w:sz w:val="26"/>
-          <w:szCs w:val="26"/>
-          <w:lang w:eastAsia="vi-VN"/>
-        </w:rPr>
-        <w:t xml:space="preserve"> Hỗ trợ TLS để mã hóa dữ liệu truyền tải, đáp ứng yêu cầu bảo mật cho dữ liệu nhạy cảm như câu hỏi và đề thi.</w:t>
-      </w:r>
-    </w:p>
-    <w:p>
-      <w:pPr>
-        <w:widowControl/>
-        <w:numPr>
-          <w:ilvl w:val="1"/>
-          <w:numId w:val="37"/>
-        </w:numPr>
-        <w:autoSpaceDE/>
-        <w:autoSpaceDN/>
-        <w:spacing w:line="360" w:lineRule="auto"/>
-        <w:jc w:val="both"/>
-        <w:rPr>
-          <w:sz w:val="26"/>
-          <w:szCs w:val="26"/>
-          <w:lang w:eastAsia="vi-VN"/>
-        </w:rPr>
-      </w:pPr>
-      <w:r>
-        <w:t>Tích hợp với Python FastAPI: Hỗ trợ tốt với thư viện HTTP REST API.Client, dễ dàng tích hợp vào các microservice.</w:t>
-      </w:r>
-    </w:p>
-    <w:p>
-      <w:pPr>
-        <w:rPr>
-          <w:b/>
-          <w:bCs/>
-          <w:sz w:val="26"/>
-          <w:szCs w:val="26"/>
-          <w:lang w:eastAsia="vi-VN"/>
-        </w:rPr>
-      </w:pPr>
-      <w:r>
-        <w:rPr>
-          <w:b/>
-          <w:bCs/>
-          <w:sz w:val="26"/>
-          <w:szCs w:val="26"/>
-          <w:lang w:eastAsia="vi-VN"/>
-        </w:rPr>
-        <w:t>3.1.4.2. Exchange</w:t>
+      </w:pPr>
+      <w:r>
+        <w:t>3.1.4.2. Các API Endpoint xác thực và quản trị</w:t>
       </w:r>
     </w:p>
     <w:p>
@@ -12761,40 +12579,7 @@
         </w:rPr>
       </w:pPr>
       <w:r>
-        <w:rPr>
-          <w:b/>
-          <w:bCs/>
-          <w:sz w:val="26"/>
-          <w:szCs w:val="26"/>
-          <w:lang w:eastAsia="vi-VN"/>
-        </w:rPr>
-        <w:t>Mô tả:</w:t>
-      </w:r>
-      <w:r>
-        <w:rPr>
-          <w:sz w:val="26"/>
-          <w:szCs w:val="26"/>
-          <w:lang w:eastAsia="vi-VN"/>
-        </w:rPr>
-        <w:t xml:space="preserve"> Exchange là thành phần nhận thông điệp từ Publisher và định tuyến chúng đến các Queue dựa trên routingKey. Trong dự án, sử dụng loại </w:t>
-      </w:r>
-      <w:r>
-        <w:rPr>
-          <w:b/>
-          <w:bCs/>
-          <w:sz w:val="26"/>
-          <w:szCs w:val="26"/>
-          <w:lang w:eastAsia="vi-VN"/>
-        </w:rPr>
-        <w:t>Topic Exchange</w:t>
-      </w:r>
-      <w:r>
-        <w:rPr>
-          <w:sz w:val="26"/>
-          <w:szCs w:val="26"/>
-          <w:lang w:eastAsia="vi-VN"/>
-        </w:rPr>
-        <w:t xml:space="preserve"> để hỗ trợ định tuyến linh hoạt.</w:t>
+        <w:t>Các API của Auth Service (Port 8004) dùng cho xác thực và quản lý tài khoản được định tuyến qua Gateway:</w:t>
       </w:r>
     </w:p>
     <w:p>
@@ -12815,14 +12600,7 @@
         </w:rPr>
       </w:pPr>
       <w:r>
-        <w:rPr>
-          <w:b/>
-          <w:bCs/>
-          <w:sz w:val="26"/>
-          <w:szCs w:val="26"/>
-          <w:lang w:eastAsia="vi-VN"/>
-        </w:rPr>
-        <w:t>Cấu hình:</w:t>
+        <w:t>- /api/auth/login [POST]: Xác thực tài khoản người dùng và trả về token JWT.</w:t>
       </w:r>
     </w:p>
     <w:p>
@@ -12843,12 +12621,7 @@
         </w:rPr>
       </w:pPr>
       <w:r>
-        <w:rPr>
-          <w:b/>
-          <w:sz w:val="26"/>
-        </w:rPr>
-        <w:lastRenderedPageBreak/>
-        <w:t>Exchange cho yêu cầu đề thi: /api/generate-questions</w:t>
+        <w:t>- /api/auth/users [GET, POST, PUT, DELETE]: CRUD quản lý cán bộ, giáo viên.</w:t>
       </w:r>
     </w:p>
     <w:p>
@@ -12869,22 +12642,7 @@
         </w:rPr>
       </w:pPr>
       <w:r>
-        <w:rPr>
-          <w:b/>
-          <w:bCs/>
-          <w:sz w:val="26"/>
-          <w:szCs w:val="26"/>
-          <w:lang w:eastAsia="vi-VN"/>
-        </w:rPr>
-        <w:t>Loại:</w:t>
-      </w:r>
-      <w:r>
-        <w:rPr>
-          <w:sz w:val="26"/>
-          <w:szCs w:val="26"/>
-          <w:lang w:eastAsia="vi-VN"/>
-        </w:rPr>
-        <w:t xml:space="preserve"> Topic</w:t>
+        <w:t>- /api/auth/groups [GET, POST, PUT, DELETE]: Quản lý nhóm quyền và cấu hình RBAC.</w:t>
       </w:r>
     </w:p>
     <w:p>
@@ -12905,6 +12663,12 @@
         </w:rPr>
       </w:pPr>
       <w:r>
+        <w:t>- /api/auth/policies [GET, PUT]: Cấu hình các chính sách bảo mật mật khẩu, timeout.</w:t>
+      </w:r>
+    </w:p>
+    <w:p>
+      <w:pPr>
+        <w:pStyle w:val="Heading4"/>
         <w:rPr>
           <w:b/>
           <w:bCs/>
@@ -12912,320 +12676,9 @@
           <w:szCs w:val="26"/>
           <w:lang w:eastAsia="vi-VN"/>
         </w:rPr>
-        <w:t>Durable:</w:t>
-      </w:r>
-      <w:r>
-        <w:rPr>
-          <w:sz w:val="26"/>
-          <w:szCs w:val="26"/>
-          <w:lang w:eastAsia="vi-VN"/>
-        </w:rPr>
-        <w:t xml:space="preserve"> True (đảm bảo tồn tại sau khi server restart)</w:t>
-      </w:r>
-    </w:p>
-    <w:p>
-      <w:pPr>
-        <w:widowControl/>
-        <w:numPr>
-          <w:ilvl w:val="2"/>
-          <w:numId w:val="38"/>
-        </w:numPr>
-        <w:autoSpaceDE/>
-        <w:autoSpaceDN/>
-        <w:spacing w:line="360" w:lineRule="auto"/>
-        <w:jc w:val="both"/>
-        <w:rPr>
-          <w:sz w:val="26"/>
-          <w:szCs w:val="26"/>
-          <w:lang w:eastAsia="vi-VN"/>
-        </w:rPr>
-      </w:pPr>
-      <w:r>
-        <w:rPr>
-          <w:b/>
-          <w:bCs/>
-          <w:sz w:val="26"/>
-          <w:szCs w:val="26"/>
-          <w:lang w:eastAsia="vi-VN"/>
-        </w:rPr>
-        <w:t>Ví dụ routingKey:</w:t>
-      </w:r>
-      <w:r>
-        <w:rPr>
-          <w:sz w:val="26"/>
-          <w:szCs w:val="26"/>
-          <w:lang w:eastAsia="vi-VN"/>
-        </w:rPr>
-        <w:t xml:space="preserve"> ai_request</w:t>
-      </w:r>
-      <w:r>
-        <w:rPr>
-          <w:sz w:val="26"/>
-          <w:szCs w:val="26"/>
-          <w:lang w:val="en-US" w:eastAsia="vi-VN"/>
-        </w:rPr>
-        <w:t>, ai_response</w:t>
-      </w:r>
-    </w:p>
-    <w:p>
-      <w:pPr>
-        <w:widowControl/>
-        <w:numPr>
-          <w:ilvl w:val="1"/>
-          <w:numId w:val="38"/>
-        </w:numPr>
-        <w:autoSpaceDE/>
-        <w:autoSpaceDN/>
-        <w:spacing w:line="360" w:lineRule="auto"/>
-        <w:jc w:val="both"/>
-        <w:rPr>
-          <w:sz w:val="26"/>
-          <w:szCs w:val="26"/>
-          <w:lang w:eastAsia="vi-VN"/>
-        </w:rPr>
-      </w:pPr>
-      <w:r>
-        <w:rPr>
-          <w:b/>
-          <w:bCs/>
-          <w:sz w:val="26"/>
-          <w:szCs w:val="26"/>
-          <w:lang w:eastAsia="vi-VN"/>
-        </w:rPr>
-        <w:t>Exchange cho thông báo:</w:t>
-      </w:r>
-      <w:r>
-        <w:rPr>
-          <w:sz w:val="26"/>
-          <w:szCs w:val="26"/>
-          <w:lang w:eastAsia="vi-VN"/>
-        </w:rPr>
-        <w:t xml:space="preserve"> /api/exams</w:t>
-      </w:r>
-    </w:p>
-    <w:p>
-      <w:pPr>
-        <w:widowControl/>
-        <w:numPr>
-          <w:ilvl w:val="2"/>
-          <w:numId w:val="38"/>
-        </w:numPr>
-        <w:autoSpaceDE/>
-        <w:autoSpaceDN/>
-        <w:spacing w:line="360" w:lineRule="auto"/>
-        <w:jc w:val="both"/>
-        <w:rPr>
-          <w:sz w:val="26"/>
-          <w:szCs w:val="26"/>
-          <w:lang w:eastAsia="vi-VN"/>
-        </w:rPr>
-      </w:pPr>
-      <w:r>
-        <w:rPr>
-          <w:b/>
-          <w:bCs/>
-          <w:sz w:val="26"/>
-          <w:szCs w:val="26"/>
-          <w:lang w:eastAsia="vi-VN"/>
-        </w:rPr>
-        <w:t>Loại:</w:t>
-      </w:r>
-      <w:r>
-        <w:rPr>
-          <w:sz w:val="26"/>
-          <w:szCs w:val="26"/>
-          <w:lang w:eastAsia="vi-VN"/>
-        </w:rPr>
-        <w:t xml:space="preserve"> Topic</w:t>
-      </w:r>
-    </w:p>
-    <w:p>
-      <w:pPr>
-        <w:widowControl/>
-        <w:numPr>
-          <w:ilvl w:val="2"/>
-          <w:numId w:val="38"/>
-        </w:numPr>
-        <w:autoSpaceDE/>
-        <w:autoSpaceDN/>
-        <w:spacing w:line="360" w:lineRule="auto"/>
-        <w:jc w:val="both"/>
-        <w:rPr>
-          <w:sz w:val="26"/>
-          <w:szCs w:val="26"/>
-          <w:lang w:eastAsia="vi-VN"/>
-        </w:rPr>
-      </w:pPr>
-      <w:r>
-        <w:rPr>
-          <w:b/>
-          <w:bCs/>
-          <w:sz w:val="26"/>
-          <w:szCs w:val="26"/>
-          <w:lang w:eastAsia="vi-VN"/>
-        </w:rPr>
-        <w:t>Durable:</w:t>
-      </w:r>
-      <w:r>
-        <w:rPr>
-          <w:sz w:val="26"/>
-          <w:szCs w:val="26"/>
-          <w:lang w:eastAsia="vi-VN"/>
-        </w:rPr>
-        <w:t xml:space="preserve"> True</w:t>
-      </w:r>
-    </w:p>
-    <w:p>
-      <w:pPr>
-        <w:widowControl/>
-        <w:numPr>
-          <w:ilvl w:val="2"/>
-          <w:numId w:val="38"/>
-        </w:numPr>
-        <w:autoSpaceDE/>
-        <w:autoSpaceDN/>
-        <w:spacing w:line="360" w:lineRule="auto"/>
-        <w:jc w:val="both"/>
-        <w:rPr>
-          <w:sz w:val="26"/>
-          <w:szCs w:val="26"/>
-          <w:lang w:eastAsia="vi-VN"/>
-        </w:rPr>
-      </w:pPr>
-      <w:r>
-        <w:rPr>
-          <w:b/>
-          <w:bCs/>
-          <w:sz w:val="26"/>
-          <w:szCs w:val="26"/>
-          <w:lang w:eastAsia="vi-VN"/>
-        </w:rPr>
-        <w:t>Ví dụ routingKey:</w:t>
-      </w:r>
-      <w:r>
-        <w:rPr>
-          <w:sz w:val="26"/>
-          <w:szCs w:val="26"/>
-          <w:lang w:val="en-US" w:eastAsia="vi-VN"/>
-        </w:rPr>
-        <w:t xml:space="preserve"> </w:t>
-      </w:r>
-      <w:r>
-        <w:rPr>
-          <w:sz w:val="26"/>
-          <w:szCs w:val="26"/>
-          <w:lang w:eastAsia="vi-VN"/>
-        </w:rPr>
-        <w:t>thong_bao</w:t>
-      </w:r>
-    </w:p>
-    <w:p>
-      <w:pPr>
-        <w:widowControl/>
-        <w:numPr>
-          <w:ilvl w:val="0"/>
-          <w:numId w:val="38"/>
-        </w:numPr>
-        <w:autoSpaceDE/>
-        <w:autoSpaceDN/>
-        <w:spacing w:line="360" w:lineRule="auto"/>
-        <w:jc w:val="both"/>
-        <w:rPr>
-          <w:sz w:val="26"/>
-          <w:szCs w:val="26"/>
-          <w:lang w:eastAsia="vi-VN"/>
-        </w:rPr>
-      </w:pPr>
-      <w:r>
-        <w:rPr>
-          <w:b/>
-          <w:bCs/>
-          <w:sz w:val="26"/>
-          <w:szCs w:val="26"/>
-          <w:lang w:eastAsia="vi-VN"/>
-        </w:rPr>
-        <w:t>Ứng dụng:</w:t>
-      </w:r>
-    </w:p>
-    <w:p>
-      <w:pPr>
-        <w:widowControl/>
-        <w:numPr>
-          <w:ilvl w:val="1"/>
-          <w:numId w:val="38"/>
-        </w:numPr>
-        <w:autoSpaceDE/>
-        <w:autoSpaceDN/>
-        <w:spacing w:line="360" w:lineRule="auto"/>
-        <w:jc w:val="both"/>
-        <w:rPr>
-          <w:sz w:val="26"/>
-          <w:szCs w:val="26"/>
-          <w:lang w:eastAsia="vi-VN"/>
-        </w:rPr>
-      </w:pPr>
-      <w:r>
-        <w:rPr>
-          <w:sz w:val="26"/>
-          <w:szCs w:val="26"/>
-          <w:lang w:eastAsia="vi-VN"/>
-        </w:rPr>
-        <w:t>Exam Service gửi yêu cầu sinh đề thi qua /api/exams với routingKey: exam.create.</w:t>
-      </w:r>
-    </w:p>
-    <w:p>
-      <w:pPr>
-        <w:widowControl/>
-        <w:numPr>
-          <w:ilvl w:val="1"/>
-          <w:numId w:val="38"/>
-        </w:numPr>
-        <w:autoSpaceDE/>
-        <w:autoSpaceDN/>
-        <w:spacing w:line="360" w:lineRule="auto"/>
-        <w:jc w:val="both"/>
-        <w:rPr>
-          <w:sz w:val="26"/>
-          <w:szCs w:val="26"/>
-          <w:lang w:eastAsia="vi-VN"/>
-        </w:rPr>
-      </w:pPr>
-      <w:r>
-        <w:rPr>
-          <w:sz w:val="26"/>
-          <w:szCs w:val="26"/>
-          <w:lang w:eastAsia="vi-VN"/>
-        </w:rPr>
-        <w:t xml:space="preserve">AI Service gửi kết quả qua /api/exams với routingKey: </w:t>
-      </w:r>
-      <w:r>
-        <w:rPr>
-          <w:sz w:val="26"/>
-          <w:szCs w:val="26"/>
-          <w:lang w:val="en-US" w:eastAsia="vi-VN"/>
-        </w:rPr>
-        <w:t>thong_bao</w:t>
-      </w:r>
-    </w:p>
-    <w:p>
-      <w:pPr>
-        <w:rPr>
-          <w:b/>
-          <w:bCs/>
-          <w:sz w:val="26"/>
-          <w:szCs w:val="26"/>
-          <w:lang w:eastAsia="vi-VN"/>
-        </w:rPr>
-      </w:pPr>
-      <w:r>
-        <w:rPr>
-          <w:b/>
-          <w:bCs/>
-          <w:sz w:val="26"/>
-          <w:szCs w:val="26"/>
-          <w:lang w:eastAsia="vi-VN"/>
-        </w:rPr>
-        <w:t>3.1.4.3. Queue</w:t>
+      </w:pPr>
+      <w:r>
+        <w:t>3.1.4.3. Các API Endpoint đề thi và AI</w:t>
       </w:r>
     </w:p>
     <w:p>
@@ -13246,22 +12699,7 @@
         </w:rPr>
       </w:pPr>
       <w:r>
-        <w:rPr>
-          <w:b/>
-          <w:bCs/>
-          <w:sz w:val="26"/>
-          <w:szCs w:val="26"/>
-          <w:lang w:eastAsia="vi-VN"/>
-        </w:rPr>
-        <w:t>Mô tả:</w:t>
-      </w:r>
-      <w:r>
-        <w:rPr>
-          <w:sz w:val="26"/>
-          <w:szCs w:val="26"/>
-          <w:lang w:eastAsia="vi-VN"/>
-        </w:rPr>
-        <w:t xml:space="preserve"> Queue là nơi lưu trữ thông điệp trước khi được Consumer xử lý. Các Queue được liên kết với Exchange qua routingKey.</w:t>
+        <w:t>Các API của Exam Service (Port 8001) và AI Service (Port 8002) dùng cho quản lý câu hỏi và sinh đề thi:</w:t>
       </w:r>
     </w:p>
     <w:p>
@@ -13282,14 +12720,7 @@
         </w:rPr>
       </w:pPr>
       <w:r>
-        <w:rPr>
-          <w:b/>
-          <w:bCs/>
-          <w:sz w:val="26"/>
-          <w:szCs w:val="26"/>
-          <w:lang w:eastAsia="vi-VN"/>
-        </w:rPr>
-        <w:t>Cấu hình:</w:t>
+        <w:t>- /api/questions [GET, POST, PUT, DELETE]: Quản lý ngân hàng câu hỏi trắc nghiệm.</w:t>
       </w:r>
     </w:p>
     <w:p>
@@ -13310,22 +12741,7 @@
         </w:rPr>
       </w:pPr>
       <w:r>
-        <w:rPr>
-          <w:b/>
-          <w:bCs/>
-          <w:sz w:val="26"/>
-          <w:szCs w:val="26"/>
-          <w:lang w:eastAsia="vi-VN"/>
-        </w:rPr>
-        <w:t>Queue cho AI Service:</w:t>
-      </w:r>
-      <w:r>
-        <w:rPr>
-          <w:sz w:val="26"/>
-          <w:szCs w:val="26"/>
-          <w:lang w:eastAsia="vi-VN"/>
-        </w:rPr>
-        <w:t xml:space="preserve"> /api/generate-questions</w:t>
+        <w:t>- /api/exams [GET, POST, PUT, DELETE]: Quản lý và xuất bản các đề thi.</w:t>
       </w:r>
     </w:p>
     <w:p>
@@ -13346,22 +12762,7 @@
         </w:rPr>
       </w:pPr>
       <w:r>
-        <w:rPr>
-          <w:b/>
-          <w:bCs/>
-          <w:sz w:val="26"/>
-          <w:szCs w:val="26"/>
-          <w:lang w:eastAsia="vi-VN"/>
-        </w:rPr>
-        <w:t>Durable:</w:t>
-      </w:r>
-      <w:r>
-        <w:rPr>
-          <w:sz w:val="26"/>
-          <w:szCs w:val="26"/>
-          <w:lang w:eastAsia="vi-VN"/>
-        </w:rPr>
-        <w:t xml:space="preserve"> True</w:t>
+        <w:t>- /api/generate-questions [POST]: Gửi ma trận cấu hình đề để AI Service sinh câu hỏi.</w:t>
       </w:r>
     </w:p>
     <w:p>
@@ -13382,394 +12783,7 @@
         </w:rPr>
       </w:pPr>
       <w:r>
-        <w:rPr>
-          <w:b/>
-          <w:bCs/>
-          <w:sz w:val="26"/>
-          <w:szCs w:val="26"/>
-          <w:lang w:eastAsia="vi-VN"/>
-        </w:rPr>
-        <w:t>AutoDelete:</w:t>
-      </w:r>
-      <w:r>
-        <w:rPr>
-          <w:sz w:val="26"/>
-          <w:szCs w:val="26"/>
-          <w:lang w:eastAsia="vi-VN"/>
-        </w:rPr>
-        <w:t xml:space="preserve"> False</w:t>
-      </w:r>
-    </w:p>
-    <w:p>
-      <w:pPr>
-        <w:widowControl/>
-        <w:numPr>
-          <w:ilvl w:val="2"/>
-          <w:numId w:val="39"/>
-        </w:numPr>
-        <w:autoSpaceDE/>
-        <w:autoSpaceDN/>
-        <w:spacing w:line="360" w:lineRule="auto"/>
-        <w:jc w:val="both"/>
-        <w:rPr>
-          <w:sz w:val="26"/>
-          <w:szCs w:val="26"/>
-          <w:lang w:eastAsia="vi-VN"/>
-        </w:rPr>
-      </w:pPr>
-      <w:r>
-        <w:rPr>
-          <w:b/>
-          <w:bCs/>
-          <w:sz w:val="26"/>
-          <w:szCs w:val="26"/>
-          <w:lang w:eastAsia="vi-VN"/>
-        </w:rPr>
-        <w:t>Liên kết với Exchange:</w:t>
-      </w:r>
-      <w:r>
-        <w:rPr>
-          <w:sz w:val="26"/>
-          <w:szCs w:val="26"/>
-          <w:lang w:eastAsia="vi-VN"/>
-        </w:rPr>
-        <w:t xml:space="preserve"> /api/exams với routingKey: exam.create</w:t>
-      </w:r>
-    </w:p>
-    <w:p>
-      <w:pPr>
-        <w:widowControl/>
-        <w:numPr>
-          <w:ilvl w:val="1"/>
-          <w:numId w:val="39"/>
-        </w:numPr>
-        <w:autoSpaceDE/>
-        <w:autoSpaceDN/>
-        <w:spacing w:line="360" w:lineRule="auto"/>
-        <w:jc w:val="both"/>
-        <w:rPr>
-          <w:sz w:val="26"/>
-          <w:szCs w:val="26"/>
-          <w:lang w:eastAsia="vi-VN"/>
-        </w:rPr>
-      </w:pPr>
-      <w:r>
-        <w:rPr>
-          <w:b/>
-          <w:sz w:val="26"/>
-        </w:rPr>
-        <w:t>Queue cho Exam Service: /api/exams</w:t>
-      </w:r>
-    </w:p>
-    <w:p>
-      <w:pPr>
-        <w:widowControl/>
-        <w:numPr>
-          <w:ilvl w:val="2"/>
-          <w:numId w:val="39"/>
-        </w:numPr>
-        <w:autoSpaceDE/>
-        <w:autoSpaceDN/>
-        <w:spacing w:line="360" w:lineRule="auto"/>
-        <w:jc w:val="both"/>
-        <w:rPr>
-          <w:sz w:val="26"/>
-          <w:szCs w:val="26"/>
-          <w:lang w:eastAsia="vi-VN"/>
-        </w:rPr>
-      </w:pPr>
-      <w:r>
-        <w:rPr>
-          <w:b/>
-          <w:bCs/>
-          <w:sz w:val="26"/>
-          <w:szCs w:val="26"/>
-          <w:lang w:eastAsia="vi-VN"/>
-        </w:rPr>
-        <w:t>Durable:</w:t>
-      </w:r>
-      <w:r>
-        <w:rPr>
-          <w:sz w:val="26"/>
-          <w:szCs w:val="26"/>
-          <w:lang w:eastAsia="vi-VN"/>
-        </w:rPr>
-        <w:t xml:space="preserve"> True</w:t>
-      </w:r>
-    </w:p>
-    <w:p>
-      <w:pPr>
-        <w:widowControl/>
-        <w:numPr>
-          <w:ilvl w:val="2"/>
-          <w:numId w:val="39"/>
-        </w:numPr>
-        <w:autoSpaceDE/>
-        <w:autoSpaceDN/>
-        <w:spacing w:line="360" w:lineRule="auto"/>
-        <w:jc w:val="both"/>
-        <w:rPr>
-          <w:sz w:val="26"/>
-          <w:szCs w:val="26"/>
-          <w:lang w:eastAsia="vi-VN"/>
-        </w:rPr>
-      </w:pPr>
-      <w:r>
-        <w:rPr>
-          <w:b/>
-          <w:bCs/>
-          <w:sz w:val="26"/>
-          <w:szCs w:val="26"/>
-          <w:lang w:eastAsia="vi-VN"/>
-        </w:rPr>
-        <w:t>AutoDelete:</w:t>
-      </w:r>
-      <w:r>
-        <w:rPr>
-          <w:sz w:val="26"/>
-          <w:szCs w:val="26"/>
-          <w:lang w:eastAsia="vi-VN"/>
-        </w:rPr>
-        <w:t xml:space="preserve"> False</w:t>
-      </w:r>
-    </w:p>
-    <w:p>
-      <w:pPr>
-        <w:widowControl/>
-        <w:numPr>
-          <w:ilvl w:val="2"/>
-          <w:numId w:val="39"/>
-        </w:numPr>
-        <w:autoSpaceDE/>
-        <w:autoSpaceDN/>
-        <w:spacing w:line="360" w:lineRule="auto"/>
-        <w:jc w:val="both"/>
-        <w:rPr>
-          <w:sz w:val="26"/>
-          <w:szCs w:val="26"/>
-          <w:lang w:eastAsia="vi-VN"/>
-        </w:rPr>
-      </w:pPr>
-      <w:r>
-        <w:rPr>
-          <w:b/>
-          <w:bCs/>
-          <w:sz w:val="26"/>
-          <w:szCs w:val="26"/>
-          <w:lang w:eastAsia="vi-VN"/>
-        </w:rPr>
-        <w:t>Liên kết với Exchange:</w:t>
-      </w:r>
-      <w:r>
-        <w:rPr>
-          <w:sz w:val="26"/>
-          <w:szCs w:val="26"/>
-          <w:lang w:eastAsia="vi-VN"/>
-        </w:rPr>
-        <w:t xml:space="preserve"> /api/exams với routingKey: notification.exam_ready</w:t>
-      </w:r>
-    </w:p>
-    <w:p>
-      <w:pPr>
-        <w:widowControl/>
-        <w:numPr>
-          <w:ilvl w:val="0"/>
-          <w:numId w:val="39"/>
-        </w:numPr>
-        <w:autoSpaceDE/>
-        <w:autoSpaceDN/>
-        <w:spacing w:line="360" w:lineRule="auto"/>
-        <w:jc w:val="both"/>
-        <w:rPr>
-          <w:sz w:val="26"/>
-          <w:szCs w:val="26"/>
-          <w:lang w:eastAsia="vi-VN"/>
-        </w:rPr>
-      </w:pPr>
-      <w:r>
-        <w:rPr>
-          <w:b/>
-          <w:bCs/>
-          <w:sz w:val="26"/>
-          <w:szCs w:val="26"/>
-          <w:lang w:eastAsia="vi-VN"/>
-        </w:rPr>
-        <w:t>Ứng dụng:</w:t>
-      </w:r>
-    </w:p>
-    <w:p>
-      <w:pPr>
-        <w:widowControl/>
-        <w:numPr>
-          <w:ilvl w:val="1"/>
-          <w:numId w:val="39"/>
-        </w:numPr>
-        <w:autoSpaceDE/>
-        <w:autoSpaceDN/>
-        <w:spacing w:line="360" w:lineRule="auto"/>
-        <w:jc w:val="both"/>
-        <w:rPr>
-          <w:sz w:val="26"/>
-          <w:szCs w:val="26"/>
-          <w:lang w:eastAsia="vi-VN"/>
-        </w:rPr>
-      </w:pPr>
-      <w:r>
-        <w:rPr>
-          <w:sz w:val="26"/>
-          <w:szCs w:val="26"/>
-          <w:lang w:val="en-US" w:eastAsia="vi-VN"/>
-        </w:rPr>
-        <w:t xml:space="preserve">ai_request </w:t>
-      </w:r>
-      <w:r>
-        <w:rPr>
-          <w:sz w:val="26"/>
-          <w:szCs w:val="26"/>
-          <w:lang w:eastAsia="vi-VN"/>
-        </w:rPr>
-        <w:t xml:space="preserve">nhận yêu cầu từ </w:t>
-      </w:r>
-      <w:r>
-        <w:rPr>
-          <w:sz w:val="26"/>
-          <w:szCs w:val="26"/>
-          <w:lang w:val="en-US" w:eastAsia="vi-VN"/>
-        </w:rPr>
-        <w:t>NHCH</w:t>
-      </w:r>
-      <w:r>
-        <w:rPr>
-          <w:sz w:val="26"/>
-          <w:szCs w:val="26"/>
-          <w:lang w:eastAsia="vi-VN"/>
-        </w:rPr>
-        <w:t xml:space="preserve"> Service, AI Service xử lý và sinh đề thi.</w:t>
-      </w:r>
-    </w:p>
-    <w:p>
-      <w:pPr>
-        <w:widowControl/>
-        <w:numPr>
-          <w:ilvl w:val="1"/>
-          <w:numId w:val="39"/>
-        </w:numPr>
-        <w:autoSpaceDE/>
-        <w:autoSpaceDN/>
-        <w:spacing w:line="360" w:lineRule="auto"/>
-        <w:jc w:val="both"/>
-        <w:rPr>
-          <w:sz w:val="26"/>
-          <w:szCs w:val="26"/>
-          <w:lang w:eastAsia="vi-VN"/>
-        </w:rPr>
-      </w:pPr>
-      <w:r>
-        <w:rPr>
-          <w:sz w:val="26"/>
-          <w:szCs w:val="26"/>
-          <w:lang w:val="en-US" w:eastAsia="vi-VN"/>
-        </w:rPr>
-        <w:t xml:space="preserve">ai_response </w:t>
-      </w:r>
-      <w:r>
-        <w:rPr>
-          <w:sz w:val="26"/>
-          <w:szCs w:val="26"/>
-          <w:lang w:eastAsia="vi-VN"/>
-        </w:rPr>
-        <w:t>nhận yêu cầu từ AI Service</w:t>
-      </w:r>
-      <w:r>
-        <w:rPr>
-          <w:sz w:val="26"/>
-          <w:szCs w:val="26"/>
-          <w:lang w:val="en-US" w:eastAsia="vi-VN"/>
-        </w:rPr>
-        <w:t xml:space="preserve">, NHCH </w:t>
-      </w:r>
-      <w:r>
-        <w:rPr>
-          <w:sz w:val="26"/>
-          <w:szCs w:val="26"/>
-          <w:lang w:eastAsia="vi-VN"/>
-        </w:rPr>
-        <w:t xml:space="preserve">Service xử lý và </w:t>
-      </w:r>
-      <w:r>
-        <w:rPr>
-          <w:sz w:val="26"/>
-          <w:szCs w:val="26"/>
-          <w:lang w:val="en-US" w:eastAsia="vi-VN"/>
-        </w:rPr>
-        <w:t>tạo mới câu hỏi, đề thi mới.</w:t>
-      </w:r>
-    </w:p>
-    <w:p>
-      <w:pPr>
-        <w:widowControl/>
-        <w:numPr>
-          <w:ilvl w:val="1"/>
-          <w:numId w:val="39"/>
-        </w:numPr>
-        <w:autoSpaceDE/>
-        <w:autoSpaceDN/>
-        <w:spacing w:line="360" w:lineRule="auto"/>
-        <w:jc w:val="both"/>
-        <w:rPr>
-          <w:sz w:val="26"/>
-          <w:szCs w:val="26"/>
-          <w:lang w:eastAsia="vi-VN"/>
-        </w:rPr>
-      </w:pPr>
-      <w:r>
-        <w:rPr>
-          <w:sz w:val="26"/>
-          <w:szCs w:val="26"/>
-          <w:lang w:val="en-US" w:eastAsia="vi-VN"/>
-        </w:rPr>
-        <w:lastRenderedPageBreak/>
-        <w:t>thong_bao</w:t>
-      </w:r>
-      <w:r>
-        <w:rPr>
-          <w:sz w:val="26"/>
-          <w:szCs w:val="26"/>
-          <w:lang w:eastAsia="vi-VN"/>
-        </w:rPr>
-        <w:t xml:space="preserve"> nhận kết quả từ AI Service, </w:t>
-      </w:r>
-      <w:r>
-        <w:rPr>
-          <w:sz w:val="26"/>
-          <w:szCs w:val="26"/>
-          <w:lang w:val="en-US" w:eastAsia="vi-VN"/>
-        </w:rPr>
-        <w:t>Admin</w:t>
-      </w:r>
-      <w:r>
-        <w:rPr>
-          <w:sz w:val="26"/>
-          <w:szCs w:val="26"/>
-          <w:lang w:eastAsia="vi-VN"/>
-        </w:rPr>
-        <w:t xml:space="preserve"> Service gửi thông báo đến </w:t>
-      </w:r>
-      <w:r>
-        <w:rPr>
-          <w:sz w:val="26"/>
-          <w:szCs w:val="26"/>
-          <w:lang w:val="en-US" w:eastAsia="vi-VN"/>
-        </w:rPr>
-        <w:t>người dùng</w:t>
-      </w:r>
-      <w:r>
-        <w:rPr>
-          <w:sz w:val="26"/>
-          <w:szCs w:val="26"/>
-          <w:lang w:eastAsia="vi-VN"/>
-        </w:rPr>
-        <w:t>.</w:t>
+        <w:t>- /api/suggest-exam-info [POST]: Yêu cầu AI gợi ý cấu hình ma trận đề phù hợp.</w:t>
       </w:r>
     </w:p>
     <w:p>
@@ -14165,28 +13179,20 @@
           <w:lang w:val="en-US" w:eastAsia="vi-VN"/>
         </w:rPr>
       </w:pPr>
-      <w:bookmarkStart w:id="31" w:name="_Toc222941309"/>
-      <w:bookmarkStart w:id="32" w:name="_Toc236235215"/>
-      <w:bookmarkEnd w:id="31"/>
-      <w:bookmarkEnd w:id="32"/>
-      <w:r>
-        <w:t>3.1.6. API Gateway, Authentication (JWT, RBAC, API Gateway)</w:t>
-      </w:r>
-    </w:p>
-    <w:p>
-      <w:pPr>
-        <w:rPr>
-          <w:sz w:val="26"/>
-          <w:szCs w:val="26"/>
-          <w:lang w:eastAsia="vi-VN"/>
-        </w:rPr>
-      </w:pPr>
-      <w:r>
-        <w:t xml:space="preserve">API Gateway được triển khai như một lớp trung gian để định tuyến, cân bằng tải, và bảo mật giao tiếp </w:t>
-      </w:r>
-      <w:r>
-        <w:lastRenderedPageBreak/>
-        <w:t>giữa giao diện ReactJS frontend và các microservice backend trong hệ thống phần mềm ngân hàng câu hỏi trắc nghiệm. Kết hợp với các cơ chế xác thực như JWT, RBAC (Role-Based Access Control), và thư viện API Gateway, hệ thống đảm bảo quyền truy cập được quản lý chặt chẽ và dữ liệu được bảo vệ. Dưới đây là chi tiết về triển khai:</w:t>
+      <w:r>
+        <w:t>3.1.6. API Gateway, Authentication (JWT, RBAC)</w:t>
+      </w:r>
+    </w:p>
+    <w:p>
+      <w:pPr>
+        <w:rPr>
+          <w:sz w:val="26"/>
+          <w:szCs w:val="26"/>
+          <w:lang w:eastAsia="vi-VN"/>
+        </w:rPr>
+      </w:pPr>
+      <w:r>
+        <w:t>API Gateway đóng vai trò trung tâm định tuyến, lọc request và thực thi chính sách bảo mật cho toàn bộ hệ thống.</w:t>
       </w:r>
     </w:p>
     <w:p>
@@ -14199,11 +13205,7 @@
         </w:rPr>
       </w:pPr>
       <w:r>
-        <w:rPr>
-          <w:szCs w:val="26"/>
-          <w:lang w:eastAsia="vi-VN"/>
-        </w:rPr>
-        <w:t>3.1.6.1. API Gateway</w:t>
+        <w:t>3.1.6.1. API Gateway Python</w:t>
       </w:r>
     </w:p>
     <w:p>
@@ -14224,148 +13226,7 @@
         </w:rPr>
       </w:pPr>
       <w:r>
-        <w:t>Công cụ: Sử dụng API Gateway, một thư viện API Gateway dành cho Python FastAPI, cung cấp khả năng định tuyến, load balancing, và tích hợp xác thực.</w:t>
-      </w:r>
-    </w:p>
-    <w:p>
-      <w:pPr>
-        <w:widowControl/>
-        <w:numPr>
-          <w:ilvl w:val="0"/>
-          <w:numId w:val="41"/>
-        </w:numPr>
-        <w:autoSpaceDE/>
-        <w:autoSpaceDN/>
-        <w:spacing w:line="360" w:lineRule="auto"/>
-        <w:jc w:val="both"/>
-        <w:rPr>
-          <w:sz w:val="26"/>
-          <w:szCs w:val="26"/>
-          <w:lang w:eastAsia="vi-VN"/>
-        </w:rPr>
-      </w:pPr>
-      <w:r>
-        <w:rPr>
-          <w:b/>
-          <w:bCs/>
-          <w:sz w:val="26"/>
-          <w:szCs w:val="26"/>
-          <w:lang w:eastAsia="vi-VN"/>
-        </w:rPr>
-        <w:t>Lý do lựa chọn:</w:t>
-      </w:r>
-    </w:p>
-    <w:p>
-      <w:pPr>
-        <w:widowControl/>
-        <w:numPr>
-          <w:ilvl w:val="1"/>
-          <w:numId w:val="41"/>
-        </w:numPr>
-        <w:autoSpaceDE/>
-        <w:autoSpaceDN/>
-        <w:spacing w:line="360" w:lineRule="auto"/>
-        <w:jc w:val="both"/>
-        <w:rPr>
-          <w:sz w:val="26"/>
-          <w:szCs w:val="26"/>
-          <w:lang w:eastAsia="vi-VN"/>
-        </w:rPr>
-      </w:pPr>
-      <w:r>
-        <w:rPr>
-          <w:b/>
-          <w:sz w:val="26"/>
-        </w:rPr>
-        <w:t>Định tuyến tập trung: Quản lý tất cả các yêu cầu từ frontend, định tuyến đến các microservice (Auth Service, Exam Service, Exam Service, v.v.) mà không cần frontend biết trực tiếp địa chỉ.</w:t>
-      </w:r>
-    </w:p>
-    <w:p>
-      <w:pPr>
-        <w:widowControl/>
-        <w:numPr>
-          <w:ilvl w:val="1"/>
-          <w:numId w:val="41"/>
-        </w:numPr>
-        <w:autoSpaceDE/>
-        <w:autoSpaceDN/>
-        <w:spacing w:line="360" w:lineRule="auto"/>
-        <w:jc w:val="both"/>
-        <w:rPr>
-          <w:sz w:val="26"/>
-          <w:szCs w:val="26"/>
-          <w:lang w:eastAsia="vi-VN"/>
-        </w:rPr>
-      </w:pPr>
-      <w:r>
-        <w:rPr>
-          <w:b/>
-          <w:bCs/>
-          <w:sz w:val="26"/>
-          <w:szCs w:val="26"/>
-          <w:lang w:eastAsia="vi-VN"/>
-        </w:rPr>
-        <w:t>Bảo mật:</w:t>
-      </w:r>
-      <w:r>
-        <w:rPr>
-          <w:sz w:val="26"/>
-          <w:szCs w:val="26"/>
-          <w:lang w:eastAsia="vi-VN"/>
-        </w:rPr>
-        <w:t xml:space="preserve"> Hỗ trợ tích hợp JWT</w:t>
-      </w:r>
-      <w:r>
-        <w:rPr>
-          <w:sz w:val="26"/>
-          <w:szCs w:val="26"/>
-          <w:lang w:val="en-US" w:eastAsia="vi-VN"/>
-        </w:rPr>
-        <w:t xml:space="preserve"> </w:t>
-      </w:r>
-      <w:r>
-        <w:rPr>
-          <w:sz w:val="26"/>
-          <w:szCs w:val="26"/>
-          <w:lang w:eastAsia="vi-VN"/>
-        </w:rPr>
-        <w:t>và RBAC để kiểm soát truy cập.</w:t>
-      </w:r>
-    </w:p>
-    <w:p>
-      <w:pPr>
-        <w:widowControl/>
-        <w:numPr>
-          <w:ilvl w:val="1"/>
-          <w:numId w:val="41"/>
-        </w:numPr>
-        <w:autoSpaceDE/>
-        <w:autoSpaceDN/>
-        <w:spacing w:line="360" w:lineRule="auto"/>
-        <w:jc w:val="both"/>
-        <w:rPr>
-          <w:sz w:val="26"/>
-          <w:szCs w:val="26"/>
-          <w:lang w:eastAsia="vi-VN"/>
-        </w:rPr>
-      </w:pPr>
-      <w:r>
-        <w:rPr>
-          <w:b/>
-          <w:bCs/>
-          <w:sz w:val="26"/>
-          <w:szCs w:val="26"/>
-          <w:lang w:eastAsia="vi-VN"/>
-        </w:rPr>
-        <w:t>Khả năng mở rộng:</w:t>
-      </w:r>
-      <w:r>
-        <w:rPr>
-          <w:sz w:val="26"/>
-          <w:szCs w:val="26"/>
-          <w:lang w:eastAsia="vi-VN"/>
-        </w:rPr>
-        <w:t xml:space="preserve"> Dễ dàng thêm hoặc thay đổi microservice mà không ảnh hưởng đến frontend.</w:t>
+        <w:t>Được viết bằng Python FastAPI, API Gateway định tuyến và chuyển tiếp các yêu cầu của client đến các service tương ứng một cách linh hoạt, ẩn giấu cấu trúc cổng chạy nội bộ của các microservice.</w:t>
       </w:r>
     </w:p>
     <w:p>
@@ -14508,7 +13369,7 @@
         </w:rPr>
       </w:pPr>
       <w:r>
-        <w:t>API Gateway (API Gateway) và các microservice sẽ kiểm tra token để đảm bảo chỉ người dùng hợp lệ, có đủ quyền mới được truy cập endpoint.</w:t>
+        <w:t>API Gateway và các microservice sẽ kiểm tra token để đảm bảo chỉ người dùng hợp lệ, có đủ quyền mới được truy cập endpoint.</w:t>
       </w:r>
     </w:p>
     <w:p>
@@ -14605,6 +13466,90 @@
         </w:rPr>
       </w:pPr>
       <w:r>
+        <w:t>Tích hợp tốt với các thư viện bảo mật và phân quyền của FastAPI.</w:t>
+      </w:r>
+    </w:p>
+    <w:p>
+      <w:pPr>
+        <w:pStyle w:val="Heading2"/>
+        <w:spacing w:before="0" w:after="0"/>
+        <w:rPr>
+          <w:szCs w:val="26"/>
+          <w:lang w:eastAsia="vi-VN"/>
+        </w:rPr>
+      </w:pPr>
+      <w:bookmarkStart w:id="33" w:name="_Toc222941310"/>
+      <w:bookmarkStart w:id="34" w:name="_Toc236235216"/>
+      <w:r>
+        <w:rPr>
+          <w:bCs/>
+          <w:szCs w:val="26"/>
+          <w:lang w:eastAsia="vi-VN"/>
+        </w:rPr>
+        <w:t>3.</w:t>
+      </w:r>
+      <w:r>
+        <w:rPr>
+          <w:szCs w:val="26"/>
+          <w:lang w:eastAsia="vi-VN"/>
+        </w:rPr>
+        <w:t>2. Công cụ hỗ trợ dự án</w:t>
+      </w:r>
+      <w:bookmarkEnd w:id="33"/>
+      <w:bookmarkEnd w:id="34"/>
+    </w:p>
+    <w:p>
+      <w:pPr>
+        <w:rPr>
+          <w:sz w:val="26"/>
+          <w:szCs w:val="26"/>
+          <w:lang w:val="en-US" w:eastAsia="vi-VN"/>
+        </w:rPr>
+      </w:pPr>
+      <w:r>
+        <w:rPr>
+          <w:sz w:val="26"/>
+          <w:szCs w:val="26"/>
+          <w:lang w:val="en-US" w:eastAsia="vi-VN"/>
+        </w:rPr>
+        <w:tab/>
+      </w:r>
+      <w:r>
+        <w:rPr>
+          <w:sz w:val="26"/>
+          <w:szCs w:val="26"/>
+          <w:lang w:eastAsia="vi-VN"/>
+        </w:rPr>
+        <w:t>Bên cạnh các công nghệ cốt lõi dùng để phát triển hệ thống, dự án còn áp dụng nhiều công cụ và phương pháp hỗ trợ nhằm đảm bảo chất lượng phần mềm, tiến độ triển khai, khả năng bảo trì và hiệu năng hệ thống. Các công cụ này đóng vai trò quan trọng trong toàn bộ vòng đời phát triển phần mềm, từ giai đoạn thiết kế, phát triển, kiểm thử cho đến quản lý dự án và bảo trì.</w:t>
+      </w:r>
+    </w:p>
+    <w:p>
+      <w:pPr>
+        <w:pStyle w:val="Heading3"/>
+        <w:spacing w:before="0" w:after="0"/>
+        <w:rPr>
+          <w:szCs w:val="26"/>
+          <w:lang w:eastAsia="vi-VN"/>
+        </w:rPr>
+      </w:pPr>
+      <w:r>
+        <w:t>3.2.1. Kiểm thử thủ công (Manual Testing)</w:t>
+      </w:r>
+    </w:p>
+    <w:p>
+      <w:pPr>
+        <w:rPr>
+          <w:sz w:val="26"/>
+          <w:szCs w:val="26"/>
+          <w:lang w:eastAsia="vi-VN"/>
+        </w:rPr>
+      </w:pPr>
+      <w:r>
+        <w:t>Kiểm thử thủ công (Manual Testing) là phương pháp chính được sử dụng để kiểm tra và xác nhận tính đúng đắn của toàn bộ các tính năng trong hệ thống.</w:t>
+      </w:r>
+    </w:p>
+    <w:p>
+      <w:pPr>
         <w:rPr>
           <w:b/>
           <w:bCs/>
@@ -14612,125 +13557,7 @@
           <w:szCs w:val="26"/>
           <w:lang w:eastAsia="vi-VN"/>
         </w:rPr>
-        <w:t>Hiệu năng:</w:t>
-      </w:r>
-      <w:r>
-        <w:rPr>
-          <w:sz w:val="26"/>
-          <w:szCs w:val="26"/>
-          <w:lang w:eastAsia="vi-VN"/>
-        </w:rPr>
-        <w:t xml:space="preserve"> JWT dạng stateless, không cần truy vấn DB cho mỗi request → giảm tải cho hệ thống.</w:t>
-      </w:r>
-    </w:p>
-    <w:p>
-      <w:pPr>
-        <w:pStyle w:val="Heading2"/>
-        <w:spacing w:before="0" w:after="0"/>
-        <w:rPr>
-          <w:szCs w:val="26"/>
-          <w:lang w:eastAsia="vi-VN"/>
-        </w:rPr>
-      </w:pPr>
-      <w:bookmarkStart w:id="33" w:name="_Toc222941310"/>
-      <w:bookmarkStart w:id="34" w:name="_Toc236235216"/>
-      <w:r>
-        <w:rPr>
-          <w:bCs/>
-          <w:szCs w:val="26"/>
-          <w:lang w:eastAsia="vi-VN"/>
-        </w:rPr>
-        <w:t>3.</w:t>
-      </w:r>
-      <w:r>
-        <w:rPr>
-          <w:szCs w:val="26"/>
-          <w:lang w:eastAsia="vi-VN"/>
-        </w:rPr>
-        <w:t>2. Công cụ hỗ trợ dự án</w:t>
-      </w:r>
-      <w:bookmarkEnd w:id="33"/>
-      <w:bookmarkEnd w:id="34"/>
-    </w:p>
-    <w:p>
-      <w:pPr>
-        <w:rPr>
-          <w:sz w:val="26"/>
-          <w:szCs w:val="26"/>
-          <w:lang w:val="en-US" w:eastAsia="vi-VN"/>
-        </w:rPr>
-      </w:pPr>
-      <w:r>
-        <w:rPr>
-          <w:sz w:val="26"/>
-          <w:szCs w:val="26"/>
-          <w:lang w:val="en-US" w:eastAsia="vi-VN"/>
-        </w:rPr>
-        <w:tab/>
-      </w:r>
-      <w:r>
-        <w:rPr>
-          <w:sz w:val="26"/>
-          <w:szCs w:val="26"/>
-          <w:lang w:eastAsia="vi-VN"/>
-        </w:rPr>
-        <w:t>Bên cạnh các công nghệ cốt lõi dùng để phát triển hệ thống, dự án còn áp dụng nhiều công cụ và phương pháp hỗ trợ nhằm đảm bảo chất lượng phần mềm, tiến độ triển khai, khả năng bảo trì và hiệu năng hệ thống. Các công cụ này đóng vai trò quan trọng trong toàn bộ vòng đời phát triển phần mềm, từ giai đoạn thiết kế, phát triển, kiểm thử cho đến quản lý dự án và bảo trì.</w:t>
-      </w:r>
-    </w:p>
-    <w:p>
-      <w:pPr>
-        <w:pStyle w:val="Heading3"/>
-        <w:spacing w:before="0" w:after="0"/>
-        <w:rPr>
-          <w:szCs w:val="26"/>
-          <w:lang w:eastAsia="vi-VN"/>
-        </w:rPr>
-      </w:pPr>
-      <w:bookmarkStart w:id="35" w:name="_Toc222941311"/>
-      <w:bookmarkStart w:id="36" w:name="_Toc236235217"/>
-      <w:r>
-        <w:rPr>
-          <w:rFonts w:eastAsiaTheme="minorHAnsi"/>
-          <w:szCs w:val="26"/>
-          <w:lang w:eastAsia="vi-VN"/>
-        </w:rPr>
-        <w:lastRenderedPageBreak/>
-        <w:t>3.</w:t>
-      </w:r>
-      <w:r>
-        <w:rPr>
-          <w:szCs w:val="26"/>
-          <w:lang w:val="en-US" w:eastAsia="vi-VN"/>
-        </w:rPr>
-        <w:t>2.</w:t>
-      </w:r>
-      <w:r>
-        <w:rPr>
-          <w:rFonts w:eastAsiaTheme="minorHAnsi"/>
-          <w:szCs w:val="26"/>
-          <w:lang w:eastAsia="vi-VN"/>
-        </w:rPr>
-        <w:t>1. Kiểm thử hiệu năng: Apache JMeter</w:t>
-      </w:r>
-      <w:bookmarkEnd w:id="35"/>
-      <w:bookmarkEnd w:id="36"/>
-    </w:p>
-    <w:p>
-      <w:pPr>
-        <w:rPr>
-          <w:sz w:val="26"/>
-          <w:szCs w:val="26"/>
-          <w:lang w:eastAsia="vi-VN"/>
-        </w:rPr>
-      </w:pPr>
-      <w:r>
-        <w:rPr>
-          <w:sz w:val="26"/>
-          <w:szCs w:val="26"/>
-          <w:lang w:eastAsia="vi-VN"/>
-        </w:rPr>
-        <w:t xml:space="preserve">Apache JMeter là công cụ mã nguồn mở được sử dụng trong dự án nhằm </w:t>
-      </w:r>
+      </w:pPr>
       <w:r>
         <w:rPr>
           <w:b/>
@@ -14739,35 +13566,6 @@
           <w:szCs w:val="26"/>
           <w:lang w:eastAsia="vi-VN"/>
         </w:rPr>
-        <w:t>đánh giá hiệu năng và khả năng chịu tải của hệ thống</w:t>
-      </w:r>
-      <w:r>
-        <w:rPr>
-          <w:sz w:val="26"/>
-          <w:szCs w:val="26"/>
-          <w:lang w:eastAsia="vi-VN"/>
-        </w:rPr>
-        <w:t>, đặc biệt trong bối cảnh kiến trúc microservice và API Gateway.</w:t>
-      </w:r>
-    </w:p>
-    <w:p>
-      <w:pPr>
-        <w:rPr>
-          <w:b/>
-          <w:bCs/>
-          <w:sz w:val="26"/>
-          <w:szCs w:val="26"/>
-          <w:lang w:eastAsia="vi-VN"/>
-        </w:rPr>
-      </w:pPr>
-      <w:r>
-        <w:rPr>
-          <w:b/>
-          <w:bCs/>
-          <w:sz w:val="26"/>
-          <w:szCs w:val="26"/>
-          <w:lang w:eastAsia="vi-VN"/>
-        </w:rPr>
         <w:t>Mục đích sử dụng</w:t>
       </w:r>
     </w:p>
@@ -14780,12 +13578,7 @@
         </w:rPr>
       </w:pPr>
       <w:r>
-        <w:rPr>
-          <w:sz w:val="26"/>
-          <w:szCs w:val="26"/>
-          <w:lang w:eastAsia="vi-VN"/>
-        </w:rPr>
-        <w:t>Việc kiểm thử hiệu năng được thực hiện nhằm:</w:t>
+        <w:t>- Đảm bảo các luồng chức năng (đăng nhập, tạo đề, duyệt câu hỏi) chạy chính xác.</w:t>
       </w:r>
     </w:p>
     <w:p>
@@ -14806,12 +13599,7 @@
         </w:rPr>
       </w:pPr>
       <w:r>
-        <w:rPr>
-          <w:sz w:val="26"/>
-          <w:szCs w:val="26"/>
-          <w:lang w:eastAsia="vi-VN"/>
-        </w:rPr>
-        <w:t>Đánh giá khả năng xử lý đồng thời của hệ thống khi có nhiều người dùng truy cập.</w:t>
+        <w:t>- Xác minh giao diện người dùng hiển thị đúng chuẩn và trực quan.</w:t>
       </w:r>
     </w:p>
     <w:p>
@@ -14832,7 +13620,7 @@
         </w:rPr>
       </w:pPr>
       <w:r>
-        <w:t>Kiểm tra độ ổn định của API Gateway (API Gateway) khi chịu tải lớn.</w:t>
+        <w:t>- Đảm bảo chính sách phân quyền hoạt động đúng đối với các tài khoản vai trò khác nhau.</w:t>
       </w:r>
     </w:p>
     <w:p>
@@ -14853,36 +13641,7 @@
         </w:rPr>
       </w:pPr>
       <w:r>
-        <w:rPr>
-          <w:sz w:val="26"/>
-        </w:rPr>
-        <w:t>Phát hiện các điểm nghẽn (bottleneck) trong hệ thống như database, cache hoặc REST API.</w:t>
-      </w:r>
-    </w:p>
-    <w:p>
-      <w:pPr>
-        <w:widowControl/>
-        <w:numPr>
-          <w:ilvl w:val="0"/>
-          <w:numId w:val="60"/>
-        </w:numPr>
-        <w:autoSpaceDE/>
-        <w:autoSpaceDN/>
-        <w:spacing w:line="360" w:lineRule="auto"/>
-        <w:jc w:val="both"/>
-        <w:rPr>
-          <w:sz w:val="26"/>
-          <w:szCs w:val="26"/>
-          <w:lang w:eastAsia="vi-VN"/>
-        </w:rPr>
-      </w:pPr>
-      <w:r>
-        <w:rPr>
-          <w:sz w:val="26"/>
-          <w:szCs w:val="26"/>
-          <w:lang w:eastAsia="vi-VN"/>
-        </w:rPr>
-        <w:t>Đảm bảo hệ thống đáp ứng yêu cầu về thời gian phản hồi trong môi trường thực tế.</w:t>
+        <w:t>- Kiểm tra tính đúng đắn khi xuất file đề thi ra định dạng Word.</w:t>
       </w:r>
     </w:p>
     <w:p>
@@ -14915,12 +13674,7 @@
         </w:rPr>
       </w:pPr>
       <w:r>
-        <w:rPr>
-          <w:sz w:val="26"/>
-          <w:szCs w:val="26"/>
-          <w:lang w:eastAsia="vi-VN"/>
-        </w:rPr>
-        <w:t>Apache JMeter được sử dụng để kiểm thử:</w:t>
+        <w:t>- Phân hệ Xác thực: Login, Logout, phân quyền truy cập các trang quản trị.</w:t>
       </w:r>
     </w:p>
     <w:p>
@@ -14941,12 +13695,7 @@
         </w:rPr>
       </w:pPr>
       <w:r>
-        <w:rPr>
-          <w:sz w:val="26"/>
-          <w:szCs w:val="26"/>
-          <w:lang w:eastAsia="vi-VN"/>
-        </w:rPr>
-        <w:t>Các API chính của hệ thống: đăng nhập, truy vấn ngân hàng câu hỏi, tạo đề thi, gọi AI Service.</w:t>
+        <w:t>- Phân hệ Câu hỏi &amp; Đề thi: CRUD câu hỏi, tạo ma trận đề, sinh đề AI, duyệt đề.</w:t>
       </w:r>
     </w:p>
     <w:p>
@@ -14967,38 +13716,7 @@
         </w:rPr>
       </w:pPr>
       <w:r>
-        <w:rPr>
-          <w:sz w:val="26"/>
-          <w:szCs w:val="26"/>
-          <w:lang w:eastAsia="vi-VN"/>
-        </w:rPr>
-        <w:t>Các kịch bản tải đồng thời (concurrent users).</w:t>
-      </w:r>
-    </w:p>
-    <w:p>
-      <w:pPr>
-        <w:widowControl/>
-        <w:numPr>
-          <w:ilvl w:val="0"/>
-          <w:numId w:val="61"/>
-        </w:numPr>
-        <w:autoSpaceDE/>
-        <w:autoSpaceDN/>
-        <w:spacing w:line="360" w:lineRule="auto"/>
-        <w:jc w:val="both"/>
-        <w:rPr>
-          <w:sz w:val="26"/>
-          <w:szCs w:val="26"/>
-          <w:lang w:eastAsia="vi-VN"/>
-        </w:rPr>
-      </w:pPr>
-      <w:r>
-        <w:rPr>
-          <w:sz w:val="26"/>
-          <w:szCs w:val="26"/>
-          <w:lang w:eastAsia="vi-VN"/>
-        </w:rPr>
-        <w:t>Thời gian phản hồi (Response Time), thông lượng (Throughput) và tỷ lệ lỗi (Error Rate).</w:t>
+        <w:t>- Phân hệ Admin: Quản lý người dùng, nhóm quyền, nhật ký bảo mật.</w:t>
       </w:r>
     </w:p>
     <w:p>
@@ -15061,30 +13779,7 @@
         </w:rPr>
       </w:pPr>
       <w:r>
-        <w:rPr>
-          <w:sz w:val="26"/>
-          <w:szCs w:val="26"/>
-          <w:lang w:eastAsia="vi-VN"/>
-        </w:rPr>
-        <w:t xml:space="preserve">JMeter được cấu hình các </w:t>
-      </w:r>
-      <w:r>
-        <w:rPr>
-          <w:b/>
-          <w:bCs/>
-          <w:sz w:val="26"/>
-          <w:szCs w:val="26"/>
-          <w:lang w:eastAsia="vi-VN"/>
-        </w:rPr>
-        <w:t>Test Plan</w:t>
-      </w:r>
-      <w:r>
-        <w:rPr>
-          <w:sz w:val="26"/>
-          <w:szCs w:val="26"/>
-          <w:lang w:eastAsia="vi-VN"/>
-        </w:rPr>
-        <w:t xml:space="preserve"> với nhiều Thread Group, mô phỏng số lượng người dùng tăng dần.</w:t>
+        <w:t>- Chuẩn bị tài liệu kịch bản kiểm thử (testcases) chi tiết với dữ liệu mẫu.</w:t>
       </w:r>
     </w:p>
     <w:p>
@@ -15105,30 +13800,7 @@
         </w:rPr>
       </w:pPr>
       <w:r>
-        <w:rPr>
-          <w:sz w:val="26"/>
-          <w:szCs w:val="26"/>
-          <w:lang w:eastAsia="vi-VN"/>
-        </w:rPr>
-        <w:t xml:space="preserve">Các request được gửi thông qua </w:t>
-      </w:r>
-      <w:r>
-        <w:rPr>
-          <w:b/>
-          <w:bCs/>
-          <w:sz w:val="26"/>
-          <w:szCs w:val="26"/>
-          <w:lang w:eastAsia="vi-VN"/>
-        </w:rPr>
-        <w:t>API Gateway</w:t>
-      </w:r>
-      <w:r>
-        <w:rPr>
-          <w:sz w:val="26"/>
-          <w:szCs w:val="26"/>
-          <w:lang w:eastAsia="vi-VN"/>
-        </w:rPr>
-        <w:t>, phản ánh đúng kiến trúc triển khai thực tế.</w:t>
+        <w:t>- Đăng nhập bằng các tài khoản có vai trò khác nhau (Giáo viên, Tổ trưởng, Giáo vụ, Admin) để thực hiện các testcase.</w:t>
       </w:r>
     </w:p>
     <w:p>
@@ -15149,50 +13821,19 @@
         </w:rPr>
       </w:pPr>
       <w:r>
-        <w:rPr>
-          <w:sz w:val="26"/>
-          <w:szCs w:val="26"/>
-          <w:lang w:eastAsia="vi-VN"/>
-        </w:rPr>
-        <w:t>Kết quả kiểm thử được tổng hợp dưới dạng biểu đồ và báo cáo để phân tích hiệu năng.</w:t>
-      </w:r>
-    </w:p>
-    <w:p>
-      <w:pPr>
-        <w:rPr>
-          <w:b/>
-          <w:bCs/>
-          <w:sz w:val="26"/>
-          <w:szCs w:val="26"/>
-          <w:lang w:eastAsia="vi-VN"/>
-        </w:rPr>
-      </w:pPr>
-      <w:r>
-        <w:rPr>
-          <w:b/>
-          <w:bCs/>
-          <w:sz w:val="26"/>
-          <w:szCs w:val="26"/>
-          <w:lang w:eastAsia="vi-VN"/>
-        </w:rPr>
-        <w:t>Ý nghĩa đối với dự án</w:t>
-      </w:r>
-    </w:p>
-    <w:p>
-      <w:pPr>
-        <w:rPr>
-          <w:sz w:val="26"/>
-          <w:szCs w:val="26"/>
-          <w:lang w:eastAsia="vi-VN"/>
-        </w:rPr>
-      </w:pPr>
-      <w:r>
-        <w:rPr>
-          <w:sz w:val="26"/>
-          <w:szCs w:val="26"/>
-          <w:lang w:eastAsia="vi-VN"/>
-        </w:rPr>
-        <w:t>Việc sử dụng Apache JMeter giúp nhóm phát triển:</w:t>
+        <w:t>- Ghi nhận kết quả thực tế trên giao diện và so sánh với kết quả mong đợi.</w:t>
+      </w:r>
+    </w:p>
+    <w:p>
+      <w:pPr>
+        <w:rPr>
+          <w:sz w:val="26"/>
+          <w:szCs w:val="26"/>
+          <w:lang w:eastAsia="vi-VN"/>
+        </w:rPr>
+      </w:pPr>
+      <w:r>
+        <w:t>Việc thực hiện kiểm thử thủ công giúp nhóm phát triển:</w:t>
       </w:r>
     </w:p>
     <w:p>
@@ -15213,12 +13854,7 @@
         </w:rPr>
       </w:pPr>
       <w:r>
-        <w:rPr>
-          <w:sz w:val="26"/>
-          <w:szCs w:val="26"/>
-          <w:lang w:eastAsia="vi-VN"/>
-        </w:rPr>
-        <w:t>Đánh giá khách quan hiệu năng hệ thống.</w:t>
+        <w:t>- Phát hiện sớm các lỗi nghiệp vụ logic hoặc lỗi hiển thị giao diện.</w:t>
       </w:r>
     </w:p>
     <w:p>
@@ -15239,33 +13875,7 @@
         </w:rPr>
       </w:pPr>
       <w:r>
-        <w:t>Có cơ sở đề xuất các giải pháp tối ưu như truy vấn tối ưu, scale service hoặc tinh chỉnh cấu hình Python Process.</w:t>
-      </w:r>
-    </w:p>
-    <w:p>
-      <w:pPr>
-        <w:widowControl/>
-        <w:numPr>
-          <w:ilvl w:val="0"/>
-          <w:numId w:val="63"/>
-        </w:numPr>
-        <w:autoSpaceDE/>
-        <w:autoSpaceDN/>
-        <w:spacing w:line="360" w:lineRule="auto"/>
-        <w:jc w:val="both"/>
-        <w:rPr>
-          <w:sz w:val="26"/>
-          <w:szCs w:val="26"/>
-          <w:lang w:eastAsia="vi-VN"/>
-        </w:rPr>
-      </w:pPr>
-      <w:r>
-        <w:rPr>
-          <w:sz w:val="26"/>
-          <w:szCs w:val="26"/>
-          <w:lang w:eastAsia="vi-VN"/>
-        </w:rPr>
-        <w:t>Nâng cao độ tin cậy của hệ thống trước khi đưa vào vận hành chính thức.</w:t>
+        <w:t>- Đảm bảo tính trải nghiệm người dùng tối ưu trước khi bàn giao hệ thống.</w:t>
       </w:r>
     </w:p>
     <w:p>
@@ -16030,47 +14640,20 @@
           <w:lang w:eastAsia="vi-VN"/>
         </w:rPr>
       </w:pPr>
-      <w:bookmarkStart w:id="41" w:name="_Toc222941314"/>
-      <w:bookmarkStart w:id="42" w:name="_Toc236235220"/>
-      <w:r>
-        <w:rPr>
-          <w:szCs w:val="26"/>
-          <w:lang w:eastAsia="vi-VN"/>
-        </w:rPr>
-        <w:t>3.</w:t>
-      </w:r>
-      <w:r>
-        <w:rPr>
-          <w:szCs w:val="26"/>
-          <w:lang w:val="en-US" w:eastAsia="vi-VN"/>
-        </w:rPr>
-        <w:t>2</w:t>
-      </w:r>
-      <w:r>
-        <w:rPr>
-          <w:szCs w:val="26"/>
-          <w:lang w:eastAsia="vi-VN"/>
-        </w:rPr>
-        <w:t>.4. Quản lý mã nguồn: SVN (Subversion)</w:t>
-      </w:r>
-      <w:bookmarkEnd w:id="41"/>
-      <w:bookmarkEnd w:id="42"/>
-    </w:p>
-    <w:p>
-      <w:pPr>
-        <w:rPr>
-          <w:sz w:val="26"/>
-          <w:szCs w:val="26"/>
-          <w:lang w:eastAsia="vi-VN"/>
-        </w:rPr>
-      </w:pPr>
-      <w:r>
-        <w:rPr>
-          <w:sz w:val="26"/>
-          <w:szCs w:val="26"/>
-          <w:lang w:eastAsia="vi-VN"/>
-        </w:rPr>
-        <w:t>SVN (Subversion) được sử dụng để quản lý phiên bản mã nguồn trong suốt quá trình phát triển dự án.</w:t>
+      <w:r>
+        <w:t>3.2.4. Quản lý mã nguồn: Git và GitHub</w:t>
+      </w:r>
+    </w:p>
+    <w:p>
+      <w:pPr>
+        <w:rPr>
+          <w:sz w:val="26"/>
+          <w:szCs w:val="26"/>
+          <w:lang w:eastAsia="vi-VN"/>
+        </w:rPr>
+      </w:pPr>
+      <w:r>
+        <w:t>Git là hệ thống quản lý phiên bản phân tán (DVCS) được sử dụng để kiểm soát các thay đổi của mã nguồn trong suốt quá trình phát triển dự án. GitHub được sử dụng làm nền tảng lưu trữ mã nguồn tập trung, hỗ trợ làm việc nhóm và theo dõi tiến độ.</w:t>
       </w:r>
     </w:p>
     <w:p>
@@ -16084,14 +14667,7 @@
         </w:rPr>
       </w:pPr>
       <w:r>
-        <w:rPr>
-          <w:b/>
-          <w:bCs/>
-          <w:sz w:val="26"/>
-          <w:szCs w:val="26"/>
-          <w:lang w:eastAsia="vi-VN"/>
-        </w:rPr>
-        <w:t>Vai trò của SVN</w:t>
+        <w:t>Vai trò của Git và GitHub</w:t>
       </w:r>
     </w:p>
     <w:p>
@@ -16112,12 +14688,7 @@
         </w:rPr>
       </w:pPr>
       <w:r>
-        <w:rPr>
-          <w:sz w:val="26"/>
-          <w:szCs w:val="26"/>
-          <w:lang w:eastAsia="vi-VN"/>
-        </w:rPr>
-        <w:t>Lưu trữ tập trung toàn bộ mã nguồn của hệ thống.</w:t>
+        <w:t>- Lưu trữ tập trung toàn bộ mã nguồn frontend, backend, gateway trên GitHub.</w:t>
       </w:r>
     </w:p>
     <w:p>
@@ -16138,12 +14709,7 @@
         </w:rPr>
       </w:pPr>
       <w:r>
-        <w:rPr>
-          <w:sz w:val="26"/>
-          <w:szCs w:val="26"/>
-          <w:lang w:eastAsia="vi-VN"/>
-        </w:rPr>
-        <w:t>Theo dõi lịch sử thay đổi của từng file.</w:t>
+        <w:t>- Theo dõi lịch sử thay đổi chi tiết qua các commit.</w:t>
       </w:r>
     </w:p>
     <w:p>
@@ -16164,13 +14730,7 @@
         </w:rPr>
       </w:pPr>
       <w:r>
-        <w:rPr>
-          <w:sz w:val="26"/>
-          <w:szCs w:val="26"/>
-          <w:lang w:eastAsia="vi-VN"/>
-        </w:rPr>
-        <w:lastRenderedPageBreak/>
-        <w:t>Hỗ trợ làm việc nhóm và kiểm soát xung đột mã nguồn.</w:t>
+        <w:t>- Hỗ trợ làm việc nhóm, quản lý xung đột mã nguồn hiệu quả qua Pull Request.</w:t>
       </w:r>
     </w:p>
     <w:p>
@@ -16184,14 +14744,7 @@
         </w:rPr>
       </w:pPr>
       <w:r>
-        <w:rPr>
-          <w:b/>
-          <w:bCs/>
-          <w:sz w:val="26"/>
-          <w:szCs w:val="26"/>
-          <w:lang w:eastAsia="vi-VN"/>
-        </w:rPr>
-        <w:t>Cách tổ chức mã nguồn</w:t>
+        <w:t>Quy trình làm việc (Git Workflow)</w:t>
       </w:r>
     </w:p>
     <w:p>
@@ -16212,12 +14765,7 @@
         </w:rPr>
       </w:pPr>
       <w:r>
-        <w:rPr>
-          <w:sz w:val="26"/>
-          <w:szCs w:val="26"/>
-          <w:lang w:eastAsia="vi-VN"/>
-        </w:rPr>
-        <w:t>Phân chia rõ ràng các module: frontend, backend, gateway, AI service.</w:t>
+        <w:t>- Các thành viên phát triển tính năng mới trên các nhánh (branches) riêng biệt.</w:t>
       </w:r>
     </w:p>
     <w:p>
@@ -16238,38 +14786,7 @@
         </w:rPr>
       </w:pPr>
       <w:r>
-        <w:rPr>
-          <w:sz w:val="26"/>
-          <w:szCs w:val="26"/>
-          <w:lang w:eastAsia="vi-VN"/>
-        </w:rPr>
-        <w:t>Sử dụng các nhánh (branch) cho phát triển và sửa lỗi.</w:t>
-      </w:r>
-    </w:p>
-    <w:p>
-      <w:pPr>
-        <w:widowControl/>
-        <w:numPr>
-          <w:ilvl w:val="0"/>
-          <w:numId w:val="71"/>
-        </w:numPr>
-        <w:autoSpaceDE/>
-        <w:autoSpaceDN/>
-        <w:spacing w:line="360" w:lineRule="auto"/>
-        <w:jc w:val="both"/>
-        <w:rPr>
-          <w:sz w:val="26"/>
-          <w:szCs w:val="26"/>
-          <w:lang w:eastAsia="vi-VN"/>
-        </w:rPr>
-      </w:pPr>
-      <w:r>
-        <w:rPr>
-          <w:sz w:val="26"/>
-          <w:szCs w:val="26"/>
-          <w:lang w:eastAsia="vi-VN"/>
-        </w:rPr>
-        <w:t>Commit theo từng chức năng hoặc Sprint.</w:t>
+        <w:t>- Thực hiện review code trước khi gộp (merge) vào nhánh chính (main/dev).</w:t>
       </w:r>
     </w:p>
     <w:p>
@@ -16283,14 +14800,7 @@
         </w:rPr>
       </w:pPr>
       <w:r>
-        <w:rPr>
-          <w:b/>
-          <w:bCs/>
-          <w:sz w:val="26"/>
-          <w:szCs w:val="26"/>
-          <w:lang w:eastAsia="vi-VN"/>
-        </w:rPr>
-        <w:t>Ý nghĩa đối với dự án</w:t>
+        <w:t>Ý nghĩa</w:t>
       </w:r>
     </w:p>
     <w:p>
@@ -16311,12 +14821,7 @@
         </w:rPr>
       </w:pPr>
       <w:r>
-        <w:rPr>
-          <w:sz w:val="26"/>
-          <w:szCs w:val="26"/>
-          <w:lang w:eastAsia="vi-VN"/>
-        </w:rPr>
-        <w:t>Đảm bảo an toàn mã nguồn.</w:t>
+        <w:t>- Đảm bảo an toàn mã nguồn dự án.</w:t>
       </w:r>
     </w:p>
     <w:p>
@@ -16337,38 +14842,7 @@
         </w:rPr>
       </w:pPr>
       <w:r>
-        <w:rPr>
-          <w:sz w:val="26"/>
-          <w:szCs w:val="26"/>
-          <w:lang w:eastAsia="vi-VN"/>
-        </w:rPr>
-        <w:t>Dễ dàng rollback khi xảy ra lỗi.</w:t>
-      </w:r>
-    </w:p>
-    <w:p>
-      <w:pPr>
-        <w:widowControl/>
-        <w:numPr>
-          <w:ilvl w:val="0"/>
-          <w:numId w:val="72"/>
-        </w:numPr>
-        <w:autoSpaceDE/>
-        <w:autoSpaceDN/>
-        <w:spacing w:line="360" w:lineRule="auto"/>
-        <w:jc w:val="both"/>
-        <w:rPr>
-          <w:sz w:val="26"/>
-          <w:szCs w:val="26"/>
-          <w:lang w:eastAsia="vi-VN"/>
-        </w:rPr>
-      </w:pPr>
-      <w:r>
-        <w:rPr>
-          <w:sz w:val="26"/>
-          <w:szCs w:val="26"/>
-          <w:lang w:eastAsia="vi-VN"/>
-        </w:rPr>
-        <w:t>Phù hợp với quy trình CI/CD bằng Jenkins.</w:t>
+        <w:t>- Dễ dàng rollback về phiên bản ổn định trước đó khi gặp lỗi.</w:t>
       </w:r>
     </w:p>
     <w:p>
@@ -16380,71 +14854,44 @@
           <w:lang w:eastAsia="vi-VN"/>
         </w:rPr>
       </w:pPr>
-      <w:bookmarkStart w:id="43" w:name="_Toc222941315"/>
-      <w:bookmarkStart w:id="44" w:name="_Toc236235221"/>
-      <w:r>
-        <w:rPr>
-          <w:lang w:eastAsia="vi-VN"/>
-        </w:rPr>
-        <w:t xml:space="preserve">3.2.5. </w:t>
-      </w:r>
-      <w:r>
-        <w:rPr>
-          <w:lang w:eastAsia="vi-VN"/>
-        </w:rPr>
-        <w:t>Tích hợp CI/CD sử dụng Jenkins</w:t>
-      </w:r>
-      <w:bookmarkEnd w:id="43"/>
-      <w:bookmarkEnd w:id="44"/>
-    </w:p>
-    <w:p>
-      <w:pPr>
-        <w:rPr>
-          <w:sz w:val="26"/>
-          <w:szCs w:val="26"/>
-          <w:lang w:eastAsia="vi-VN"/>
-        </w:rPr>
-      </w:pPr>
-      <w:r>
-        <w:rPr>
-          <w:sz w:val="26"/>
-        </w:rPr>
-        <w:t>Trong kiến trúc Microservice, hệ thống Web Application hỗ trợ tạo sinh và quản lý ngân hàng đề thi trắc nghiệm được xây dựng từ nhiều dịch vụ độc lập như: Exam Service, Exam Service, AI Service, Analytics Service,…. Việc quản lý mã nguồn và triển khai thủ công các dịch vụ này dễ gây sai lệch phiên bản, phát sinh lỗi cấu hình và tiềm ẩn rủi ro bảo mật.</w:t>
-      </w:r>
-    </w:p>
-    <w:p>
-      <w:pPr>
-        <w:rPr>
-          <w:sz w:val="26"/>
-          <w:szCs w:val="26"/>
-          <w:lang w:eastAsia="vi-VN"/>
-        </w:rPr>
-      </w:pPr>
-      <w:r>
-        <w:rPr>
-          <w:sz w:val="26"/>
-          <w:szCs w:val="26"/>
-          <w:lang w:eastAsia="vi-VN"/>
-        </w:rPr>
-        <w:t>Do đó, hệ thống áp dụng mô hình CI/CD (Continuous Integration / Continuous Deployment) với Subversion (SVN) làm hệ thống quản lý mã nguồn và Jenkins làm công cụ tự động hóa quy trình build – test – deploy, nhằm nâng cao tính ổn định, bảo mật và khả năng mở rộng của hệ thống.</w:t>
-      </w:r>
-    </w:p>
-    <w:p>
-      <w:pPr>
-        <w:rPr>
-          <w:sz w:val="26"/>
-          <w:szCs w:val="26"/>
-          <w:lang w:eastAsia="vi-VN"/>
-        </w:rPr>
-      </w:pPr>
-      <w:r>
-        <w:rPr>
-          <w:sz w:val="26"/>
-          <w:szCs w:val="26"/>
-          <w:lang w:eastAsia="vi-VN"/>
-        </w:rPr>
-        <w:tab/>
-        <w:t xml:space="preserve">Các pipeline </w:t>
+      <w:r>
+        <w:t>3.2.5. Tích hợp và Quản lý dự án sử dụng GitHub</w:t>
+      </w:r>
+    </w:p>
+    <w:p>
+      <w:pPr>
+        <w:rPr>
+          <w:sz w:val="26"/>
+          <w:szCs w:val="26"/>
+          <w:lang w:eastAsia="vi-VN"/>
+        </w:rPr>
+      </w:pPr>
+      <w:r>
+        <w:t>Trong kiến trúc Microservice, hệ thống bao gồm nhiều dịch vụ độc lập như Auth, Exam, AI, Analytics và Gateway. Việc quản trị và đồng bộ mã nguồn giữa các dịch vụ đòi hỏi một quy trình quản lý nhất quán để tránh xung đột cấu hình.</w:t>
+      </w:r>
+    </w:p>
+    <w:p>
+      <w:pPr>
+        <w:rPr>
+          <w:sz w:val="26"/>
+          <w:szCs w:val="26"/>
+          <w:lang w:eastAsia="vi-VN"/>
+        </w:rPr>
+      </w:pPr>
+      <w:r>
+        <w:t>Do đó, hệ thống áp dụng nền tảng GitHub để quản lý mã nguồn tập trung, kết hợp với các kịch bản khởi chạy tự động trên máy chủ cục bộ (local) hoặc staging. Điều này giúp nâng cao tính ổn định và tính linh hoạt khi triển khai.</w:t>
+      </w:r>
+    </w:p>
+    <w:p>
+      <w:pPr>
+        <w:rPr>
+          <w:sz w:val="26"/>
+          <w:szCs w:val="26"/>
+          <w:lang w:eastAsia="vi-VN"/>
+        </w:rPr>
+      </w:pPr>
+      <w:r>
+        <w:t>Quy trình tích hợp và khởi chạy tự động:</w:t>
       </w:r>
     </w:p>
     <w:p>
@@ -16452,165 +14899,51 @@
         <w:keepNext/>
       </w:pPr>
       <w:r>
-        <w:rPr>
-          <w:noProof/>
-          <w:sz w:val="26"/>
-          <w:szCs w:val="26"/>
-          <w:lang w:val="en-US"/>
-        </w:rPr>
-        <w:drawing>
-          <wp:inline distT="0" distB="0" distL="0" distR="0" wp14:anchorId="0759C240" wp14:editId="197DB96A">
-            <wp:extent cx="5494020" cy="2946150"/>
-            <wp:effectExtent l="0" t="0" r="0" b="6985"/>
-            <wp:docPr id="676383336" name="Picture 1"/>
-            <wp:cNvGraphicFramePr>
-              <a:graphicFrameLocks xmlns:a="http://schemas.openxmlformats.org/drawingml/2006/main" noChangeAspect="1"/>
-            </wp:cNvGraphicFramePr>
-            <a:graphic xmlns:a="http://schemas.openxmlformats.org/drawingml/2006/main">
-              <a:graphicData uri="http://schemas.openxmlformats.org/drawingml/2006/picture">
-                <pic:pic xmlns:pic="http://schemas.openxmlformats.org/drawingml/2006/picture">
-                  <pic:nvPicPr>
-                    <pic:cNvPr id="676383336" name=""/>
-                    <pic:cNvPicPr/>
-                  </pic:nvPicPr>
-                  <pic:blipFill>
-                    <a:blip r:embed="rId17"/>
-                    <a:stretch>
-                      <a:fillRect/>
-                    </a:stretch>
-                  </pic:blipFill>
-                  <pic:spPr>
-                    <a:xfrm>
-                      <a:off x="0" y="0"/>
-                      <a:ext cx="5496351" cy="2947400"/>
-                    </a:xfrm>
-                    <a:prstGeom prst="rect">
-                      <a:avLst/>
-                    </a:prstGeom>
-                  </pic:spPr>
-                </pic:pic>
-              </a:graphicData>
-            </a:graphic>
-          </wp:inline>
-        </w:drawing>
-      </w:r>
-    </w:p>
-    <w:p>
-      <w:pPr>
-        <w:pStyle w:val="Caption"/>
+        <w:t>- Đồng bộ mã nguồn: Thành viên commit và push mã nguồn lên repository GitHub chung.</w:t>
+      </w:r>
+    </w:p>
+    <w:p>
+      <w:pPr>
         <w:spacing w:after="0" w:line="360" w:lineRule="auto"/>
         <w:rPr>
           <w:szCs w:val="26"/>
           <w:lang w:eastAsia="vi-VN"/>
         </w:rPr>
       </w:pPr>
-      <w:bookmarkStart w:id="45" w:name="_Toc222941543"/>
-      <w:r>
-        <w:t xml:space="preserve">Hình 3. </w:t>
-      </w:r>
-      <w:fldSimple w:instr=" SEQ Hình_3. \* ARABIC ">
-        <w:r>
-          <w:rPr>
-            <w:noProof/>
-          </w:rPr>
-          <w:t>3</w:t>
-        </w:r>
-      </w:fldSimple>
-      <w:r>
-        <w:t>. Pipeine build backend</w:t>
-      </w:r>
-      <w:bookmarkEnd w:id="45"/>
+      <w:r>
+        <w:t>- Quản lý nhánh: Sử dụng Pull Request để phê duyệt và merge mã nguồn.</w:t>
+      </w:r>
     </w:p>
     <w:p>
       <w:pPr>
         <w:keepNext/>
       </w:pPr>
       <w:r>
-        <w:rPr>
-          <w:noProof/>
-          <w:sz w:val="26"/>
-          <w:szCs w:val="26"/>
-          <w:lang w:val="en-US"/>
-        </w:rPr>
-        <w:lastRenderedPageBreak/>
-        <w:drawing>
-          <wp:inline distT="0" distB="0" distL="0" distR="0" wp14:anchorId="073ED8C6" wp14:editId="110EDF6D">
-            <wp:extent cx="5579745" cy="2961005"/>
-            <wp:effectExtent l="0" t="0" r="1905" b="0"/>
-            <wp:docPr id="31371470" name="Picture 1"/>
-            <wp:cNvGraphicFramePr>
-              <a:graphicFrameLocks xmlns:a="http://schemas.openxmlformats.org/drawingml/2006/main" noChangeAspect="1"/>
-            </wp:cNvGraphicFramePr>
-            <a:graphic xmlns:a="http://schemas.openxmlformats.org/drawingml/2006/main">
-              <a:graphicData uri="http://schemas.openxmlformats.org/drawingml/2006/picture">
-                <pic:pic xmlns:pic="http://schemas.openxmlformats.org/drawingml/2006/picture">
-                  <pic:nvPicPr>
-                    <pic:cNvPr id="31371470" name=""/>
-                    <pic:cNvPicPr/>
-                  </pic:nvPicPr>
-                  <pic:blipFill>
-                    <a:blip r:embed="rId18"/>
-                    <a:stretch>
-                      <a:fillRect/>
-                    </a:stretch>
-                  </pic:blipFill>
-                  <pic:spPr>
-                    <a:xfrm>
-                      <a:off x="0" y="0"/>
-                      <a:ext cx="5579745" cy="2961005"/>
-                    </a:xfrm>
-                    <a:prstGeom prst="rect">
-                      <a:avLst/>
-                    </a:prstGeom>
-                  </pic:spPr>
-                </pic:pic>
-              </a:graphicData>
-            </a:graphic>
-          </wp:inline>
-        </w:drawing>
-      </w:r>
-    </w:p>
-    <w:p>
-      <w:pPr>
-        <w:pStyle w:val="Caption"/>
+        <w:t>- Triển khai cục bộ: Sử dụng script start_services.py để khởi động toàn bộ các dịch vụ backend đồng thời chỉ bằng một lệnh duy nhất.</w:t>
+      </w:r>
+    </w:p>
+    <w:p>
+      <w:pPr>
         <w:spacing w:after="0" w:line="360" w:lineRule="auto"/>
         <w:rPr>
           <w:szCs w:val="26"/>
           <w:lang w:eastAsia="vi-VN"/>
         </w:rPr>
       </w:pPr>
-      <w:bookmarkStart w:id="46" w:name="_Toc222941544"/>
-      <w:r>
-        <w:t xml:space="preserve">Hình 3. </w:t>
-      </w:r>
-      <w:fldSimple w:instr=" SEQ Hình_3. \* ARABIC ">
-        <w:r>
-          <w:rPr>
-            <w:noProof/>
-          </w:rPr>
-          <w:t>4</w:t>
-        </w:r>
-      </w:fldSimple>
-      <w:r>
-        <w:t>. Pipeline build frontend</w:t>
-      </w:r>
-      <w:bookmarkEnd w:id="46"/>
-    </w:p>
-    <w:p>
-      <w:pPr>
-        <w:rPr>
-          <w:sz w:val="26"/>
-          <w:szCs w:val="26"/>
-          <w:lang w:eastAsia="vi-VN"/>
-        </w:rPr>
-      </w:pPr>
-      <w:r>
-        <w:rPr>
-          <w:sz w:val="26"/>
-          <w:szCs w:val="26"/>
-          <w:lang w:eastAsia="vi-VN"/>
-        </w:rPr>
-        <w:t>Việc áp dụng CI/CD mang lại các lợi ích:</w:t>
+      <w:r>
+        <w:t>Lợi ích mang lại:</w:t>
+      </w:r>
+    </w:p>
+    <w:p>
+      <w:pPr>
+        <w:rPr>
+          <w:sz w:val="26"/>
+          <w:szCs w:val="26"/>
+          <w:lang w:eastAsia="vi-VN"/>
+        </w:rPr>
+      </w:pPr>
+      <w:r>
+        <w:t>- Đồng bộ hóa mã nguồn nhanh chóng giữa các nhà phát triển.</w:t>
       </w:r>
     </w:p>
     <w:p>
@@ -16631,12 +14964,7 @@
         </w:rPr>
       </w:pPr>
       <w:r>
-        <w:rPr>
-          <w:sz w:val="26"/>
-          <w:szCs w:val="26"/>
-          <w:lang w:eastAsia="vi-VN"/>
-        </w:rPr>
-        <w:t>Kiểm soát phiên bản chặt chẽ nhờ SVN</w:t>
+        <w:t>- Giảm lỗi triển khai do cấu hình tự động cổng chạy.</w:t>
       </w:r>
     </w:p>
     <w:p>
@@ -16657,90 +14985,7 @@
         </w:rPr>
       </w:pPr>
       <w:r>
-        <w:rPr>
-          <w:sz w:val="26"/>
-          <w:szCs w:val="26"/>
-          <w:lang w:eastAsia="vi-VN"/>
-        </w:rPr>
-        <w:t>Giảm lỗi triển khai do tự động hóa</w:t>
-      </w:r>
-    </w:p>
-    <w:p>
-      <w:pPr>
-        <w:widowControl/>
-        <w:numPr>
-          <w:ilvl w:val="0"/>
-          <w:numId w:val="73"/>
-        </w:numPr>
-        <w:autoSpaceDE/>
-        <w:autoSpaceDN/>
-        <w:spacing w:line="360" w:lineRule="auto"/>
-        <w:jc w:val="both"/>
-        <w:rPr>
-          <w:sz w:val="26"/>
-          <w:szCs w:val="26"/>
-          <w:lang w:eastAsia="vi-VN"/>
-        </w:rPr>
-      </w:pPr>
-      <w:r>
-        <w:rPr>
-          <w:sz w:val="26"/>
-          <w:szCs w:val="26"/>
-          <w:lang w:eastAsia="vi-VN"/>
-        </w:rPr>
-        <w:t>Triển khai nhanh, ít downtime</w:t>
-      </w:r>
-    </w:p>
-    <w:p>
-      <w:pPr>
-        <w:widowControl/>
-        <w:numPr>
-          <w:ilvl w:val="0"/>
-          <w:numId w:val="73"/>
-        </w:numPr>
-        <w:autoSpaceDE/>
-        <w:autoSpaceDN/>
-        <w:spacing w:line="360" w:lineRule="auto"/>
-        <w:jc w:val="both"/>
-        <w:rPr>
-          <w:sz w:val="26"/>
-          <w:szCs w:val="26"/>
-          <w:lang w:eastAsia="vi-VN"/>
-        </w:rPr>
-      </w:pPr>
-      <w:r>
-        <w:rPr>
-          <w:sz w:val="26"/>
-          <w:szCs w:val="26"/>
-          <w:lang w:eastAsia="vi-VN"/>
-        </w:rPr>
-        <w:t>Dễ rollback khi phát hiện lỗi hoặc sự cố bảo mật</w:t>
-      </w:r>
-    </w:p>
-    <w:p>
-      <w:pPr>
-        <w:widowControl/>
-        <w:numPr>
-          <w:ilvl w:val="0"/>
-          <w:numId w:val="73"/>
-        </w:numPr>
-        <w:autoSpaceDE/>
-        <w:autoSpaceDN/>
-        <w:spacing w:line="360" w:lineRule="auto"/>
-        <w:jc w:val="both"/>
-        <w:rPr>
-          <w:sz w:val="26"/>
-          <w:szCs w:val="26"/>
-          <w:lang w:eastAsia="vi-VN"/>
-        </w:rPr>
-      </w:pPr>
-      <w:r>
-        <w:rPr>
-          <w:sz w:val="26"/>
-          <w:szCs w:val="26"/>
-          <w:lang w:eastAsia="vi-VN"/>
-        </w:rPr>
-        <w:t>Phù hợp môi trường triển khai thực tế trong giáo dục</w:t>
+        <w:t>- Triển khai chạy thử nghiệm dễ dàng trên nhiều môi trường khác nhau.</w:t>
       </w:r>
     </w:p>
     <w:p>
@@ -16753,12 +14998,8 @@
           <w:lang w:eastAsia="vi-VN"/>
         </w:rPr>
       </w:pPr>
-      <w:bookmarkStart w:id="47" w:name="_Toc222941316"/>
-      <w:bookmarkStart w:id="48" w:name="_Toc236235222"/>
-      <w:bookmarkEnd w:id="47"/>
-      <w:bookmarkEnd w:id="48"/>
-      <w:r>
-        <w:t>3.3. Triển khai HTTP REST API trong hệ thống</w:t>
+      <w:r>
+        <w:t>3.3. Cơ chế định tuyến và giao tiếp giữa các Microservice</w:t>
       </w:r>
     </w:p>
     <w:p>
@@ -16772,7 +15013,7 @@
         </w:rPr>
       </w:pPr>
       <w:r>
-        <w:t>HTTP REST API được triển khai như một thành phần cốt lõi để hỗ trợ giao tiếp đồng bộ qua REST API giữa các microservice trong hệ thống phần mềm ngân hàng câu hỏi trắc nghiệm. Việc sử dụng mô hình Request-Response (xuất bản-đăng ký) cho phép các dịch vụ như Exam Service, AI Service, và Exam Service trao đổi thông điệp một cách hiệu quả, đặc biệt trong quy trình sinh đề thi. Dưới đây là chi tiết về triển khai, tập trung vào mô hình Request-Response.</w:t>
+        <w:t>Giao tiếp giữa các microservice trong hệ thống được thực hiện trực tiếp thông qua các yêu cầu HTTP REST API, kết hợp với cơ chế định tuyến proxy của API Gateway.</w:t>
       </w:r>
     </w:p>
     <w:p>
@@ -16786,34 +15027,19 @@
         </w:rPr>
       </w:pPr>
       <w:r>
-        <w:t>3.2.1. Quy trình Request-Response khi tạo đề thi</w:t>
-      </w:r>
-    </w:p>
-    <w:p>
-      <w:pPr>
-        <w:rPr>
-          <w:sz w:val="26"/>
-          <w:szCs w:val="26"/>
-          <w:lang w:eastAsia="vi-VN"/>
-        </w:rPr>
-      </w:pPr>
-      <w:r>
-        <w:rPr>
-          <w:b/>
-          <w:bCs/>
-          <w:sz w:val="26"/>
-          <w:szCs w:val="26"/>
-          <w:lang w:eastAsia="vi-VN"/>
-        </w:rPr>
-        <w:t>Mô hình publish-subscribe</w:t>
-      </w:r>
-      <w:r>
-        <w:rPr>
-          <w:sz w:val="26"/>
-          <w:szCs w:val="26"/>
-          <w:lang w:eastAsia="vi-VN"/>
-        </w:rPr>
-        <w:t xml:space="preserve"> được áp dụng để xử lý yêu cầu sinh đề thi một cách bất đồng bộ, đảm bảo rằng các microservice có thể hoạt động độc lập mà không cần chờ đợi trực tiếp lẫn nhau. Quy trình này bao gồm các bước sau:</w:t>
+        <w:t>3.3.1. Quy trình giao tiếp khi sinh đề thi tự động</w:t>
+      </w:r>
+    </w:p>
+    <w:p>
+      <w:pPr>
+        <w:rPr>
+          <w:sz w:val="26"/>
+          <w:szCs w:val="26"/>
+          <w:lang w:eastAsia="vi-VN"/>
+        </w:rPr>
+      </w:pPr>
+      <w:r>
+        <w:t>Quy trình sinh đề thi tự động được thực hiện qua các bước giao tiếp REST API đồng bộ và bất đồng bộ giữa các thành phần:</w:t>
       </w:r>
     </w:p>
     <w:p>
@@ -16834,14 +15060,7 @@
         </w:rPr>
       </w:pPr>
       <w:r>
-        <w:rPr>
-          <w:b/>
-          <w:bCs/>
-          <w:sz w:val="26"/>
-          <w:szCs w:val="26"/>
-          <w:lang w:eastAsia="vi-VN"/>
-        </w:rPr>
-        <w:t>Mô tả quy trình:</w:t>
+        <w:t>1. Người dùng (Giáo viên) gửi yêu cầu sinh đề thi với ma trận cấu hình từ giao diện React.</w:t>
       </w:r>
     </w:p>
     <w:p>
@@ -16862,22 +15081,7 @@
         </w:rPr>
       </w:pPr>
       <w:r>
-        <w:rPr>
-          <w:b/>
-          <w:bCs/>
-          <w:sz w:val="26"/>
-          <w:szCs w:val="26"/>
-          <w:lang w:eastAsia="vi-VN"/>
-        </w:rPr>
-        <w:t>Exam Service (Publisher):</w:t>
-      </w:r>
-      <w:r>
-        <w:rPr>
-          <w:sz w:val="26"/>
-          <w:szCs w:val="26"/>
-          <w:lang w:eastAsia="vi-VN"/>
-        </w:rPr>
-        <w:t xml:space="preserve"> Khi giáo viên hoặc Phòng Giáo vụ gửi yêu cầu sinh đề thi qua giao diện ReactJS, Exam Service đóng vai trò Publisher, xuất bản thông điệp chứa thông tin yêu cầu (môn học, khối lớp, mức độ khó) đến một Exchange.</w:t>
+        <w:t>2. API Gateway (Port 8000) tiếp nhận request, kiểm tra tính hợp lệ của token JWT.</w:t>
       </w:r>
     </w:p>
     <w:p>
@@ -16898,22 +15102,7 @@
         </w:rPr>
       </w:pPr>
       <w:r>
-        <w:rPr>
-          <w:b/>
-          <w:bCs/>
-          <w:sz w:val="26"/>
-          <w:szCs w:val="26"/>
-          <w:lang w:eastAsia="vi-VN"/>
-        </w:rPr>
-        <w:t>AI Service (Subscriber):</w:t>
-      </w:r>
-      <w:r>
-        <w:rPr>
-          <w:sz w:val="26"/>
-          <w:szCs w:val="26"/>
-          <w:lang w:eastAsia="vi-VN"/>
-        </w:rPr>
-        <w:t xml:space="preserve"> AI Service đăng ký nhận thông điệp từ Exchange, xử lý yêu cầu bằng cách gọi GoogleAI API sinh đề thi.</w:t>
+        <w:t>3. Gateway chuyển tiếp yêu cầu đến AI Service (Port 8002) qua endpoint /api/generate-questions.</w:t>
       </w:r>
     </w:p>
     <w:p>
@@ -16934,31 +15123,19 @@
         </w:rPr>
       </w:pPr>
       <w:r>
-        <w:rPr>
-          <w:b/>
-          <w:sz w:val="26"/>
-        </w:rPr>
-        <w:lastRenderedPageBreak/>
-        <w:t>Exam Service (Subscriber): Sau khi đề thi được sinh thành công, AI Service xuất bản kết quả đến một Exchange khác, và Exam Service nhận thông điệp để gửi thông báo đến người dùng qua giao diện hoặc email.</w:t>
-      </w:r>
-    </w:p>
-    <w:p>
-      <w:pPr>
-        <w:rPr>
-          <w:sz w:val="26"/>
-          <w:szCs w:val="26"/>
-          <w:lang w:eastAsia="vi-VN"/>
-        </w:rPr>
-      </w:pPr>
-      <w:r>
-        <w:rPr>
-          <w:b/>
-          <w:bCs/>
-          <w:sz w:val="26"/>
-          <w:szCs w:val="26"/>
-          <w:lang w:eastAsia="vi-VN"/>
-        </w:rPr>
-        <w:t>Lợi ích:</w:t>
+        <w:t>4. AI Service gọi API Google Gemini để tạo câu hỏi và đáp án chi tiết.</w:t>
+      </w:r>
+    </w:p>
+    <w:p>
+      <w:pPr>
+        <w:rPr>
+          <w:sz w:val="26"/>
+          <w:szCs w:val="26"/>
+          <w:lang w:eastAsia="vi-VN"/>
+        </w:rPr>
+      </w:pPr>
+      <w:r>
+        <w:t>5. Sau khi nhận kết quả từ Gemini, AI Service trả câu hỏi về cho Exam Service để lưu vào CSDL MySQL/TiDB.</w:t>
       </w:r>
     </w:p>
     <w:p>
@@ -16979,22 +15156,7 @@
         </w:rPr>
       </w:pPr>
       <w:r>
-        <w:rPr>
-          <w:b/>
-          <w:bCs/>
-          <w:sz w:val="26"/>
-          <w:szCs w:val="26"/>
-          <w:lang w:eastAsia="vi-VN"/>
-        </w:rPr>
-        <w:t>Bất đồng bộ:</w:t>
-      </w:r>
-      <w:r>
-        <w:rPr>
-          <w:sz w:val="26"/>
-          <w:szCs w:val="26"/>
-          <w:lang w:eastAsia="vi-VN"/>
-        </w:rPr>
-        <w:t xml:space="preserve"> Exam Service không cần chờ AI Service hoàn thành, cải thiện trải nghiệm người dùng.</w:t>
+        <w:t>6. Hệ thống phản hồi kết quả về Frontend hiển thị cho người dùng duyệt.</w:t>
       </w:r>
     </w:p>
     <w:p>
@@ -17015,104 +15177,7 @@
         </w:rPr>
       </w:pPr>
       <w:r>
-        <w:rPr>
-          <w:b/>
-          <w:bCs/>
-          <w:sz w:val="26"/>
-          <w:szCs w:val="26"/>
-          <w:lang w:eastAsia="vi-VN"/>
-        </w:rPr>
-        <w:t>Khả năng mở rộng:</w:t>
-      </w:r>
-      <w:r>
-        <w:rPr>
-          <w:sz w:val="26"/>
-          <w:szCs w:val="26"/>
-          <w:lang w:eastAsia="vi-VN"/>
-        </w:rPr>
-        <w:t xml:space="preserve"> Thêm Subscriber mới (như log service) dễ dàng bằng cách bind với cùng Exchange.</w:t>
-      </w:r>
-    </w:p>
-    <w:p>
-      <w:pPr>
-        <w:widowControl/>
-        <w:numPr>
-          <w:ilvl w:val="1"/>
-          <w:numId w:val="77"/>
-        </w:numPr>
-        <w:autoSpaceDE/>
-        <w:autoSpaceDN/>
-        <w:spacing w:line="360" w:lineRule="auto"/>
-        <w:jc w:val="both"/>
-        <w:rPr>
-          <w:sz w:val="26"/>
-          <w:szCs w:val="26"/>
-          <w:lang w:eastAsia="vi-VN"/>
-        </w:rPr>
-      </w:pPr>
-      <w:r>
-        <w:rPr>
-          <w:b/>
-          <w:bCs/>
-          <w:sz w:val="26"/>
-          <w:szCs w:val="26"/>
-          <w:lang w:eastAsia="vi-VN"/>
-        </w:rPr>
-        <w:t>Bảo mật:</w:t>
-      </w:r>
-      <w:r>
-        <w:rPr>
-          <w:sz w:val="26"/>
-          <w:szCs w:val="26"/>
-          <w:lang w:eastAsia="vi-VN"/>
-        </w:rPr>
-        <w:t xml:space="preserve"> TLS đảm bảo thông điệp không bị đánh cắp hoặc sửa đổi.</w:t>
-      </w:r>
-    </w:p>
-    <w:p>
-      <w:pPr>
-        <w:widowControl/>
-        <w:numPr>
-          <w:ilvl w:val="1"/>
-          <w:numId w:val="77"/>
-        </w:numPr>
-        <w:autoSpaceDE/>
-        <w:autoSpaceDN/>
-        <w:spacing w:line="360" w:lineRule="auto"/>
-        <w:jc w:val="both"/>
-        <w:rPr>
-          <w:sz w:val="26"/>
-          <w:szCs w:val="26"/>
-          <w:lang w:eastAsia="vi-VN"/>
-        </w:rPr>
-      </w:pPr>
-      <w:r>
-        <w:rPr>
-          <w:b/>
-          <w:sz w:val="26"/>
-        </w:rPr>
-        <w:t>Thời gian triển khai: mô hình Request-Response đã được triển khai và thử nghiệm thành công với 50 yêu cầu sinh đề thi, đạt tỷ lệ xử lý 95% trong vòng 5 giây.</w:t>
-      </w:r>
-    </w:p>
-    <w:p>
-      <w:pPr>
-        <w:widowControl/>
-        <w:numPr>
-          <w:ilvl w:val="1"/>
-          <w:numId w:val="77"/>
-        </w:numPr>
-        <w:autoSpaceDE/>
-        <w:autoSpaceDN/>
-        <w:spacing w:line="360" w:lineRule="auto"/>
-        <w:jc w:val="both"/>
-        <w:rPr>
-          <w:sz w:val="26"/>
-          <w:szCs w:val="26"/>
-          <w:lang w:eastAsia="vi-VN"/>
-        </w:rPr>
-      </w:pPr>
-      <w:r>
-        <w:t>Mô hình publish-subscribe của HTTP REST API cung cấp một giải pháp hiệu quả cho quy trình sinh đề thi, làm nền tảng cho các giai đoạn thử nghiệm và tối ưu hóa tiếp theo trong chương này.</w:t>
+        <w:t>Lợi ích của cơ chế này là tính đơn giản, giảm độ trễ do kết nối trực tiếp, dễ cấu hình và gỡ lỗi.</w:t>
       </w:r>
     </w:p>
     <w:p>
@@ -17126,70 +15191,19 @@
         </w:rPr>
       </w:pPr>
       <w:r>
-        <w:t>3.2.2. Thiết kế các Endpoint và Route API</w:t>
-      </w:r>
-    </w:p>
-    <w:p>
-      <w:pPr>
-        <w:rPr>
-          <w:sz w:val="26"/>
-          <w:szCs w:val="26"/>
-          <w:lang w:eastAsia="vi-VN"/>
-        </w:rPr>
-      </w:pPr>
-      <w:r>
-        <w:rPr>
-          <w:b/>
-          <w:bCs/>
-          <w:sz w:val="26"/>
-          <w:szCs w:val="26"/>
-          <w:lang w:eastAsia="vi-VN"/>
-        </w:rPr>
-        <w:t>Exchange</w:t>
-      </w:r>
-      <w:r>
-        <w:rPr>
-          <w:sz w:val="26"/>
-          <w:szCs w:val="26"/>
-          <w:lang w:eastAsia="vi-VN"/>
-        </w:rPr>
-        <w:t xml:space="preserve"> và </w:t>
-      </w:r>
-      <w:r>
-        <w:rPr>
-          <w:b/>
-          <w:bCs/>
-          <w:sz w:val="26"/>
-          <w:szCs w:val="26"/>
-          <w:lang w:eastAsia="vi-VN"/>
-        </w:rPr>
-        <w:t>Queue</w:t>
-      </w:r>
-      <w:r>
-        <w:rPr>
-          <w:sz w:val="26"/>
-          <w:szCs w:val="26"/>
-          <w:lang w:eastAsia="vi-VN"/>
-        </w:rPr>
-        <w:t xml:space="preserve"> được thiết kế để hỗ trợ các luồng công việc chính trong hệ thống, bao gồm sinh đề thi, phê duyệt câu hỏi/đề thi, và thông báo. Mô hình này sử dụng loại </w:t>
-      </w:r>
-      <w:r>
-        <w:rPr>
-          <w:b/>
-          <w:bCs/>
-          <w:sz w:val="26"/>
-          <w:szCs w:val="26"/>
-          <w:lang w:eastAsia="vi-VN"/>
-        </w:rPr>
-        <w:t>Topic Exchange</w:t>
-      </w:r>
-      <w:r>
-        <w:rPr>
-          <w:sz w:val="26"/>
-          <w:szCs w:val="26"/>
-          <w:lang w:eastAsia="vi-VN"/>
-        </w:rPr>
-        <w:t xml:space="preserve"> để cung cấp tính linh hoạt trong định tuyến thông điệp dựa trên routingKey, kết hợp với các Queue được bind phù hợp.</w:t>
+        <w:t>3.3.2. Cấu hình định tuyến API tại Gateway</w:t>
+      </w:r>
+    </w:p>
+    <w:p>
+      <w:pPr>
+        <w:rPr>
+          <w:sz w:val="26"/>
+          <w:szCs w:val="26"/>
+          <w:lang w:eastAsia="vi-VN"/>
+        </w:rPr>
+      </w:pPr>
+      <w:r>
+        <w:t>API Gateway đóng vai trò định tuyến luồng dữ liệu đến các microservice nghiệp vụ tương ứng:</w:t>
       </w:r>
     </w:p>
     <w:p>
@@ -17202,11 +15216,7 @@
         </w:rPr>
       </w:pPr>
       <w:r>
-        <w:rPr>
-          <w:szCs w:val="26"/>
-          <w:lang w:eastAsia="vi-VN"/>
-        </w:rPr>
-        <w:t>3.2.2.1. Thiết kế Exchange</w:t>
+        <w:t>3.3.2.1. Định tuyến Auth Service</w:t>
       </w:r>
     </w:p>
     <w:p>
@@ -17227,40 +15237,7 @@
         </w:rPr>
       </w:pPr>
       <w:r>
-        <w:rPr>
-          <w:b/>
-          <w:bCs/>
-          <w:sz w:val="26"/>
-          <w:szCs w:val="26"/>
-          <w:lang w:eastAsia="vi-VN"/>
-        </w:rPr>
-        <w:t>Loại Exchange:</w:t>
-      </w:r>
-      <w:r>
-        <w:rPr>
-          <w:sz w:val="26"/>
-          <w:szCs w:val="26"/>
-          <w:lang w:eastAsia="vi-VN"/>
-        </w:rPr>
-        <w:t xml:space="preserve"> Sử dụng </w:t>
-      </w:r>
-      <w:r>
-        <w:rPr>
-          <w:b/>
-          <w:bCs/>
-          <w:sz w:val="26"/>
-          <w:szCs w:val="26"/>
-          <w:lang w:eastAsia="vi-VN"/>
-        </w:rPr>
-        <w:t>Topic Exchange</w:t>
-      </w:r>
-      <w:r>
-        <w:rPr>
-          <w:sz w:val="26"/>
-          <w:szCs w:val="26"/>
-          <w:lang w:eastAsia="vi-VN"/>
-        </w:rPr>
-        <w:t xml:space="preserve"> để hỗ trợ định tuyến linh hoạt dựa trên mẫu routingKey, cho phép nhiều Subscriber nhận cùng một thông điệp nếu cần.</w:t>
+        <w:t>- Endpoint /api/auth/login [POST]: Xác thực tài khoản.</w:t>
       </w:r>
     </w:p>
     <w:p>
@@ -17281,14 +15258,7 @@
         </w:rPr>
       </w:pPr>
       <w:r>
-        <w:rPr>
-          <w:b/>
-          <w:bCs/>
-          <w:sz w:val="26"/>
-          <w:szCs w:val="26"/>
-          <w:lang w:eastAsia="vi-VN"/>
-        </w:rPr>
-        <w:t>Danh sách Exchange:</w:t>
+        <w:t>- Endpoint /api/auth/users [GET, POST, PUT, DELETE]: Quản trị người dùng.</w:t>
       </w:r>
     </w:p>
     <w:p>
@@ -17308,9 +15278,13 @@
           <w:lang w:eastAsia="vi-VN"/>
         </w:rPr>
       </w:pPr>
-    </w:p>
-    <w:p>
-      <w:pPr>
+      <w:r>
+        <w:t>- Endpoint /api/auth/groups [GET, POST, PUT, DELETE]: Phân quyền nhóm người dùng.</w:t>
+      </w:r>
+    </w:p>
+    <w:p>
+      <w:pPr>
+        <w:pStyle w:val="Heading4"/>
         <w:widowControl/>
         <w:numPr>
           <w:ilvl w:val="2"/>
@@ -17327,22 +15301,7 @@
         </w:rPr>
       </w:pPr>
       <w:r>
-        <w:rPr>
-          <w:b/>
-          <w:bCs/>
-          <w:sz w:val="26"/>
-          <w:szCs w:val="26"/>
-          <w:lang w:eastAsia="vi-VN"/>
-        </w:rPr>
-        <w:t>Mục đích:</w:t>
-      </w:r>
-      <w:r>
-        <w:rPr>
-          <w:sz w:val="26"/>
-          <w:szCs w:val="26"/>
-          <w:lang w:eastAsia="vi-VN"/>
-        </w:rPr>
-        <w:t xml:space="preserve"> Xử lý các yêu cầu liên quan đến đề thi, như sinh đề thi hoặc cập nhật trạng thái.</w:t>
+        <w:t>3.3.2.2. Định tuyến Exam Service và AI Service</w:t>
       </w:r>
     </w:p>
     <w:p>
@@ -17363,22 +15322,7 @@
         </w:rPr>
       </w:pPr>
       <w:r>
-        <w:rPr>
-          <w:b/>
-          <w:bCs/>
-          <w:sz w:val="26"/>
-          <w:szCs w:val="26"/>
-          <w:lang w:eastAsia="vi-VN"/>
-        </w:rPr>
-        <w:t>Durable:</w:t>
-      </w:r>
-      <w:r>
-        <w:rPr>
-          <w:sz w:val="26"/>
-          <w:szCs w:val="26"/>
-          <w:lang w:eastAsia="vi-VN"/>
-        </w:rPr>
-        <w:t xml:space="preserve"> True (đảm bảo tồn tại sau khi server restart).</w:t>
+        <w:t>- Endpoint /api/questions [GET, POST, PUT, DELETE]: Quản trị ngân hàng câu hỏi.</w:t>
       </w:r>
     </w:p>
     <w:p>
@@ -17399,14 +15343,7 @@
         </w:rPr>
       </w:pPr>
       <w:r>
-        <w:rPr>
-          <w:b/>
-          <w:bCs/>
-          <w:sz w:val="26"/>
-          <w:szCs w:val="26"/>
-          <w:lang w:eastAsia="vi-VN"/>
-        </w:rPr>
-        <w:t>RoutingKey mẫu:</w:t>
+        <w:t>- Endpoint /api/exams [GET, POST, PUT, DELETE]: Quản trị đề thi.</w:t>
       </w:r>
     </w:p>
     <w:p>
@@ -17427,12 +15364,7 @@
         </w:rPr>
       </w:pPr>
       <w:r>
-        <w:rPr>
-          <w:sz w:val="26"/>
-          <w:szCs w:val="26"/>
-          <w:lang w:eastAsia="vi-VN"/>
-        </w:rPr>
-        <w:t>exam.create: Yêu cầu sinh đề thi mới.</w:t>
+        <w:t>- Endpoint /api/generate-questions [POST]: Gửi yêu cầu sinh đề AI.</w:t>
       </w:r>
     </w:p>
     <w:p>
@@ -17453,12 +15385,7 @@
         </w:rPr>
       </w:pPr>
       <w:r>
-        <w:rPr>
-          <w:sz w:val="26"/>
-          <w:szCs w:val="26"/>
-          <w:lang w:eastAsia="vi-VN"/>
-        </w:rPr>
-        <w:t>exam.update: Cập nhật trạng thái đề thi (ví dụ: từ "pending" sang "approved").</w:t>
+        <w:t>Lợi ích:</w:t>
       </w:r>
     </w:p>
     <w:p>
@@ -17479,13 +15406,7 @@
         </w:rPr>
       </w:pPr>
       <w:r>
-        <w:rPr>
-          <w:sz w:val="26"/>
-          <w:szCs w:val="26"/>
-          <w:lang w:eastAsia="vi-VN"/>
-        </w:rPr>
-        <w:lastRenderedPageBreak/>
-        <w:t>exam.delete: Xóa đề thi.</w:t>
+        <w:t>- Tách biệt hoàn toàn luồng nghiệp vụ giữa các service.</w:t>
       </w:r>
     </w:p>
     <w:p>
@@ -17505,363 +15426,8 @@
           <w:lang w:eastAsia="vi-VN"/>
         </w:rPr>
       </w:pPr>
-    </w:p>
-    <w:p>
-      <w:pPr>
-        <w:widowControl/>
-        <w:numPr>
-          <w:ilvl w:val="2"/>
-          <w:numId w:val="43"/>
-        </w:numPr>
-        <w:autoSpaceDE/>
-        <w:autoSpaceDN/>
-        <w:spacing w:line="360" w:lineRule="auto"/>
-        <w:jc w:val="both"/>
-        <w:rPr>
-          <w:sz w:val="26"/>
-          <w:szCs w:val="26"/>
-          <w:lang w:eastAsia="vi-VN"/>
-        </w:rPr>
-      </w:pPr>
-      <w:r>
-        <w:rPr>
-          <w:b/>
-          <w:bCs/>
-          <w:sz w:val="26"/>
-          <w:szCs w:val="26"/>
-          <w:lang w:eastAsia="vi-VN"/>
-        </w:rPr>
-        <w:t>Mục đích:</w:t>
-      </w:r>
-      <w:r>
-        <w:rPr>
-          <w:sz w:val="26"/>
-          <w:szCs w:val="26"/>
-          <w:lang w:eastAsia="vi-VN"/>
-        </w:rPr>
-        <w:t xml:space="preserve"> Quản lý yêu cầu phê duyệt câu hỏi hoặc đề thi từ tổ trưởng bộ môn hoặc Phòng Giáo vụ.</w:t>
-      </w:r>
-    </w:p>
-    <w:p>
-      <w:pPr>
-        <w:widowControl/>
-        <w:numPr>
-          <w:ilvl w:val="2"/>
-          <w:numId w:val="43"/>
-        </w:numPr>
-        <w:autoSpaceDE/>
-        <w:autoSpaceDN/>
-        <w:spacing w:line="360" w:lineRule="auto"/>
-        <w:jc w:val="both"/>
-        <w:rPr>
-          <w:sz w:val="26"/>
-          <w:szCs w:val="26"/>
-          <w:lang w:eastAsia="vi-VN"/>
-        </w:rPr>
-      </w:pPr>
-      <w:r>
-        <w:rPr>
-          <w:b/>
-          <w:bCs/>
-          <w:sz w:val="26"/>
-          <w:szCs w:val="26"/>
-          <w:lang w:eastAsia="vi-VN"/>
-        </w:rPr>
-        <w:t>Durable:</w:t>
-      </w:r>
-      <w:r>
-        <w:rPr>
-          <w:sz w:val="26"/>
-          <w:szCs w:val="26"/>
-          <w:lang w:eastAsia="vi-VN"/>
-        </w:rPr>
-        <w:t xml:space="preserve"> True.</w:t>
-      </w:r>
-    </w:p>
-    <w:p>
-      <w:pPr>
-        <w:widowControl/>
-        <w:numPr>
-          <w:ilvl w:val="2"/>
-          <w:numId w:val="43"/>
-        </w:numPr>
-        <w:autoSpaceDE/>
-        <w:autoSpaceDN/>
-        <w:spacing w:line="360" w:lineRule="auto"/>
-        <w:jc w:val="both"/>
-        <w:rPr>
-          <w:sz w:val="26"/>
-          <w:szCs w:val="26"/>
-          <w:lang w:eastAsia="vi-VN"/>
-        </w:rPr>
-      </w:pPr>
-      <w:r>
-        <w:rPr>
-          <w:b/>
-          <w:bCs/>
-          <w:sz w:val="26"/>
-          <w:szCs w:val="26"/>
-          <w:lang w:eastAsia="vi-VN"/>
-        </w:rPr>
-        <w:t>RoutingKey mẫu:</w:t>
-      </w:r>
-    </w:p>
-    <w:p>
-      <w:pPr>
-        <w:widowControl/>
-        <w:numPr>
-          <w:ilvl w:val="3"/>
-          <w:numId w:val="43"/>
-        </w:numPr>
-        <w:autoSpaceDE/>
-        <w:autoSpaceDN/>
-        <w:spacing w:line="360" w:lineRule="auto"/>
-        <w:jc w:val="both"/>
-        <w:rPr>
-          <w:sz w:val="26"/>
-          <w:szCs w:val="26"/>
-          <w:lang w:eastAsia="vi-VN"/>
-        </w:rPr>
-      </w:pPr>
-      <w:r>
-        <w:rPr>
-          <w:sz w:val="26"/>
-          <w:szCs w:val="26"/>
-          <w:lang w:eastAsia="vi-VN"/>
-        </w:rPr>
-        <w:t>approval.question: Yêu cầu phê duyệt câu hỏi.</w:t>
-      </w:r>
-    </w:p>
-    <w:p>
-      <w:pPr>
-        <w:widowControl/>
-        <w:numPr>
-          <w:ilvl w:val="3"/>
-          <w:numId w:val="43"/>
-        </w:numPr>
-        <w:autoSpaceDE/>
-        <w:autoSpaceDN/>
-        <w:spacing w:line="360" w:lineRule="auto"/>
-        <w:jc w:val="both"/>
-        <w:rPr>
-          <w:sz w:val="26"/>
-          <w:szCs w:val="26"/>
-          <w:lang w:eastAsia="vi-VN"/>
-        </w:rPr>
-      </w:pPr>
-      <w:r>
-        <w:rPr>
-          <w:sz w:val="26"/>
-          <w:szCs w:val="26"/>
-          <w:lang w:eastAsia="vi-VN"/>
-        </w:rPr>
-        <w:t>approval.exam: Yêu cầu phê duyệt đề thi.</w:t>
-      </w:r>
-    </w:p>
-    <w:p>
-      <w:pPr>
-        <w:widowControl/>
-        <w:numPr>
-          <w:ilvl w:val="1"/>
-          <w:numId w:val="43"/>
-        </w:numPr>
-        <w:autoSpaceDE/>
-        <w:autoSpaceDN/>
-        <w:spacing w:line="360" w:lineRule="auto"/>
-        <w:jc w:val="both"/>
-        <w:rPr>
-          <w:sz w:val="26"/>
-          <w:szCs w:val="26"/>
-          <w:lang w:eastAsia="vi-VN"/>
-        </w:rPr>
-      </w:pPr>
-    </w:p>
-    <w:p>
-      <w:pPr>
-        <w:widowControl/>
-        <w:numPr>
-          <w:ilvl w:val="2"/>
-          <w:numId w:val="43"/>
-        </w:numPr>
-        <w:autoSpaceDE/>
-        <w:autoSpaceDN/>
-        <w:spacing w:line="360" w:lineRule="auto"/>
-        <w:jc w:val="both"/>
-        <w:rPr>
-          <w:sz w:val="26"/>
-          <w:szCs w:val="26"/>
-          <w:lang w:eastAsia="vi-VN"/>
-        </w:rPr>
-      </w:pPr>
-      <w:r>
-        <w:rPr>
-          <w:b/>
-          <w:bCs/>
-          <w:sz w:val="26"/>
-          <w:szCs w:val="26"/>
-          <w:lang w:eastAsia="vi-VN"/>
-        </w:rPr>
-        <w:t>Mục đích:</w:t>
-      </w:r>
-      <w:r>
-        <w:rPr>
-          <w:sz w:val="26"/>
-          <w:szCs w:val="26"/>
-          <w:lang w:eastAsia="vi-VN"/>
-        </w:rPr>
-        <w:t xml:space="preserve"> Gửi thông báo đến người dùng (giáo viên, tổ trưởng) sau khi hoàn thành các tác vụ như sinh đề thi hoặc phê duyệt.</w:t>
-      </w:r>
-    </w:p>
-    <w:p>
-      <w:pPr>
-        <w:widowControl/>
-        <w:numPr>
-          <w:ilvl w:val="2"/>
-          <w:numId w:val="43"/>
-        </w:numPr>
-        <w:autoSpaceDE/>
-        <w:autoSpaceDN/>
-        <w:spacing w:line="360" w:lineRule="auto"/>
-        <w:jc w:val="both"/>
-        <w:rPr>
-          <w:sz w:val="26"/>
-          <w:szCs w:val="26"/>
-          <w:lang w:eastAsia="vi-VN"/>
-        </w:rPr>
-      </w:pPr>
-      <w:r>
-        <w:rPr>
-          <w:b/>
-          <w:bCs/>
-          <w:sz w:val="26"/>
-          <w:szCs w:val="26"/>
-          <w:lang w:eastAsia="vi-VN"/>
-        </w:rPr>
-        <w:t>Durable:</w:t>
-      </w:r>
-      <w:r>
-        <w:rPr>
-          <w:sz w:val="26"/>
-          <w:szCs w:val="26"/>
-          <w:lang w:eastAsia="vi-VN"/>
-        </w:rPr>
-        <w:t xml:space="preserve"> True.</w:t>
-      </w:r>
-    </w:p>
-    <w:p>
-      <w:pPr>
-        <w:widowControl/>
-        <w:numPr>
-          <w:ilvl w:val="2"/>
-          <w:numId w:val="43"/>
-        </w:numPr>
-        <w:autoSpaceDE/>
-        <w:autoSpaceDN/>
-        <w:spacing w:line="360" w:lineRule="auto"/>
-        <w:jc w:val="both"/>
-        <w:rPr>
-          <w:sz w:val="26"/>
-          <w:szCs w:val="26"/>
-          <w:lang w:eastAsia="vi-VN"/>
-        </w:rPr>
-      </w:pPr>
-      <w:r>
-        <w:rPr>
-          <w:b/>
-          <w:bCs/>
-          <w:sz w:val="26"/>
-          <w:szCs w:val="26"/>
-          <w:lang w:eastAsia="vi-VN"/>
-        </w:rPr>
-        <w:t>RoutingKey mẫu:</w:t>
-      </w:r>
-    </w:p>
-    <w:p>
-      <w:pPr>
-        <w:widowControl/>
-        <w:numPr>
-          <w:ilvl w:val="3"/>
-          <w:numId w:val="43"/>
-        </w:numPr>
-        <w:autoSpaceDE/>
-        <w:autoSpaceDN/>
-        <w:spacing w:line="360" w:lineRule="auto"/>
-        <w:jc w:val="both"/>
-        <w:rPr>
-          <w:sz w:val="26"/>
-          <w:szCs w:val="26"/>
-          <w:lang w:eastAsia="vi-VN"/>
-        </w:rPr>
-      </w:pPr>
-      <w:r>
-        <w:rPr>
-          <w:sz w:val="26"/>
-          <w:szCs w:val="26"/>
-          <w:lang w:eastAsia="vi-VN"/>
-        </w:rPr>
-        <w:t>notification.exam_ready: Thông báo đề thi đã được sinh.</w:t>
-      </w:r>
-    </w:p>
-    <w:p>
-      <w:pPr>
-        <w:widowControl/>
-        <w:numPr>
-          <w:ilvl w:val="3"/>
-          <w:numId w:val="43"/>
-        </w:numPr>
-        <w:autoSpaceDE/>
-        <w:autoSpaceDN/>
-        <w:spacing w:line="360" w:lineRule="auto"/>
-        <w:jc w:val="both"/>
-        <w:rPr>
-          <w:sz w:val="26"/>
-          <w:szCs w:val="26"/>
-          <w:lang w:eastAsia="vi-VN"/>
-        </w:rPr>
-      </w:pPr>
-      <w:r>
-        <w:rPr>
-          <w:sz w:val="26"/>
-          <w:szCs w:val="26"/>
-          <w:lang w:eastAsia="vi-VN"/>
-        </w:rPr>
-        <w:t>notification.approval_status: Thông báo kết quả phê duyệt.</w:t>
-      </w:r>
-    </w:p>
-    <w:p>
-      <w:pPr>
-        <w:widowControl/>
-        <w:numPr>
-          <w:ilvl w:val="0"/>
-          <w:numId w:val="43"/>
-        </w:numPr>
-        <w:autoSpaceDE/>
-        <w:autoSpaceDN/>
-        <w:spacing w:line="360" w:lineRule="auto"/>
-        <w:jc w:val="both"/>
-        <w:rPr>
-          <w:sz w:val="26"/>
-          <w:szCs w:val="26"/>
-          <w:lang w:eastAsia="vi-VN"/>
-        </w:rPr>
-      </w:pPr>
-      <w:r>
-        <w:rPr>
-          <w:b/>
-          <w:bCs/>
-          <w:sz w:val="26"/>
-          <w:szCs w:val="26"/>
-          <w:lang w:eastAsia="vi-VN"/>
-        </w:rPr>
-        <w:t>Lợi ích:</w:t>
-      </w:r>
-      <w:r>
-        <w:rPr>
-          <w:sz w:val="26"/>
-          <w:szCs w:val="26"/>
-          <w:lang w:eastAsia="vi-VN"/>
-        </w:rPr>
-        <w:t xml:space="preserve"> Thiết kế đa Exchange giúp tách biệt các luồng công việc, giảm nguy cơ xung đột thông điệp và tăng khả năng mở rộng khi thêm tính năng mới.</w:t>
+      <w:r>
+        <w:t>- Dễ dàng bảo trì và mở rộng thêm các endpoint mới.</w:t>
       </w:r>
     </w:p>
     <w:p>
@@ -17874,11 +15440,7 @@
         </w:rPr>
       </w:pPr>
       <w:r>
-        <w:rPr>
-          <w:szCs w:val="26"/>
-          <w:lang w:eastAsia="vi-VN"/>
-        </w:rPr>
-        <w:t>3.2.2.2. Thiết kế Queue</w:t>
+        <w:t>3.3.2.2. Cấu hình bảo mật kết nối</w:t>
       </w:r>
     </w:p>
     <w:p>
@@ -17899,533 +15461,7 @@
         </w:rPr>
       </w:pPr>
       <w:r>
-        <w:rPr>
-          <w:b/>
-          <w:bCs/>
-          <w:sz w:val="26"/>
-          <w:szCs w:val="26"/>
-          <w:lang w:eastAsia="vi-VN"/>
-        </w:rPr>
-        <w:t>Loại Queue:</w:t>
-      </w:r>
-      <w:r>
-        <w:rPr>
-          <w:sz w:val="26"/>
-          <w:szCs w:val="26"/>
-          <w:lang w:eastAsia="vi-VN"/>
-        </w:rPr>
-        <w:t xml:space="preserve"> Tất cả Queue được thiết kế với thuộc tính durable: true để đảm bảo thông điệp không mất khi server restart, và autoDelete: false để duy trì Queue sau khi không còn Subscriber.</w:t>
-      </w:r>
-    </w:p>
-    <w:p>
-      <w:pPr>
-        <w:widowControl/>
-        <w:numPr>
-          <w:ilvl w:val="0"/>
-          <w:numId w:val="44"/>
-        </w:numPr>
-        <w:autoSpaceDE/>
-        <w:autoSpaceDN/>
-        <w:spacing w:line="360" w:lineRule="auto"/>
-        <w:jc w:val="both"/>
-        <w:rPr>
-          <w:sz w:val="26"/>
-          <w:szCs w:val="26"/>
-          <w:lang w:eastAsia="vi-VN"/>
-        </w:rPr>
-      </w:pPr>
-      <w:r>
-        <w:rPr>
-          <w:b/>
-          <w:bCs/>
-          <w:sz w:val="26"/>
-          <w:szCs w:val="26"/>
-          <w:lang w:eastAsia="vi-VN"/>
-        </w:rPr>
-        <w:t>Danh sách Queue:</w:t>
-      </w:r>
-    </w:p>
-    <w:p>
-      <w:pPr>
-        <w:widowControl/>
-        <w:numPr>
-          <w:ilvl w:val="1"/>
-          <w:numId w:val="44"/>
-        </w:numPr>
-        <w:autoSpaceDE/>
-        <w:autoSpaceDN/>
-        <w:spacing w:line="360" w:lineRule="auto"/>
-        <w:jc w:val="both"/>
-        <w:rPr>
-          <w:sz w:val="26"/>
-          <w:szCs w:val="26"/>
-          <w:lang w:eastAsia="vi-VN"/>
-        </w:rPr>
-      </w:pPr>
-    </w:p>
-    <w:p>
-      <w:pPr>
-        <w:widowControl/>
-        <w:numPr>
-          <w:ilvl w:val="2"/>
-          <w:numId w:val="44"/>
-        </w:numPr>
-        <w:autoSpaceDE/>
-        <w:autoSpaceDN/>
-        <w:spacing w:line="360" w:lineRule="auto"/>
-        <w:jc w:val="both"/>
-        <w:rPr>
-          <w:sz w:val="26"/>
-          <w:szCs w:val="26"/>
-          <w:lang w:eastAsia="vi-VN"/>
-        </w:rPr>
-      </w:pPr>
-      <w:r>
-        <w:rPr>
-          <w:b/>
-          <w:bCs/>
-          <w:sz w:val="26"/>
-          <w:szCs w:val="26"/>
-          <w:lang w:eastAsia="vi-VN"/>
-        </w:rPr>
-        <w:t>Liên kết:</w:t>
-      </w:r>
-      <w:r>
-        <w:rPr>
-          <w:sz w:val="26"/>
-          <w:szCs w:val="26"/>
-          <w:lang w:eastAsia="vi-VN"/>
-        </w:rPr>
-        <w:t xml:space="preserve"> Bind với /api/exams qua routingKey: exam.create.</w:t>
-      </w:r>
-    </w:p>
-    <w:p>
-      <w:pPr>
-        <w:widowControl/>
-        <w:numPr>
-          <w:ilvl w:val="2"/>
-          <w:numId w:val="44"/>
-        </w:numPr>
-        <w:autoSpaceDE/>
-        <w:autoSpaceDN/>
-        <w:spacing w:line="360" w:lineRule="auto"/>
-        <w:jc w:val="both"/>
-        <w:rPr>
-          <w:sz w:val="26"/>
-          <w:szCs w:val="26"/>
-          <w:lang w:eastAsia="vi-VN"/>
-        </w:rPr>
-      </w:pPr>
-      <w:r>
-        <w:rPr>
-          <w:b/>
-          <w:bCs/>
-          <w:sz w:val="26"/>
-          <w:szCs w:val="26"/>
-          <w:lang w:eastAsia="vi-VN"/>
-        </w:rPr>
-        <w:t>Mục đích:</w:t>
-      </w:r>
-      <w:r>
-        <w:rPr>
-          <w:sz w:val="26"/>
-          <w:szCs w:val="26"/>
-          <w:lang w:eastAsia="vi-VN"/>
-        </w:rPr>
-        <w:t xml:space="preserve"> Nhận yêu cầu sinh đề thi từ Exam Service, chuyển đến AI Service để xử lý.</w:t>
-      </w:r>
-    </w:p>
-    <w:p>
-      <w:pPr>
-        <w:widowControl/>
-        <w:numPr>
-          <w:ilvl w:val="2"/>
-          <w:numId w:val="44"/>
-        </w:numPr>
-        <w:autoSpaceDE/>
-        <w:autoSpaceDN/>
-        <w:spacing w:line="360" w:lineRule="auto"/>
-        <w:jc w:val="both"/>
-        <w:rPr>
-          <w:sz w:val="26"/>
-          <w:szCs w:val="26"/>
-          <w:lang w:eastAsia="vi-VN"/>
-        </w:rPr>
-      </w:pPr>
-      <w:r>
-        <w:rPr>
-          <w:b/>
-          <w:bCs/>
-          <w:sz w:val="26"/>
-          <w:szCs w:val="26"/>
-          <w:lang w:eastAsia="vi-VN"/>
-        </w:rPr>
-        <w:t>Số lượng Subscriber:</w:t>
-      </w:r>
-      <w:r>
-        <w:rPr>
-          <w:sz w:val="26"/>
-          <w:szCs w:val="26"/>
-          <w:lang w:eastAsia="vi-VN"/>
-        </w:rPr>
-        <w:t xml:space="preserve"> 1 (AI Service).</w:t>
-      </w:r>
-    </w:p>
-    <w:p>
-      <w:pPr>
-        <w:widowControl/>
-        <w:numPr>
-          <w:ilvl w:val="1"/>
-          <w:numId w:val="44"/>
-        </w:numPr>
-        <w:autoSpaceDE/>
-        <w:autoSpaceDN/>
-        <w:spacing w:line="360" w:lineRule="auto"/>
-        <w:jc w:val="both"/>
-        <w:rPr>
-          <w:sz w:val="26"/>
-          <w:szCs w:val="26"/>
-          <w:lang w:eastAsia="vi-VN"/>
-        </w:rPr>
-      </w:pPr>
-    </w:p>
-    <w:p>
-      <w:pPr>
-        <w:widowControl/>
-        <w:numPr>
-          <w:ilvl w:val="2"/>
-          <w:numId w:val="44"/>
-        </w:numPr>
-        <w:autoSpaceDE/>
-        <w:autoSpaceDN/>
-        <w:spacing w:line="360" w:lineRule="auto"/>
-        <w:jc w:val="both"/>
-        <w:rPr>
-          <w:sz w:val="26"/>
-          <w:szCs w:val="26"/>
-          <w:lang w:eastAsia="vi-VN"/>
-        </w:rPr>
-      </w:pPr>
-      <w:r>
-        <w:rPr>
-          <w:b/>
-          <w:bCs/>
-          <w:sz w:val="26"/>
-          <w:szCs w:val="26"/>
-          <w:lang w:eastAsia="vi-VN"/>
-        </w:rPr>
-        <w:t>Liên kết:</w:t>
-      </w:r>
-      <w:r>
-        <w:rPr>
-          <w:sz w:val="26"/>
-          <w:szCs w:val="26"/>
-          <w:lang w:eastAsia="vi-VN"/>
-        </w:rPr>
-        <w:t xml:space="preserve"> Bind với approval_requests qua routingKey: approval.question và approval.exam.</w:t>
-      </w:r>
-    </w:p>
-    <w:p>
-      <w:pPr>
-        <w:widowControl/>
-        <w:numPr>
-          <w:ilvl w:val="2"/>
-          <w:numId w:val="44"/>
-        </w:numPr>
-        <w:autoSpaceDE/>
-        <w:autoSpaceDN/>
-        <w:spacing w:line="360" w:lineRule="auto"/>
-        <w:jc w:val="both"/>
-        <w:rPr>
-          <w:sz w:val="26"/>
-          <w:szCs w:val="26"/>
-          <w:lang w:eastAsia="vi-VN"/>
-        </w:rPr>
-      </w:pPr>
-      <w:r>
-        <w:rPr>
-          <w:b/>
-          <w:sz w:val="26"/>
-        </w:rPr>
-        <w:lastRenderedPageBreak/>
-        <w:t>Mục đích: Nhận yêu cầu phê duyệt từ Exam Service hoặc Exam Service, chuyển đến Approval Service (do tổ trưởng bộ môn hoặc Phòng Giáo vụ xử lý).</w:t>
-      </w:r>
-    </w:p>
-    <w:p>
-      <w:pPr>
-        <w:widowControl/>
-        <w:numPr>
-          <w:ilvl w:val="2"/>
-          <w:numId w:val="44"/>
-        </w:numPr>
-        <w:autoSpaceDE/>
-        <w:autoSpaceDN/>
-        <w:spacing w:line="360" w:lineRule="auto"/>
-        <w:jc w:val="both"/>
-        <w:rPr>
-          <w:sz w:val="26"/>
-          <w:szCs w:val="26"/>
-          <w:lang w:eastAsia="vi-VN"/>
-        </w:rPr>
-      </w:pPr>
-      <w:r>
-        <w:rPr>
-          <w:b/>
-          <w:bCs/>
-          <w:sz w:val="26"/>
-          <w:szCs w:val="26"/>
-          <w:lang w:eastAsia="vi-VN"/>
-        </w:rPr>
-        <w:t>Số lượng Subscriber:</w:t>
-      </w:r>
-      <w:r>
-        <w:rPr>
-          <w:sz w:val="26"/>
-          <w:szCs w:val="26"/>
-          <w:lang w:eastAsia="vi-VN"/>
-        </w:rPr>
-        <w:t xml:space="preserve"> 1 (Approval Service).</w:t>
-      </w:r>
-    </w:p>
-    <w:p>
-      <w:pPr>
-        <w:widowControl/>
-        <w:numPr>
-          <w:ilvl w:val="1"/>
-          <w:numId w:val="44"/>
-        </w:numPr>
-        <w:autoSpaceDE/>
-        <w:autoSpaceDN/>
-        <w:spacing w:line="360" w:lineRule="auto"/>
-        <w:jc w:val="both"/>
-        <w:rPr>
-          <w:sz w:val="26"/>
-          <w:szCs w:val="26"/>
-          <w:lang w:eastAsia="vi-VN"/>
-        </w:rPr>
-      </w:pPr>
-    </w:p>
-    <w:p>
-      <w:pPr>
-        <w:widowControl/>
-        <w:numPr>
-          <w:ilvl w:val="2"/>
-          <w:numId w:val="44"/>
-        </w:numPr>
-        <w:autoSpaceDE/>
-        <w:autoSpaceDN/>
-        <w:spacing w:line="360" w:lineRule="auto"/>
-        <w:jc w:val="both"/>
-        <w:rPr>
-          <w:sz w:val="26"/>
-          <w:szCs w:val="26"/>
-          <w:lang w:eastAsia="vi-VN"/>
-        </w:rPr>
-      </w:pPr>
-      <w:r>
-        <w:rPr>
-          <w:b/>
-          <w:bCs/>
-          <w:sz w:val="26"/>
-          <w:szCs w:val="26"/>
-          <w:lang w:eastAsia="vi-VN"/>
-        </w:rPr>
-        <w:t>Liên kết:</w:t>
-      </w:r>
-      <w:r>
-        <w:rPr>
-          <w:sz w:val="26"/>
-          <w:szCs w:val="26"/>
-          <w:lang w:eastAsia="vi-VN"/>
-        </w:rPr>
-        <w:t xml:space="preserve"> Bind với /api/exams qua routingKey: notification.exam_ready và notification.approval_status.</w:t>
-      </w:r>
-    </w:p>
-    <w:p>
-      <w:pPr>
-        <w:widowControl/>
-        <w:numPr>
-          <w:ilvl w:val="2"/>
-          <w:numId w:val="44"/>
-        </w:numPr>
-        <w:autoSpaceDE/>
-        <w:autoSpaceDN/>
-        <w:spacing w:line="360" w:lineRule="auto"/>
-        <w:jc w:val="both"/>
-        <w:rPr>
-          <w:sz w:val="26"/>
-          <w:szCs w:val="26"/>
-          <w:lang w:eastAsia="vi-VN"/>
-        </w:rPr>
-      </w:pPr>
-      <w:r>
-        <w:rPr>
-          <w:b/>
-          <w:sz w:val="26"/>
-        </w:rPr>
-        <w:t>Mục đích: Nhận thông báo từ AI Service hoặc Approval Service, chuyển đến Exam Service để gửi đến người dùng.</w:t>
-      </w:r>
-    </w:p>
-    <w:p>
-      <w:pPr>
-        <w:widowControl/>
-        <w:numPr>
-          <w:ilvl w:val="2"/>
-          <w:numId w:val="44"/>
-        </w:numPr>
-        <w:autoSpaceDE/>
-        <w:autoSpaceDN/>
-        <w:spacing w:line="360" w:lineRule="auto"/>
-        <w:jc w:val="both"/>
-        <w:rPr>
-          <w:sz w:val="26"/>
-          <w:szCs w:val="26"/>
-          <w:lang w:eastAsia="vi-VN"/>
-        </w:rPr>
-      </w:pPr>
-      <w:r>
-        <w:rPr>
-          <w:b/>
-          <w:sz w:val="26"/>
-        </w:rPr>
-        <w:t>Số lượng Subscriber: 1 (Exam Service).</w:t>
-      </w:r>
-    </w:p>
-    <w:p>
-      <w:pPr>
-        <w:widowControl/>
-        <w:numPr>
-          <w:ilvl w:val="0"/>
-          <w:numId w:val="44"/>
-        </w:numPr>
-        <w:autoSpaceDE/>
-        <w:autoSpaceDN/>
-        <w:spacing w:line="360" w:lineRule="auto"/>
-        <w:jc w:val="both"/>
-        <w:rPr>
-          <w:sz w:val="26"/>
-          <w:szCs w:val="26"/>
-          <w:lang w:eastAsia="vi-VN"/>
-        </w:rPr>
-      </w:pPr>
-      <w:r>
-        <w:rPr>
-          <w:b/>
-          <w:bCs/>
-          <w:sz w:val="26"/>
-          <w:szCs w:val="26"/>
-          <w:lang w:eastAsia="vi-VN"/>
-        </w:rPr>
-        <w:t>Tối ưu hóa:</w:t>
-      </w:r>
-    </w:p>
-    <w:p>
-      <w:pPr>
-        <w:pStyle w:val="ListParagraph"/>
-        <w:widowControl/>
-        <w:numPr>
-          <w:ilvl w:val="0"/>
-          <w:numId w:val="79"/>
-        </w:numPr>
-        <w:autoSpaceDE/>
-        <w:autoSpaceDN/>
-        <w:spacing w:line="360" w:lineRule="auto"/>
-        <w:jc w:val="both"/>
-        <w:rPr>
-          <w:sz w:val="26"/>
-          <w:szCs w:val="26"/>
-          <w:lang w:eastAsia="vi-VN"/>
-        </w:rPr>
-      </w:pPr>
-      <w:r>
-        <w:rPr>
-          <w:b/>
-          <w:bCs/>
-          <w:sz w:val="26"/>
-          <w:szCs w:val="26"/>
-          <w:lang w:eastAsia="vi-VN"/>
-        </w:rPr>
-        <w:t>Dead-letter Queue (DLQ):</w:t>
-      </w:r>
-      <w:r>
-        <w:rPr>
-          <w:sz w:val="26"/>
-          <w:szCs w:val="26"/>
-          <w:lang w:eastAsia="vi-VN"/>
-        </w:rPr>
-        <w:t xml:space="preserve"> Cấu hình DLQ cho mỗi Queue (ví dụ: /api/generate-questions_dlq) để xử lý thông điệp lỗi hoặc không được xử lý trong vòng 30 giây.</w:t>
-      </w:r>
-    </w:p>
-    <w:p>
-      <w:pPr>
-        <w:widowControl/>
-        <w:numPr>
-          <w:ilvl w:val="1"/>
-          <w:numId w:val="78"/>
-        </w:numPr>
-        <w:autoSpaceDE/>
-        <w:autoSpaceDN/>
-        <w:spacing w:line="360" w:lineRule="auto"/>
-        <w:jc w:val="both"/>
-        <w:rPr>
-          <w:sz w:val="26"/>
-          <w:szCs w:val="26"/>
-          <w:lang w:eastAsia="vi-VN"/>
-        </w:rPr>
-      </w:pPr>
-      <w:r>
-        <w:rPr>
-          <w:b/>
-          <w:bCs/>
-          <w:sz w:val="26"/>
-          <w:szCs w:val="26"/>
-          <w:lang w:eastAsia="vi-VN"/>
-        </w:rPr>
-        <w:t>Multiple Consumers:</w:t>
-      </w:r>
-      <w:r>
-        <w:rPr>
-          <w:sz w:val="26"/>
-          <w:szCs w:val="26"/>
-          <w:lang w:eastAsia="vi-VN"/>
-        </w:rPr>
-        <w:t xml:space="preserve"> Nếu cần, /api/exams có thể hỗ trợ nhiều Subscriber (ví dụ: gửi email và thông báo giao diện cùng lúc) bằng cách sử dụng fanout exchange thay vì topic.</w:t>
-      </w:r>
-    </w:p>
-    <w:p>
-      <w:pPr>
-        <w:widowControl/>
-        <w:numPr>
-          <w:ilvl w:val="0"/>
-          <w:numId w:val="44"/>
-        </w:numPr>
-        <w:autoSpaceDE/>
-        <w:autoSpaceDN/>
-        <w:spacing w:line="360" w:lineRule="auto"/>
-        <w:jc w:val="both"/>
-        <w:rPr>
-          <w:sz w:val="26"/>
-          <w:szCs w:val="26"/>
-          <w:lang w:eastAsia="vi-VN"/>
-        </w:rPr>
-      </w:pPr>
-      <w:r>
-        <w:rPr>
-          <w:b/>
-          <w:bCs/>
-          <w:sz w:val="26"/>
-          <w:szCs w:val="26"/>
-          <w:lang w:eastAsia="vi-VN"/>
-        </w:rPr>
-        <w:t>Bảo mật TLS:</w:t>
-      </w:r>
-      <w:r>
-        <w:rPr>
-          <w:sz w:val="26"/>
-          <w:szCs w:val="26"/>
-          <w:lang w:eastAsia="vi-VN"/>
-        </w:rPr>
-        <w:t xml:space="preserve"> Mọi Queue được cấu hình để hoạt động qua kết nối TLS (cổng 5671), sử dụng chứng chỉ đã được thiết lập.</w:t>
+        <w:t>Trong môi trường thực tế, giao tiếp giữa API Gateway và Client được bảo vệ bằng HTTPS (mã hóa TLS). Các microservice nội bộ được cấu hình tường lửa chỉ chấp nhận các request gửi đến từ địa chỉ IP của API Gateway để ngăn chặn việc truy cập trực tiếp bypass qua Gateway.</w:t>
       </w:r>
     </w:p>
     <w:p>
@@ -18438,277 +15474,19 @@
         </w:rPr>
       </w:pPr>
       <w:r>
-        <w:rPr>
-          <w:szCs w:val="26"/>
-          <w:lang w:eastAsia="vi-VN"/>
-        </w:rPr>
-        <w:t>3.2.2.3. Tích hợp và lợi ích</w:t>
-      </w:r>
-    </w:p>
-    <w:p>
-      <w:pPr>
-        <w:rPr>
-          <w:sz w:val="26"/>
-          <w:szCs w:val="26"/>
-          <w:lang w:eastAsia="vi-VN"/>
-        </w:rPr>
-      </w:pPr>
-      <w:r>
-        <w:t>Tích hợp: Exchange và Queue được tích hợp với các microservice Python FastAPI thông qua HTTP REST APIService, đảm bảo giao tiếp an toàn với TLS. Dữ liệu từ MySQL (câu hỏi, đề thi) được truyền qua HTTP REST API để xử lý bất đồng bộ.</w:t>
-      </w:r>
-    </w:p>
-    <w:p>
-      <w:pPr>
-        <w:rPr>
-          <w:sz w:val="26"/>
-          <w:szCs w:val="26"/>
-          <w:lang w:eastAsia="vi-VN"/>
-        </w:rPr>
-      </w:pPr>
-      <w:r>
-        <w:rPr>
-          <w:b/>
-          <w:bCs/>
-          <w:sz w:val="26"/>
-          <w:szCs w:val="26"/>
-          <w:lang w:eastAsia="vi-VN"/>
-        </w:rPr>
-        <w:t>Lợi ích:</w:t>
-      </w:r>
-    </w:p>
-    <w:p>
-      <w:pPr>
-        <w:widowControl/>
-        <w:numPr>
-          <w:ilvl w:val="1"/>
-          <w:numId w:val="45"/>
-        </w:numPr>
-        <w:autoSpaceDE/>
-        <w:autoSpaceDN/>
-        <w:spacing w:line="360" w:lineRule="auto"/>
-        <w:jc w:val="both"/>
-        <w:rPr>
-          <w:sz w:val="26"/>
-          <w:szCs w:val="26"/>
-          <w:lang w:eastAsia="vi-VN"/>
-        </w:rPr>
-      </w:pPr>
-      <w:r>
-        <w:rPr>
-          <w:b/>
-          <w:bCs/>
-          <w:sz w:val="26"/>
-          <w:szCs w:val="26"/>
-          <w:lang w:eastAsia="vi-VN"/>
-        </w:rPr>
-        <w:t>Tách biệt luồng công việc:</w:t>
-      </w:r>
-      <w:r>
-        <w:rPr>
-          <w:sz w:val="26"/>
-          <w:szCs w:val="26"/>
-          <w:lang w:eastAsia="vi-VN"/>
-        </w:rPr>
-        <w:t xml:space="preserve"> Exchange và Queue riêng biệt cho từng chức năng (sinh đề, phê duyệt, thông báo) giúp hệ thống dễ quản lý.</w:t>
-      </w:r>
-    </w:p>
-    <w:p>
-      <w:pPr>
-        <w:widowControl/>
-        <w:numPr>
-          <w:ilvl w:val="1"/>
-          <w:numId w:val="45"/>
-        </w:numPr>
-        <w:autoSpaceDE/>
-        <w:autoSpaceDN/>
-        <w:spacing w:line="360" w:lineRule="auto"/>
-        <w:jc w:val="both"/>
-        <w:rPr>
-          <w:sz w:val="26"/>
-          <w:szCs w:val="26"/>
-          <w:lang w:eastAsia="vi-VN"/>
-        </w:rPr>
-      </w:pPr>
-      <w:r>
-        <w:rPr>
-          <w:b/>
-          <w:bCs/>
-          <w:sz w:val="26"/>
-          <w:szCs w:val="26"/>
-          <w:lang w:eastAsia="vi-VN"/>
-        </w:rPr>
-        <w:t>Bảo mật:</w:t>
-      </w:r>
-      <w:r>
-        <w:rPr>
-          <w:sz w:val="26"/>
-          <w:szCs w:val="26"/>
-          <w:lang w:eastAsia="vi-VN"/>
-        </w:rPr>
-        <w:t xml:space="preserve"> TLS đảm bảo thông điệp không bị lộ hoặc thay đổi.</w:t>
-      </w:r>
-    </w:p>
-    <w:p>
-      <w:pPr>
-        <w:widowControl/>
-        <w:numPr>
-          <w:ilvl w:val="1"/>
-          <w:numId w:val="45"/>
-        </w:numPr>
-        <w:autoSpaceDE/>
-        <w:autoSpaceDN/>
-        <w:spacing w:line="360" w:lineRule="auto"/>
-        <w:jc w:val="both"/>
-        <w:rPr>
-          <w:sz w:val="26"/>
-          <w:szCs w:val="26"/>
-          <w:lang w:eastAsia="vi-VN"/>
-        </w:rPr>
-      </w:pPr>
-      <w:r>
-        <w:rPr>
-          <w:b/>
-          <w:bCs/>
-          <w:sz w:val="26"/>
-          <w:szCs w:val="26"/>
-          <w:lang w:eastAsia="vi-VN"/>
-        </w:rPr>
-        <w:t>Khả năng mở rộng:</w:t>
-      </w:r>
-      <w:r>
-        <w:rPr>
-          <w:sz w:val="26"/>
-          <w:szCs w:val="26"/>
-          <w:lang w:eastAsia="vi-VN"/>
-        </w:rPr>
-        <w:t xml:space="preserve"> Dễ dàng thêm Queue mới khi cần.</w:t>
-      </w:r>
-    </w:p>
-    <w:p>
-      <w:pPr>
-        <w:widowControl/>
-        <w:numPr>
-          <w:ilvl w:val="0"/>
-          <w:numId w:val="45"/>
-        </w:numPr>
-        <w:autoSpaceDE/>
-        <w:autoSpaceDN/>
-        <w:spacing w:line="360" w:lineRule="auto"/>
-        <w:jc w:val="both"/>
-        <w:rPr>
-          <w:sz w:val="26"/>
-          <w:szCs w:val="26"/>
-          <w:lang w:eastAsia="vi-VN"/>
-        </w:rPr>
-      </w:pPr>
-      <w:r>
-        <w:rPr>
-          <w:b/>
-          <w:bCs/>
-          <w:sz w:val="26"/>
-          <w:szCs w:val="26"/>
-          <w:lang w:eastAsia="vi-VN"/>
-        </w:rPr>
-        <w:t>Thời gian triển khai:</w:t>
-      </w:r>
-      <w:r>
-        <w:rPr>
-          <w:sz w:val="26"/>
-          <w:szCs w:val="26"/>
-          <w:lang w:eastAsia="vi-VN"/>
-        </w:rPr>
-        <w:t xml:space="preserve"> thiết kế Exchange và Queue đã được triển khai và thử nghiệm với 3 luồng công việc chính, đạt hiệu suất xử lý 98% trong vòng 5 giây.</w:t>
-      </w:r>
-    </w:p>
-    <w:p>
-      <w:pPr>
-        <w:rPr>
-          <w:sz w:val="26"/>
-          <w:szCs w:val="26"/>
-          <w:lang w:val="en-US" w:eastAsia="vi-VN"/>
-        </w:rPr>
-      </w:pPr>
-      <w:r>
-        <w:t>Thiết kế Exchange và Queue trong HTTP REST API cung cấp một nền tảng vững chắc cho giao tiếp đồng bộ qua REST API, hỗ trợ các giai đoạn thử nghiệm và tối ưu hóa tiếp theo trong chương này.</w:t>
-      </w:r>
-    </w:p>
-    <w:p>
-      <w:pPr>
-        <w:rPr>
-          <w:b/>
-          <w:bCs/>
-          <w:sz w:val="26"/>
-          <w:szCs w:val="26"/>
-          <w:lang w:eastAsia="vi-VN"/>
-        </w:rPr>
-      </w:pPr>
-      <w:r>
-        <w:rPr>
-          <w:b/>
-          <w:bCs/>
-          <w:sz w:val="26"/>
-          <w:szCs w:val="26"/>
-          <w:lang w:eastAsia="vi-VN"/>
-        </w:rPr>
-        <w:t>Lưu ý</w:t>
-      </w:r>
-    </w:p>
-    <w:p>
-      <w:pPr>
-        <w:widowControl/>
-        <w:numPr>
-          <w:ilvl w:val="0"/>
-          <w:numId w:val="46"/>
-        </w:numPr>
-        <w:autoSpaceDE/>
-        <w:autoSpaceDN/>
-        <w:spacing w:line="360" w:lineRule="auto"/>
-        <w:jc w:val="both"/>
-        <w:rPr>
-          <w:sz w:val="26"/>
-          <w:szCs w:val="26"/>
-          <w:lang w:eastAsia="vi-VN"/>
-        </w:rPr>
-      </w:pPr>
-      <w:r>
-        <w:t>Cập nhật: Nếu có thay đổi trong HTTP REST API sau ngày 30/07/2025, cần điều chỉnh tài liệu.</w:t>
-      </w:r>
-    </w:p>
-    <w:p>
-      <w:pPr>
-        <w:widowControl/>
-        <w:numPr>
-          <w:ilvl w:val="0"/>
-          <w:numId w:val="46"/>
-        </w:numPr>
-        <w:autoSpaceDE/>
-        <w:autoSpaceDN/>
-        <w:spacing w:line="360" w:lineRule="auto"/>
-        <w:jc w:val="both"/>
-        <w:rPr>
-          <w:sz w:val="26"/>
-          <w:szCs w:val="26"/>
-          <w:lang w:eastAsia="vi-VN"/>
-        </w:rPr>
-      </w:pPr>
-      <w:r>
-        <w:rPr>
-          <w:b/>
-          <w:bCs/>
-          <w:sz w:val="26"/>
-          <w:szCs w:val="26"/>
-          <w:lang w:eastAsia="vi-VN"/>
-        </w:rPr>
-        <w:lastRenderedPageBreak/>
-        <w:t>Mở rộng:</w:t>
-      </w:r>
-      <w:r>
-        <w:rPr>
-          <w:sz w:val="26"/>
-          <w:szCs w:val="26"/>
-          <w:lang w:eastAsia="vi-VN"/>
-        </w:rPr>
-        <w:t xml:space="preserve"> Các phần tiếp theo sẽ tập trung vào thử nghiệm và tối ưu hóa hệ thống.</w:t>
+        <w:t>3.3.2.3. Tối ưu hiệu năng giao tiếp</w:t>
+      </w:r>
+    </w:p>
+    <w:p>
+      <w:pPr>
+        <w:rPr>
+          <w:sz w:val="26"/>
+          <w:szCs w:val="26"/>
+          <w:lang w:eastAsia="vi-VN"/>
+        </w:rPr>
+      </w:pPr>
+      <w:r>
+        <w:t>Các API trong FastAPI được viết bằng các hàm bất đồng bộ (async def), kết hợp với thư viện kết nối cơ sở dữ liệu async (aiomysql), giúp hệ thống xử lý đồng thời hàng trăm yêu cầu từ người dùng mà không gặp hiện tượng nghẽn luồng xử lý.</w:t>
       </w:r>
     </w:p>
     <w:p>
@@ -18721,29 +15499,24 @@
           <w:lang w:eastAsia="vi-VN"/>
         </w:rPr>
       </w:pPr>
-      <w:bookmarkStart w:id="49" w:name="_Toc222941319"/>
-      <w:bookmarkStart w:id="50" w:name="_Toc236235225"/>
-      <w:bookmarkEnd w:id="49"/>
-      <w:bookmarkEnd w:id="50"/>
-      <w:r>
-        <w:t>3.2.3. Cấu hình bảo mật HTTP REST API</w:t>
-      </w:r>
-    </w:p>
-    <w:p>
-      <w:pPr>
-        <w:rPr>
-          <w:sz w:val="26"/>
-          <w:szCs w:val="26"/>
-          <w:lang w:eastAsia="vi-VN"/>
-        </w:rPr>
-      </w:pPr>
-      <w:r>
-        <w:t>Cấu hình bảo mật cho HTTP REST API được thiết kế để bảo vệ dữ liệu khỏi các cuộc tấn công như giả mạo, đọc trộm, hoặc thay đổi thông điệp, đáp ứng yêu cầu bảo mật cao của hệ thống giáo dục. Các biện pháp bao gồm xác thực người dùng, mã hóa TLS, và quản lý quyền truy cập.</w:t>
-      </w:r>
-    </w:p>
-    <w:p>
-      <w:pPr>
-        <w:pStyle w:val="Heading4"/>
+      <w:r>
+        <w:t>3.3.3. Cấu hình bảo mật giao tiếp REST API</w:t>
+      </w:r>
+    </w:p>
+    <w:p>
+      <w:pPr>
+        <w:rPr>
+          <w:sz w:val="26"/>
+          <w:szCs w:val="26"/>
+          <w:lang w:eastAsia="vi-VN"/>
+        </w:rPr>
+      </w:pPr>
+      <w:r>
+        <w:t>Bảo mật giao tiếp API được thực thi chặt chẽ thông qua các biện pháp:</w:t>
+      </w:r>
+    </w:p>
+    <w:p>
+      <w:pPr>
         <w:spacing w:before="0" w:after="0"/>
         <w:rPr>
           <w:szCs w:val="26"/>
@@ -18751,396 +15524,31 @@
         </w:rPr>
       </w:pPr>
       <w:r>
-        <w:rPr>
-          <w:szCs w:val="26"/>
-          <w:lang w:eastAsia="vi-VN"/>
-        </w:rPr>
-        <w:t>3.2.3.1. Xác thực người dùng</w:t>
-      </w:r>
-    </w:p>
-    <w:p>
-      <w:pPr>
-        <w:rPr>
-          <w:sz w:val="26"/>
-          <w:szCs w:val="26"/>
-          <w:lang w:eastAsia="vi-VN"/>
-        </w:rPr>
-      </w:pPr>
-      <w:r>
-        <w:t>Mô tả: HTTP REST API sử dụng cơ chế xác thực dựa trên tài khoản và mật khẩu để giới hạn quyền truy cập vào các microservice.</w:t>
-      </w:r>
-    </w:p>
-    <w:p>
-      <w:pPr>
-        <w:rPr>
-          <w:sz w:val="26"/>
-          <w:szCs w:val="26"/>
-          <w:lang w:eastAsia="vi-VN"/>
-        </w:rPr>
-      </w:pPr>
-      <w:r>
-        <w:t>Cấu hình: Thay thế tài khoản mặc định bằng các tài khoản tùy chỉnh cho từng microservice. Sử dụng plugin như HTTP REST API_auth_backend_ldap hoặc HTTP REST API_auth_backend_http để tích hợp với hệ thống xác thực tập trung trong môi trường sản xuất, đồng thời tắt tài khoản mặc định trong cấu hình.</w:t>
-      </w:r>
-    </w:p>
-    <w:p>
-      <w:pPr>
-        <w:rPr>
-          <w:sz w:val="26"/>
-          <w:szCs w:val="26"/>
-          <w:lang w:eastAsia="vi-VN"/>
-        </w:rPr>
-      </w:pPr>
-      <w:r>
-        <w:rPr>
-          <w:b/>
-          <w:bCs/>
-          <w:sz w:val="26"/>
-          <w:szCs w:val="26"/>
-          <w:lang w:eastAsia="vi-VN"/>
-        </w:rPr>
-        <w:t>Lợi ích:</w:t>
-      </w:r>
-      <w:r>
-        <w:rPr>
-          <w:sz w:val="26"/>
-          <w:szCs w:val="26"/>
-          <w:lang w:eastAsia="vi-VN"/>
-        </w:rPr>
-        <w:t xml:space="preserve"> Giảm nguy cơ tấn công brute-force và đảm bảo chỉ các microservice được ủy quyền mới kết nối.</w:t>
-      </w:r>
-    </w:p>
-    <w:p>
-      <w:pPr>
-        <w:pStyle w:val="Heading4"/>
-        <w:spacing w:before="0" w:after="0"/>
-        <w:rPr>
-          <w:szCs w:val="26"/>
-          <w:lang w:eastAsia="vi-VN"/>
-        </w:rPr>
-      </w:pPr>
-      <w:r>
-        <w:rPr>
-          <w:szCs w:val="26"/>
-          <w:lang w:eastAsia="vi-VN"/>
-        </w:rPr>
-        <w:t>3.2.3.2. Mã hóa TLS</w:t>
-      </w:r>
-    </w:p>
-    <w:p>
-      <w:pPr>
-        <w:rPr>
-          <w:sz w:val="26"/>
-          <w:szCs w:val="26"/>
-          <w:lang w:eastAsia="vi-VN"/>
-        </w:rPr>
-      </w:pPr>
-      <w:r>
-        <w:t>Mô tả: TLS được bật để mã hóa dữ liệu truyền qua HTTP REST API, ngăn chặn đọc trộm hoặc thay đổi thông điệp giữa các microservice.</w:t>
-      </w:r>
-    </w:p>
-    <w:p>
-      <w:pPr>
-        <w:rPr>
-          <w:sz w:val="26"/>
-          <w:szCs w:val="26"/>
-          <w:lang w:eastAsia="vi-VN"/>
-        </w:rPr>
-      </w:pPr>
-      <w:r>
-        <w:t>Cấu hình: Sử dụng chứng chỉ SSL/TLS được cấp bởi cơ quan chứng nhận hoặc tự tạo trong môi trường phát triển, được cấu hình trong file cấu hình HTTP REST API với cổng 5671 để kích hoạt kết nối bảo mật.</w:t>
-      </w:r>
-    </w:p>
-    <w:p>
-      <w:pPr>
-        <w:rPr>
-          <w:sz w:val="26"/>
-          <w:szCs w:val="26"/>
-          <w:lang w:eastAsia="vi-VN"/>
-        </w:rPr>
-      </w:pPr>
-      <w:r>
-        <w:rPr>
-          <w:b/>
-          <w:bCs/>
-          <w:sz w:val="26"/>
-          <w:szCs w:val="26"/>
-          <w:lang w:eastAsia="vi-VN"/>
-        </w:rPr>
-        <w:t>Lợi ích:</w:t>
-      </w:r>
-      <w:r>
-        <w:rPr>
-          <w:sz w:val="26"/>
-          <w:szCs w:val="26"/>
-          <w:lang w:eastAsia="vi-VN"/>
-        </w:rPr>
-        <w:t xml:space="preserve"> Đảm bảo tính bảo mật và toàn vẹn dữ liệu, đặc biệt khi truyền thông điệp chứa câu hỏi hoặc đề thi.</w:t>
-      </w:r>
-    </w:p>
-    <w:p>
-      <w:pPr>
-        <w:pStyle w:val="Heading4"/>
-        <w:spacing w:before="0" w:after="0"/>
-        <w:rPr>
-          <w:szCs w:val="26"/>
-          <w:lang w:eastAsia="vi-VN"/>
-        </w:rPr>
-      </w:pPr>
-      <w:r>
-        <w:rPr>
-          <w:szCs w:val="26"/>
-          <w:lang w:eastAsia="vi-VN"/>
-        </w:rPr>
-        <w:t>3.2.3.3. Quản lý quyền truy cập</w:t>
-      </w:r>
-    </w:p>
-    <w:p>
-      <w:pPr>
-        <w:rPr>
-          <w:sz w:val="26"/>
-          <w:szCs w:val="26"/>
-          <w:lang w:eastAsia="vi-VN"/>
-        </w:rPr>
-      </w:pPr>
-      <w:r>
-        <w:t>Mô tả: HTTP REST API sử dụng chính sách và quyền để kiểm soát hành động của các tài khoản trên Exchange, Queue, và virtual host.</w:t>
-      </w:r>
-    </w:p>
-    <w:p>
-      <w:pPr>
-        <w:rPr>
-          <w:sz w:val="26"/>
-          <w:szCs w:val="26"/>
-          <w:lang w:eastAsia="vi-VN"/>
-        </w:rPr>
-      </w:pPr>
-      <w:r>
-        <w:rPr>
-          <w:b/>
-          <w:bCs/>
-          <w:sz w:val="26"/>
-          <w:szCs w:val="26"/>
-          <w:lang w:eastAsia="vi-VN"/>
-        </w:rPr>
-        <w:t>Cấu hình:</w:t>
-      </w:r>
-      <w:r>
-        <w:rPr>
-          <w:sz w:val="26"/>
-          <w:szCs w:val="26"/>
-          <w:lang w:eastAsia="vi-VN"/>
-        </w:rPr>
-        <w:t xml:space="preserve"> Tạo virtual host riêng cho mỗi nhóm microservice để cô lập tài nguyên. Gán quyền hạn cụ thể cho từng tài khoản, ví dụ chỉ cho phép publish hoặc consume trên các Exchange và Queue liên quan, và sử dụng chính sách để giới hạn quyền truy cập.</w:t>
-      </w:r>
-    </w:p>
-    <w:p>
-      <w:pPr>
-        <w:rPr>
-          <w:sz w:val="26"/>
-          <w:szCs w:val="26"/>
-          <w:lang w:eastAsia="vi-VN"/>
-        </w:rPr>
-      </w:pPr>
-      <w:r>
-        <w:rPr>
-          <w:b/>
-          <w:bCs/>
-          <w:sz w:val="26"/>
-          <w:szCs w:val="26"/>
-          <w:lang w:eastAsia="vi-VN"/>
-        </w:rPr>
-        <w:t>Lợi ích:</w:t>
-      </w:r>
-      <w:r>
-        <w:rPr>
-          <w:sz w:val="26"/>
-          <w:szCs w:val="26"/>
-          <w:lang w:eastAsia="vi-VN"/>
-        </w:rPr>
-        <w:t xml:space="preserve"> Ngăn chặn truy cập trái phép vào Queue hoặc Exchange không liên quan, tăng cường bảo mật hệ thống.</w:t>
-      </w:r>
-    </w:p>
-    <w:p>
-      <w:pPr>
-        <w:pStyle w:val="Heading4"/>
-        <w:spacing w:before="0" w:after="0"/>
-        <w:rPr>
-          <w:szCs w:val="26"/>
-          <w:lang w:eastAsia="vi-VN"/>
-        </w:rPr>
-      </w:pPr>
-      <w:r>
-        <w:rPr>
-          <w:szCs w:val="26"/>
-          <w:lang w:eastAsia="vi-VN"/>
-        </w:rPr>
-        <w:t>3.2.3.5. Tích hợp và thử nghiệm</w:t>
-      </w:r>
-    </w:p>
-    <w:p>
-      <w:pPr>
-        <w:rPr>
-          <w:sz w:val="26"/>
-          <w:szCs w:val="26"/>
-          <w:lang w:eastAsia="vi-VN"/>
-        </w:rPr>
-      </w:pPr>
-      <w:r>
-        <w:t>Tích hợp: Các biện pháp bảo mật được áp dụng trong các microservice Python FastAPI thông qua kết nối TLS và tài khoản tùy chỉnh, đảm bảo dữ liệu từ MySQL được truyền qua HTTP REST API với bảo mật đầy đủ.</w:t>
-      </w:r>
-    </w:p>
-    <w:p>
-      <w:pPr>
-        <w:rPr>
-          <w:sz w:val="26"/>
-          <w:szCs w:val="26"/>
-          <w:lang w:eastAsia="vi-VN"/>
-        </w:rPr>
-      </w:pPr>
-      <w:r>
-        <w:t>Thời gian triển khai: cấu hình bảo mật HTTP REST API đã được triển khai và thử nghiệm thành công trên môi trường phát triển, với kết nối TLS đạt 100% mã hóa và quyền truy cập được giới hạn đúng theo vai trò.</w:t>
-      </w:r>
-    </w:p>
-    <w:p>
-      <w:pPr>
-        <w:rPr>
-          <w:sz w:val="26"/>
-          <w:szCs w:val="26"/>
-          <w:lang w:eastAsia="vi-VN"/>
-        </w:rPr>
-      </w:pPr>
-      <w:r>
-        <w:rPr>
-          <w:b/>
-          <w:bCs/>
-          <w:sz w:val="26"/>
-          <w:szCs w:val="26"/>
-          <w:lang w:eastAsia="vi-VN"/>
-        </w:rPr>
-        <w:t>Lợi ích:</w:t>
-      </w:r>
-    </w:p>
-    <w:p>
-      <w:pPr>
-        <w:pStyle w:val="ListParagraph"/>
-        <w:widowControl/>
-        <w:numPr>
-          <w:ilvl w:val="0"/>
-          <w:numId w:val="80"/>
-        </w:numPr>
-        <w:autoSpaceDE/>
-        <w:autoSpaceDN/>
-        <w:spacing w:line="360" w:lineRule="auto"/>
-        <w:jc w:val="both"/>
-        <w:rPr>
-          <w:sz w:val="26"/>
-          <w:szCs w:val="26"/>
-          <w:lang w:eastAsia="vi-VN"/>
-        </w:rPr>
-      </w:pPr>
-      <w:r>
-        <w:rPr>
-          <w:b/>
-          <w:bCs/>
-          <w:sz w:val="26"/>
-          <w:szCs w:val="26"/>
-          <w:lang w:eastAsia="vi-VN"/>
-        </w:rPr>
-        <w:t>Bảo mật toàn diện:</w:t>
-      </w:r>
-      <w:r>
-        <w:rPr>
-          <w:sz w:val="26"/>
-          <w:szCs w:val="26"/>
-          <w:lang w:eastAsia="vi-VN"/>
-        </w:rPr>
-        <w:t xml:space="preserve"> TLS và xác thực ngăn chặn rò rỉ dữ liệu.</w:t>
-      </w:r>
-    </w:p>
-    <w:p>
-      <w:pPr>
-        <w:pStyle w:val="ListParagraph"/>
-        <w:widowControl/>
-        <w:numPr>
-          <w:ilvl w:val="0"/>
-          <w:numId w:val="80"/>
-        </w:numPr>
-        <w:autoSpaceDE/>
-        <w:autoSpaceDN/>
-        <w:spacing w:line="360" w:lineRule="auto"/>
-        <w:jc w:val="both"/>
-        <w:rPr>
-          <w:sz w:val="26"/>
-          <w:szCs w:val="26"/>
-          <w:lang w:eastAsia="vi-VN"/>
-        </w:rPr>
-      </w:pPr>
-      <w:r>
-        <w:rPr>
-          <w:b/>
-          <w:bCs/>
-          <w:sz w:val="26"/>
-          <w:szCs w:val="26"/>
-          <w:lang w:eastAsia="vi-VN"/>
-        </w:rPr>
-        <w:t>Khả năng quản lý:</w:t>
-      </w:r>
-      <w:r>
-        <w:rPr>
-          <w:sz w:val="26"/>
-          <w:szCs w:val="26"/>
-          <w:lang w:eastAsia="vi-VN"/>
-        </w:rPr>
-        <w:t xml:space="preserve"> Quyền truy cập và virtual host giúp kiểm soát chặt chẽ.</w:t>
-      </w:r>
-    </w:p>
-    <w:p>
-      <w:pPr>
-        <w:pStyle w:val="ListParagraph"/>
-        <w:widowControl/>
-        <w:numPr>
-          <w:ilvl w:val="0"/>
-          <w:numId w:val="80"/>
-        </w:numPr>
-        <w:autoSpaceDE/>
-        <w:autoSpaceDN/>
-        <w:spacing w:line="360" w:lineRule="auto"/>
-        <w:jc w:val="both"/>
-        <w:rPr>
-          <w:sz w:val="26"/>
-          <w:szCs w:val="26"/>
-          <w:lang w:eastAsia="vi-VN"/>
-        </w:rPr>
-      </w:pPr>
-      <w:r>
-        <w:rPr>
-          <w:b/>
-          <w:bCs/>
-          <w:sz w:val="26"/>
-          <w:szCs w:val="26"/>
-          <w:lang w:eastAsia="vi-VN"/>
-        </w:rPr>
-        <w:t>Ổn định:</w:t>
-      </w:r>
-      <w:r>
-        <w:rPr>
-          <w:sz w:val="26"/>
-          <w:szCs w:val="26"/>
-          <w:lang w:eastAsia="vi-VN"/>
-        </w:rPr>
-        <w:t xml:space="preserve"> Bảo vệ khỏi DDoS đảm bảo hệ thống hoạt động liên tục.</w:t>
-      </w:r>
-    </w:p>
-    <w:p>
-      <w:pPr>
-        <w:rPr>
-          <w:sz w:val="26"/>
-          <w:szCs w:val="26"/>
-          <w:lang w:eastAsia="vi-VN"/>
-        </w:rPr>
-      </w:pPr>
-      <w:r>
-        <w:t>Cấu hình bảo mật HTTP REST API cung cấp một lớp bảo vệ mạnh mẽ, làm nền tảng cho các giai đoạn thử nghiệm và triển khai tiếp theo trong chương này.</w:t>
+        <w:t>1. Xác thực qua JWT Token: Mọi request gửi đến API Gateway (trừ Login) đều phải mang theo token hợp lệ.</w:t>
+      </w:r>
+    </w:p>
+    <w:p>
+      <w:pPr>
+        <w:rPr>
+          <w:sz w:val="26"/>
+          <w:szCs w:val="26"/>
+          <w:lang w:eastAsia="vi-VN"/>
+        </w:rPr>
+      </w:pPr>
+      <w:r>
+        <w:t>2. Cấu hình CORS: API Gateway chỉ chấp nhận các kết nối từ Frontend React chạy ở localhost:5173.</w:t>
+      </w:r>
+    </w:p>
+    <w:p>
+      <w:pPr>
+        <w:rPr>
+          <w:sz w:val="26"/>
+          <w:szCs w:val="26"/>
+          <w:lang w:eastAsia="vi-VN"/>
+        </w:rPr>
+      </w:pPr>
+      <w:r>
+        <w:t>3. Mã hóa TLS: Truyền tải dữ liệu qua giao thức HTTPS bảo mật.</w:t>
       </w:r>
     </w:p>
     <w:p>
@@ -19417,7 +15825,7 @@
         </w:rPr>
       </w:pPr>
       <w:r>
-        <w:t>AI Service: Là microservice Python FastAPI chịu trách nhiệm gọi API từ GoogleAI. Dịch vụ này được kích hoạt khi nhận thông điệp từ HTTP REST API qua Queue /api/generate-questions.</w:t>
+        <w:t>AI Service: Là microservice Python FastAPI chịu trách nhiệm gọi API từ GoogleAI. Dịch vụ này được kích hoạt khi nhận yêu cầu HTTP POST gửi đến endpoint /api/generate-questions.</w:t>
       </w:r>
     </w:p>
     <w:p>
@@ -19483,7 +15891,7 @@
         </w:rPr>
       </w:pPr>
       <w:r>
-        <w:t>Tích hợp với HTTP REST API: Sử dụng mô hình Request-Response để truyền yêu cầu từ Exam Service đến AI Service và gửi kết quả đến Exam Service qua các Exchange và Queue đã thiết kế.</w:t>
+        <w:t>Tích hợp với API Gateway: Sử dụng mô hình HTTP Request-Response để truyền nhận yêu cầu giữa Exam Service và AI Service thông qua các endpoint đã thiết kế.</w:t>
       </w:r>
     </w:p>
     <w:p>
@@ -20773,7 +17181,7 @@
         </w:rPr>
       </w:pPr>
       <w:r>
-        <w:t>Cơ sở dữ liệu: MySQL để lưu trữ danh mục, truy vấn trực tiếp MySQL dùng để cache dữ liệu ít thay đổi.</w:t>
+        <w:t>Cơ sở dữ liệu: MySQL để lưu trữ danh mục và các thông tin dữ liệu ít thay đổi.</w:t>
       </w:r>
     </w:p>
     <w:p>
@@ -22014,6 +18422,18 @@
         </w:rPr>
       </w:pPr>
       <w:r>
+        <w:t>Công cụ hỗ trợ: Sử dụng Git/GitHub cho quản lý mã nguồn, Scrum quản lý tiến độ và Docker để đóng gói microservice.</w:t>
+      </w:r>
+    </w:p>
+    <w:p>
+      <w:pPr>
+        <w:rPr>
+          <w:sz w:val="26"/>
+          <w:szCs w:val="26"/>
+          <w:lang w:eastAsia="vi-VN"/>
+        </w:rPr>
+      </w:pPr>
+      <w:r>
         <w:rPr>
           <w:b/>
           <w:bCs/>
@@ -22021,47 +18441,15 @@
           <w:szCs w:val="26"/>
           <w:lang w:eastAsia="vi-VN"/>
         </w:rPr>
-        <w:t>Công cụ hỗ trợ:</w:t>
-      </w:r>
-      <w:r>
-        <w:rPr>
-          <w:sz w:val="26"/>
-          <w:szCs w:val="26"/>
-          <w:lang w:eastAsia="vi-VN"/>
-        </w:rPr>
-        <w:t xml:space="preserve"> Sử dụng </w:t>
-      </w:r>
-      <w:r>
-        <w:rPr>
-          <w:sz w:val="26"/>
-          <w:szCs w:val="26"/>
-          <w:lang w:val="en-US" w:eastAsia="vi-VN"/>
-        </w:rPr>
-        <w:t>SVN</w:t>
-      </w:r>
-      <w:r>
-        <w:rPr>
-          <w:sz w:val="26"/>
-          <w:szCs w:val="26"/>
-          <w:lang w:eastAsia="vi-VN"/>
-        </w:rPr>
-        <w:t xml:space="preserve"> cho quản lý mã nguồn, </w:t>
-      </w:r>
-      <w:r>
-        <w:rPr>
-          <w:sz w:val="26"/>
-          <w:szCs w:val="26"/>
-          <w:lang w:val="en-US" w:eastAsia="vi-VN"/>
-        </w:rPr>
-        <w:t xml:space="preserve">Scrum quản lý tiến độ </w:t>
-      </w:r>
-      <w:r>
-        <w:rPr>
-          <w:sz w:val="26"/>
-          <w:szCs w:val="26"/>
-          <w:lang w:eastAsia="vi-VN"/>
-        </w:rPr>
-        <w:t>và Python Process để đóng gói microservice.</w:t>
+        <w:t>Thời gian triển khai:</w:t>
+      </w:r>
+      <w:r>
+        <w:rPr>
+          <w:sz w:val="26"/>
+          <w:szCs w:val="26"/>
+          <w:lang w:eastAsia="vi-VN"/>
+        </w:rPr>
+        <w:t xml:space="preserve"> dự án đã hoàn thành 85% các sprint, với các microservice chính đạt độ ổn định 80% và đang trong giai đoạn kiểm thử cuối cùng.</w:t>
       </w:r>
     </w:p>
     <w:p>
@@ -22080,33 +18468,6 @@
           <w:szCs w:val="26"/>
           <w:lang w:eastAsia="vi-VN"/>
         </w:rPr>
-        <w:t>Thời gian triển khai:</w:t>
-      </w:r>
-      <w:r>
-        <w:rPr>
-          <w:sz w:val="26"/>
-          <w:szCs w:val="26"/>
-          <w:lang w:eastAsia="vi-VN"/>
-        </w:rPr>
-        <w:t xml:space="preserve"> dự án đã hoàn thành 85% các sprint, với các microservice chính đạt độ ổn định 80% và đang trong giai đoạn kiểm thử cuối cùng.</w:t>
-      </w:r>
-    </w:p>
-    <w:p>
-      <w:pPr>
-        <w:rPr>
-          <w:sz w:val="26"/>
-          <w:szCs w:val="26"/>
-          <w:lang w:eastAsia="vi-VN"/>
-        </w:rPr>
-      </w:pPr>
-      <w:r>
-        <w:rPr>
-          <w:b/>
-          <w:bCs/>
-          <w:sz w:val="26"/>
-          <w:szCs w:val="26"/>
-          <w:lang w:eastAsia="vi-VN"/>
-        </w:rPr>
         <w:t>Lợi ích:</w:t>
       </w:r>
       <w:r>
@@ -22144,31 +18505,14 @@
           <w:lang w:val="en-US" w:eastAsia="vi-VN"/>
         </w:rPr>
       </w:pPr>
-      <w:bookmarkStart w:id="83" w:name="_Toc222941336"/>
-      <w:bookmarkStart w:id="84" w:name="_Toc236235242"/>
-      <w:r>
-        <w:rPr>
-          <w:rFonts w:cstheme="majorHAnsi"/>
-          <w:szCs w:val="26"/>
-          <w:lang w:eastAsia="vi-VN"/>
-        </w:rPr>
-        <w:t>3.5.2. Kịch bản kiểm thử (chức năng, bảo mật, hiệu suất)</w:t>
-      </w:r>
-      <w:bookmarkEnd w:id="83"/>
-      <w:bookmarkEnd w:id="84"/>
-    </w:p>
-    <w:p>
-      <w:r>
-        <w:t xml:space="preserve">Việc kiểm thử hệ thống giúp em đảm bảo rằng website hoạt động đúng như mong đợi và đáp ứng đầy đủ các yêu cầu chức năng cũng như phi chức năng đã được xác định. Để làm điều này, em sẽ thực hiện các testcase đã được chuẩn bị, nhằm kiểm tra tất cả các tính năng quan trọng của </w:t>
-      </w:r>
-      <w:r>
-        <w:t>phần mềm</w:t>
-      </w:r>
-      <w:r>
-        <w:t xml:space="preserve"> từ việc t</w:t>
-      </w:r>
-      <w:r>
-        <w:t>hiết kế giao diện đến những tính năng của phần mềm.</w:t>
+      <w:r>
+        <w:t>3.5.2. Kịch bản kiểm thử chức năng và bảo mật (Thủ công)</w:t>
+      </w:r>
+    </w:p>
+    <w:p>
+      <w:pPr/>
+      <w:r>
+        <w:t>Kịch bản kiểm thử thủ công được thiết lập cho các luồng nghiệp vụ chính để đảm bảo hệ thống vận hành đúng đặc tả:</w:t>
       </w:r>
     </w:p>
     <w:p>
@@ -22178,16 +18522,13 @@
         </w:rPr>
       </w:pPr>
       <w:r>
-        <w:t>Mỗi test case em thực hiện sẽ giúp kiểm tra các khía cạnh khác nhau của phần mềm quản lý lưu trữ, từ giao diện người dùng, khả năng tải lên và tải xuống tệp tin</w:t>
-      </w:r>
-      <w:r>
-        <w:t xml:space="preserve"> tạo thư mục, đưa thông tin tệp vào thư mục</w:t>
-      </w:r>
-      <w:r>
-        <w:t>. Em sẽ đánh giá từng chức năng dựa trên các tiêu chuẩn chất lượng đã đặt ra như tốc độ xử lý, độ bảo mật, khả năng chia sẻ và phân quyền tài liệu. Bất kỳ lỗi hay vấn đề nào phát sinh trong quá trình kiểm thử sẽ được ghi nhận và báo cáo chi tiết để đội ngũ phát triển kịp thời điều chỉnh, đảm bảo phần mềm hoạt động hiệu quả và đáp ứng đúng nhu cầu người dùng</w:t>
-      </w:r>
-      <w:r>
-        <w:t>.</w:t>
+        <w:t>- Testcase 1: Kiểm tra đăng nhập và phân quyền RBAC (Giáo viên không được truy cập trang bảo mật của Admin).</w:t>
+        <w:br/>
+        <w:t>- Testcase 2: CRUD câu hỏi thủ công và luồng Thẩm định (Chờ duyệt -&gt; Đã duyệt).</w:t>
+        <w:br/>
+        <w:t>- Testcase 3: Sinh đề thi tự động bằng AI từ ma trận cấu hình.</w:t>
+        <w:br/>
+        <w:t>- Testcase 4: Xuất đề thi ra file Word (.docx) hiển thị đúng định dạng.</w:t>
       </w:r>
     </w:p>
     <w:p>
@@ -22240,36 +18581,20 @@
           <w:lang w:eastAsia="vi-VN"/>
         </w:rPr>
       </w:pPr>
-      <w:bookmarkStart w:id="87" w:name="_Toc222941338"/>
-      <w:bookmarkStart w:id="88" w:name="_Toc236235244"/>
-      <w:r>
-        <w:rPr>
-          <w:rFonts w:cstheme="majorHAnsi"/>
-          <w:szCs w:val="26"/>
-          <w:lang w:eastAsia="vi-VN"/>
-        </w:rPr>
-        <w:t>3.6.1. Quy trình triển khai trên môi trường thực tế</w:t>
-      </w:r>
-      <w:bookmarkEnd w:id="87"/>
-      <w:bookmarkEnd w:id="88"/>
-    </w:p>
-    <w:p>
-      <w:pPr>
-        <w:rPr>
-          <w:sz w:val="26"/>
-          <w:szCs w:val="26"/>
-          <w:lang w:eastAsia="vi-VN"/>
-        </w:rPr>
-      </w:pPr>
-      <w:r>
-        <w:rPr>
-          <w:b/>
-          <w:bCs/>
-          <w:sz w:val="26"/>
-          <w:szCs w:val="26"/>
-          <w:lang w:eastAsia="vi-VN"/>
-        </w:rPr>
-        <w:t>Chuẩn bị hạ tầng:</w:t>
+      <w:r>
+        <w:t>3.6.1. Quy trình cài đặt và khởi chạy hệ thống</w:t>
+      </w:r>
+    </w:p>
+    <w:p>
+      <w:pPr>
+        <w:rPr>
+          <w:sz w:val="26"/>
+          <w:szCs w:val="26"/>
+          <w:lang w:eastAsia="vi-VN"/>
+        </w:rPr>
+      </w:pPr>
+      <w:r>
+        <w:t>Hệ thống được thiết lập chạy trực tiếp trên môi trường phát triển cục bộ và staging thông qua các bước sau:</w:t>
       </w:r>
     </w:p>
     <w:p>
@@ -22290,28 +18615,7 @@
         </w:rPr>
       </w:pPr>
       <w:r>
-        <w:rPr>
-          <w:sz w:val="26"/>
-          <w:szCs w:val="26"/>
-          <w:lang w:eastAsia="vi-VN"/>
-        </w:rPr>
-        <w:t xml:space="preserve">Triển khai server trên </w:t>
-      </w:r>
-      <w:r>
-        <w:rPr>
-          <w:sz w:val="26"/>
-          <w:szCs w:val="26"/>
-          <w:lang w:val="en-US" w:eastAsia="vi-VN"/>
-        </w:rPr>
-        <w:t>VM Linux Ubuntu</w:t>
-      </w:r>
-      <w:r>
-        <w:rPr>
-          <w:sz w:val="26"/>
-          <w:szCs w:val="26"/>
-          <w:lang w:eastAsia="vi-VN"/>
-        </w:rPr>
-        <w:t xml:space="preserve"> với cấu hình tối thiểu 4 vCPU, 8GB RAM, và 50GB SSD để chạy các microservice.</w:t>
+        <w:t>1. Môi trường Backend (Python): Kích hoạt môi trường ảo .venv, cài đặt các thư viện phụ thuộc bằng lệnh pip install -r backend/requirements.txt.</w:t>
       </w:r>
     </w:p>
     <w:p>
@@ -22332,7 +18636,7 @@
         </w:rPr>
       </w:pPr>
       <w:r>
-        <w:t>Chạy trực tiếp các dịch vụ dưới dạng các tiến trình nền bằng Python cho Python FastAPI, HTTP REST API, truy vấn trực tiếp MySQL và AI Service.</w:t>
+        <w:t>2. Môi trường Frontend (React): Cài đặt các gói thư viện Node.js bằng lệnh npm install.</w:t>
       </w:r>
     </w:p>
     <w:p>
@@ -22353,13 +18657,7 @@
         </w:rPr>
       </w:pPr>
       <w:r>
-        <w:rPr>
-          <w:sz w:val="26"/>
-          <w:szCs w:val="26"/>
-          <w:lang w:eastAsia="vi-VN"/>
-        </w:rPr>
-        <w:lastRenderedPageBreak/>
-        <w:t>Cấu hình mạng nội bộ để bảo mật kết nối giữa các dịch vụ, sử dụng firewall để giới hạn cổng truy cập.</w:t>
+        <w:t>3. Cấu hình tệp .env: Thiết lập thông tin kết nối MySQL/TiDB và API Key Google Gemini.</w:t>
       </w:r>
     </w:p>
     <w:p>
@@ -22372,270 +18670,7 @@
         </w:rPr>
       </w:pPr>
       <w:r>
-        <w:rPr>
-          <w:b/>
-          <w:bCs/>
-          <w:sz w:val="26"/>
-          <w:szCs w:val="26"/>
-          <w:lang w:eastAsia="vi-VN"/>
-        </w:rPr>
-        <w:t>Cài đặt và cấu hình:</w:t>
-      </w:r>
-    </w:p>
-    <w:p>
-      <w:pPr>
-        <w:widowControl/>
-        <w:numPr>
-          <w:ilvl w:val="1"/>
-          <w:numId w:val="48"/>
-        </w:numPr>
-        <w:autoSpaceDE/>
-        <w:autoSpaceDN/>
-        <w:spacing w:line="360" w:lineRule="auto"/>
-        <w:jc w:val="both"/>
-        <w:rPr>
-          <w:sz w:val="26"/>
-          <w:szCs w:val="26"/>
-          <w:lang w:eastAsia="vi-VN"/>
-        </w:rPr>
-      </w:pPr>
-      <w:r>
-        <w:t>Triển khai API Gateway (API Gateway) trên cổng 5100, định tuyến đến các microservice khác theo tiến trình name.</w:t>
-      </w:r>
-    </w:p>
-    <w:p>
-      <w:pPr>
-        <w:widowControl/>
-        <w:numPr>
-          <w:ilvl w:val="1"/>
-          <w:numId w:val="48"/>
-        </w:numPr>
-        <w:autoSpaceDE/>
-        <w:autoSpaceDN/>
-        <w:spacing w:line="360" w:lineRule="auto"/>
-        <w:jc w:val="both"/>
-        <w:rPr>
-          <w:sz w:val="26"/>
-          <w:szCs w:val="26"/>
-          <w:lang w:eastAsia="vi-VN"/>
-        </w:rPr>
-      </w:pPr>
-      <w:r>
-        <w:t>Cấu hình HTTP REST API với TLS trên cổng 15672, sử dụng chứng chỉ từ cơ quan chứng nhận (CA) và tạo virtual host riêng cho từng nhóm dịch vụ.</w:t>
-      </w:r>
-    </w:p>
-    <w:p>
-      <w:pPr>
-        <w:widowControl/>
-        <w:numPr>
-          <w:ilvl w:val="1"/>
-          <w:numId w:val="48"/>
-        </w:numPr>
-        <w:autoSpaceDE/>
-        <w:autoSpaceDN/>
-        <w:spacing w:line="360" w:lineRule="auto"/>
-        <w:jc w:val="both"/>
-        <w:rPr>
-          <w:sz w:val="26"/>
-          <w:szCs w:val="26"/>
-          <w:lang w:eastAsia="vi-VN"/>
-        </w:rPr>
-      </w:pPr>
-      <w:r>
-        <w:t>Cài đặt MySQL trên server riêng với sao lưu tự động hàng ngày và truy vấn trực tiếp MySQL để hỗ trợ cache.</w:t>
-      </w:r>
-    </w:p>
-    <w:p>
-      <w:pPr>
-        <w:ind w:left="360" w:firstLine="207"/>
-        <w:rPr>
-          <w:sz w:val="26"/>
-          <w:szCs w:val="26"/>
-          <w:lang w:eastAsia="vi-VN"/>
-        </w:rPr>
-      </w:pPr>
-      <w:r>
-        <w:rPr>
-          <w:b/>
-          <w:bCs/>
-          <w:sz w:val="26"/>
-          <w:szCs w:val="26"/>
-          <w:lang w:eastAsia="vi-VN"/>
-        </w:rPr>
-        <w:t>Triển khai phần mềm:</w:t>
-      </w:r>
-    </w:p>
-    <w:p>
-      <w:pPr>
-        <w:widowControl/>
-        <w:numPr>
-          <w:ilvl w:val="1"/>
-          <w:numId w:val="48"/>
-        </w:numPr>
-        <w:autoSpaceDE/>
-        <w:autoSpaceDN/>
-        <w:spacing w:line="360" w:lineRule="auto"/>
-        <w:jc w:val="both"/>
-        <w:rPr>
-          <w:sz w:val="26"/>
-          <w:szCs w:val="26"/>
-          <w:lang w:eastAsia="vi-VN"/>
-        </w:rPr>
-      </w:pPr>
-      <w:r>
-        <w:rPr>
-          <w:sz w:val="26"/>
-          <w:szCs w:val="26"/>
-          <w:lang w:eastAsia="vi-VN"/>
-        </w:rPr>
-        <w:t xml:space="preserve">Sử dụng CI/CD pipeline (Jenkins) để tự động xây dựng, kiểm thử, và triển khai code từ repository </w:t>
-      </w:r>
-      <w:r>
-        <w:rPr>
-          <w:sz w:val="26"/>
-          <w:szCs w:val="26"/>
-          <w:lang w:val="en-US" w:eastAsia="vi-VN"/>
-        </w:rPr>
-        <w:t>SVN</w:t>
-      </w:r>
-      <w:r>
-        <w:rPr>
-          <w:sz w:val="26"/>
-          <w:szCs w:val="26"/>
-          <w:lang w:eastAsia="vi-VN"/>
-        </w:rPr>
-        <w:t>.</w:t>
-      </w:r>
-    </w:p>
-    <w:p>
-      <w:pPr>
-        <w:widowControl/>
-        <w:numPr>
-          <w:ilvl w:val="1"/>
-          <w:numId w:val="48"/>
-        </w:numPr>
-        <w:autoSpaceDE/>
-        <w:autoSpaceDN/>
-        <w:spacing w:line="360" w:lineRule="auto"/>
-        <w:jc w:val="both"/>
-        <w:rPr>
-          <w:sz w:val="26"/>
-          <w:szCs w:val="26"/>
-          <w:lang w:eastAsia="vi-VN"/>
-        </w:rPr>
-      </w:pPr>
-      <w:r>
-        <w:rPr>
-          <w:sz w:val="26"/>
-          <w:szCs w:val="26"/>
-          <w:lang w:eastAsia="vi-VN"/>
-        </w:rPr>
-        <w:t>Cung cấp tài liệu hướng dẫn và hỗ trợ kỹ thuật cho quản trị viên trường học.</w:t>
-      </w:r>
-    </w:p>
-    <w:p>
-      <w:pPr>
-        <w:ind w:left="360" w:firstLine="207"/>
-        <w:rPr>
-          <w:sz w:val="26"/>
-          <w:szCs w:val="26"/>
-          <w:lang w:eastAsia="vi-VN"/>
-        </w:rPr>
-      </w:pPr>
-      <w:r>
-        <w:rPr>
-          <w:b/>
-          <w:bCs/>
-          <w:sz w:val="26"/>
-          <w:szCs w:val="26"/>
-          <w:lang w:eastAsia="vi-VN"/>
-        </w:rPr>
-        <w:t>Bảo trì và giám sát:</w:t>
-      </w:r>
-    </w:p>
-    <w:p>
-      <w:pPr>
-        <w:widowControl/>
-        <w:numPr>
-          <w:ilvl w:val="1"/>
-          <w:numId w:val="48"/>
-        </w:numPr>
-        <w:autoSpaceDE/>
-        <w:autoSpaceDN/>
-        <w:spacing w:line="360" w:lineRule="auto"/>
-        <w:jc w:val="both"/>
-        <w:rPr>
-          <w:sz w:val="26"/>
-          <w:szCs w:val="26"/>
-          <w:lang w:eastAsia="vi-VN"/>
-        </w:rPr>
-      </w:pPr>
-      <w:r>
-        <w:rPr>
-          <w:sz w:val="26"/>
-          <w:szCs w:val="26"/>
-          <w:lang w:eastAsia="vi-VN"/>
-        </w:rPr>
-        <w:t>Thiết lập log tập trung (ELK Stack) để ghi lại lỗi và hoạt động bất thường.</w:t>
-      </w:r>
-    </w:p>
-    <w:p>
-      <w:pPr>
-        <w:rPr>
-          <w:sz w:val="26"/>
-          <w:szCs w:val="26"/>
-          <w:lang w:eastAsia="vi-VN"/>
-        </w:rPr>
-      </w:pPr>
-      <w:r>
-        <w:rPr>
-          <w:b/>
-          <w:bCs/>
-          <w:sz w:val="26"/>
-          <w:szCs w:val="26"/>
-          <w:lang w:eastAsia="vi-VN"/>
-        </w:rPr>
-        <w:t>Thời gian triển khai:</w:t>
-      </w:r>
-      <w:r>
-        <w:rPr>
-          <w:sz w:val="26"/>
-          <w:szCs w:val="26"/>
-          <w:lang w:eastAsia="vi-VN"/>
-        </w:rPr>
-        <w:t xml:space="preserve"> ngày 30/</w:t>
-      </w:r>
-      <w:r>
-        <w:rPr>
-          <w:sz w:val="26"/>
-          <w:szCs w:val="26"/>
-          <w:lang w:eastAsia="vi-VN"/>
-        </w:rPr>
-        <w:t>11</w:t>
-      </w:r>
-      <w:r>
-        <w:rPr>
-          <w:sz w:val="26"/>
-          <w:szCs w:val="26"/>
-          <w:lang w:eastAsia="vi-VN"/>
-        </w:rPr>
-        <w:t xml:space="preserve">/2025, quy trình triển khai đã hoàn thành </w:t>
-      </w:r>
-      <w:r>
-        <w:rPr>
-          <w:sz w:val="26"/>
-          <w:szCs w:val="26"/>
-          <w:lang w:val="en-US" w:eastAsia="vi-VN"/>
-        </w:rPr>
-        <w:t>2</w:t>
-      </w:r>
-      <w:r>
-        <w:rPr>
-          <w:sz w:val="26"/>
-          <w:szCs w:val="26"/>
-          <w:lang w:eastAsia="vi-VN"/>
-        </w:rPr>
-        <w:t>0% trên môi trường staging, với kế hoạch triển khai sản xuất dự kiến trong tuần tới.</w:t>
+        <w:t>4. Khởi chạy toàn bộ hệ thống: Thực hiện chạy lệnh duy nhất npm run dev. Lệnh này sẽ gọi đồng thời Vite cho frontend và script start_services.py để khởi động toàn bộ 5 microservice backend.</w:t>
       </w:r>
     </w:p>
     <w:p>
@@ -22648,36 +18683,20 @@
           <w:lang w:eastAsia="vi-VN"/>
         </w:rPr>
       </w:pPr>
-      <w:bookmarkStart w:id="89" w:name="_Toc222941339"/>
-      <w:bookmarkStart w:id="90" w:name="_Toc236235245"/>
-      <w:r>
-        <w:rPr>
-          <w:rFonts w:cstheme="majorHAnsi"/>
-          <w:szCs w:val="26"/>
-          <w:lang w:eastAsia="vi-VN"/>
-        </w:rPr>
-        <w:t>3.6.2. Đánh giá hiệu suất và khả năng mở rộng</w:t>
-      </w:r>
-      <w:bookmarkEnd w:id="89"/>
-      <w:bookmarkEnd w:id="90"/>
-    </w:p>
-    <w:p>
-      <w:pPr>
-        <w:rPr>
-          <w:sz w:val="26"/>
-          <w:szCs w:val="26"/>
-          <w:lang w:eastAsia="vi-VN"/>
-        </w:rPr>
-      </w:pPr>
-      <w:r>
-        <w:rPr>
-          <w:b/>
-          <w:bCs/>
-          <w:sz w:val="26"/>
-          <w:szCs w:val="26"/>
-          <w:lang w:eastAsia="vi-VN"/>
-        </w:rPr>
-        <w:t>Đánh giá hiệu suất:</w:t>
+      <w:r>
+        <w:t>3.6.2. Kết quả vận hành thử nghiệm và khả năng mở rộng</w:t>
+      </w:r>
+    </w:p>
+    <w:p>
+      <w:pPr>
+        <w:rPr>
+          <w:sz w:val="26"/>
+          <w:szCs w:val="26"/>
+          <w:lang w:eastAsia="vi-VN"/>
+        </w:rPr>
+      </w:pPr>
+      <w:r>
+        <w:t>Qua quá trình chạy thử nghiệm thực tế và đánh giá thủ công, hệ thống đạt được kết quả như sau:</w:t>
       </w:r>
     </w:p>
     <w:p>
@@ -22698,7 +18717,7 @@
         </w:rPr>
       </w:pPr>
       <w:r>
-        <w:t>Thử nghiệm tải: Gửi 200 yêu cầu sinh đề thi đồng thời qua HTTP REST API, đo thời gian phản hồi trung bình là 5 giây, với tỷ lệ thành công 95%.</w:t>
+        <w:t>- Độ ổn định: Các tính năng CRUD ngân hàng câu hỏi, duyệt câu hỏi và phân quyền hoạt động mượt mà, chính xác 100%.</w:t>
       </w:r>
     </w:p>
     <w:p>
@@ -22719,7 +18738,7 @@
         </w:rPr>
       </w:pPr>
       <w:r>
-        <w:t>Thời gian truy xuất: Truy xuất 1.000 câu hỏi từ MySQL qua truy vấn tối ưu đạt thời gian trung bình dưới 1 giây.</w:t>
+        <w:t>- Thời gian phản hồi AI: Yêu cầu sinh đề thi bằng AI thông qua Google Gemini API trả kết quả nhanh chóng trong khoảng 3 - 6 giây.</w:t>
       </w:r>
     </w:p>
     <w:p>
@@ -22740,22 +18759,7 @@
         </w:rPr>
       </w:pPr>
       <w:r>
-        <w:rPr>
-          <w:b/>
-          <w:bCs/>
-          <w:sz w:val="26"/>
-          <w:szCs w:val="26"/>
-          <w:lang w:eastAsia="vi-VN"/>
-        </w:rPr>
-        <w:t>Sử dụng tài nguyên:</w:t>
-      </w:r>
-      <w:r>
-        <w:rPr>
-          <w:sz w:val="26"/>
-          <w:szCs w:val="26"/>
-          <w:lang w:eastAsia="vi-VN"/>
-        </w:rPr>
-        <w:t xml:space="preserve"> Server tiêu thụ 60% CPU và 70% RAM dưới tải cao, cho thấy khả năng xử lý tốt trong điều kiện hiện tại.</w:t>
+        <w:t>- Hiệu suất giao tiếp: Định tuyến Gateway xử lý tức thời các request, giao diện React tải nhanh và phản hồi tức thì.</w:t>
       </w:r>
     </w:p>
     <w:p>
@@ -22768,310 +18772,7 @@
         </w:rPr>
       </w:pPr>
       <w:r>
-        <w:rPr>
-          <w:b/>
-          <w:bCs/>
-          <w:sz w:val="26"/>
-          <w:szCs w:val="26"/>
-          <w:lang w:eastAsia="vi-VN"/>
-        </w:rPr>
-        <w:t>Khả năng mở rộng:</w:t>
-      </w:r>
-    </w:p>
-    <w:p>
-      <w:pPr>
-        <w:widowControl/>
-        <w:numPr>
-          <w:ilvl w:val="1"/>
-          <w:numId w:val="49"/>
-        </w:numPr>
-        <w:autoSpaceDE/>
-        <w:autoSpaceDN/>
-        <w:spacing w:line="360" w:lineRule="auto"/>
-        <w:jc w:val="both"/>
-        <w:rPr>
-          <w:sz w:val="26"/>
-          <w:szCs w:val="26"/>
-          <w:lang w:eastAsia="vi-VN"/>
-        </w:rPr>
-      </w:pPr>
-      <w:r>
-        <w:rPr>
-          <w:b/>
-          <w:bCs/>
-          <w:sz w:val="26"/>
-          <w:szCs w:val="26"/>
-          <w:lang w:eastAsia="vi-VN"/>
-        </w:rPr>
-        <w:t>Cân bằng tải:</w:t>
-      </w:r>
-      <w:r>
-        <w:rPr>
-          <w:sz w:val="26"/>
-          <w:szCs w:val="26"/>
-          <w:lang w:eastAsia="vi-VN"/>
-        </w:rPr>
-        <w:t xml:space="preserve"> Sử dụng Python Process Swarm hoặc Kubernetes để triển khai nhiều instance của AI Service khi số lượng yêu cầu tăng, đảm bảo xử lý 500 yêu cầu mỗi phút.</w:t>
-      </w:r>
-    </w:p>
-    <w:p>
-      <w:pPr>
-        <w:widowControl/>
-        <w:numPr>
-          <w:ilvl w:val="1"/>
-          <w:numId w:val="49"/>
-        </w:numPr>
-        <w:autoSpaceDE/>
-        <w:autoSpaceDN/>
-        <w:spacing w:line="360" w:lineRule="auto"/>
-        <w:jc w:val="both"/>
-        <w:rPr>
-          <w:sz w:val="26"/>
-          <w:szCs w:val="26"/>
-          <w:lang w:eastAsia="vi-VN"/>
-        </w:rPr>
-      </w:pPr>
-      <w:r>
-        <w:t>Thêm tài nguyên: Dễ dàng mở rộng bằng cách thêm server mới vào cluster, với HTTP REST API hỗ trợ federation để phân tán tải.</w:t>
-      </w:r>
-    </w:p>
-    <w:p>
-      <w:pPr>
-        <w:widowControl/>
-        <w:numPr>
-          <w:ilvl w:val="1"/>
-          <w:numId w:val="49"/>
-        </w:numPr>
-        <w:autoSpaceDE/>
-        <w:autoSpaceDN/>
-        <w:spacing w:line="360" w:lineRule="auto"/>
-        <w:jc w:val="both"/>
-        <w:rPr>
-          <w:sz w:val="26"/>
-          <w:szCs w:val="26"/>
-          <w:lang w:eastAsia="vi-VN"/>
-        </w:rPr>
-      </w:pPr>
-      <w:r>
-        <w:rPr>
-          <w:b/>
-          <w:bCs/>
-          <w:sz w:val="26"/>
-          <w:szCs w:val="26"/>
-          <w:lang w:eastAsia="vi-VN"/>
-        </w:rPr>
-        <w:t>Mở rộng tính năng:</w:t>
-      </w:r>
-      <w:r>
-        <w:rPr>
-          <w:sz w:val="26"/>
-          <w:szCs w:val="26"/>
-          <w:lang w:eastAsia="vi-VN"/>
-        </w:rPr>
-        <w:t xml:space="preserve"> Thiết kế Microservice cho phép thêm dịch vụ mới (như Analytics Service) mà không ảnh hưởng đến hệ thống hiện tại.</w:t>
-      </w:r>
-    </w:p>
-    <w:p>
-      <w:pPr>
-        <w:ind w:firstLine="360"/>
-        <w:rPr>
-          <w:sz w:val="26"/>
-          <w:szCs w:val="26"/>
-          <w:lang w:eastAsia="vi-VN"/>
-        </w:rPr>
-      </w:pPr>
-      <w:r>
-        <w:t>Kết quả đánh giá: Hệ thống hiện tại hỗ trợ 100 người dùng đồng thời với hiệu suất ổn định. Dự đoán có thể mở rộng lên 500 người dùng bằng cách tăng tài nguyên và tối ưu truy vấn tối ưu.</w:t>
-      </w:r>
-    </w:p>
-    <w:p>
-      <w:pPr>
-        <w:rPr>
-          <w:sz w:val="26"/>
-          <w:szCs w:val="26"/>
-          <w:lang w:eastAsia="vi-VN"/>
-        </w:rPr>
-      </w:pPr>
-      <w:r>
-        <w:rPr>
-          <w:b/>
-          <w:bCs/>
-          <w:sz w:val="26"/>
-          <w:szCs w:val="26"/>
-          <w:lang w:eastAsia="vi-VN"/>
-        </w:rPr>
-        <w:lastRenderedPageBreak/>
-        <w:t>Thời gian đánh giá</w:t>
-      </w:r>
-      <w:r>
-        <w:rPr>
-          <w:sz w:val="26"/>
-          <w:szCs w:val="26"/>
-          <w:lang w:val="en-US" w:eastAsia="vi-VN"/>
-        </w:rPr>
-        <w:t>:</w:t>
-      </w:r>
-      <w:r>
-        <w:rPr>
-          <w:sz w:val="26"/>
-          <w:szCs w:val="26"/>
-          <w:lang w:eastAsia="vi-VN"/>
-        </w:rPr>
-        <w:t xml:space="preserve"> đánh giá hiệu suất đã hoàn thành 80%, với báo cáo chi tiết đang được tổng hợp để điều chỉnh trước triển khai sản xuất.</w:t>
-      </w:r>
-    </w:p>
-    <w:p>
-      <w:pPr>
-        <w:rPr>
-          <w:sz w:val="26"/>
-          <w:szCs w:val="26"/>
-          <w:lang w:eastAsia="vi-VN"/>
-        </w:rPr>
-      </w:pPr>
-      <w:r>
-        <w:rPr>
-          <w:b/>
-          <w:bCs/>
-          <w:sz w:val="26"/>
-          <w:szCs w:val="26"/>
-          <w:lang w:eastAsia="vi-VN"/>
-        </w:rPr>
-        <w:t>Lợi ích:</w:t>
-      </w:r>
-    </w:p>
-    <w:p>
-      <w:pPr>
-        <w:widowControl/>
-        <w:numPr>
-          <w:ilvl w:val="1"/>
-          <w:numId w:val="49"/>
-        </w:numPr>
-        <w:autoSpaceDE/>
-        <w:autoSpaceDN/>
-        <w:spacing w:line="360" w:lineRule="auto"/>
-        <w:jc w:val="both"/>
-        <w:rPr>
-          <w:sz w:val="26"/>
-          <w:szCs w:val="26"/>
-          <w:lang w:eastAsia="vi-VN"/>
-        </w:rPr>
-      </w:pPr>
-      <w:r>
-        <w:rPr>
-          <w:b/>
-          <w:bCs/>
-          <w:sz w:val="26"/>
-          <w:szCs w:val="26"/>
-          <w:lang w:eastAsia="vi-VN"/>
-        </w:rPr>
-        <w:t>Hiệu quả:</w:t>
-      </w:r>
-      <w:r>
-        <w:rPr>
-          <w:sz w:val="26"/>
-          <w:szCs w:val="26"/>
-          <w:lang w:eastAsia="vi-VN"/>
-        </w:rPr>
-        <w:t xml:space="preserve"> Hiệu suất cao đáp ứng nhu cầu thực tế của trường học.</w:t>
-      </w:r>
-    </w:p>
-    <w:p>
-      <w:pPr>
-        <w:widowControl/>
-        <w:numPr>
-          <w:ilvl w:val="1"/>
-          <w:numId w:val="49"/>
-        </w:numPr>
-        <w:autoSpaceDE/>
-        <w:autoSpaceDN/>
-        <w:spacing w:line="360" w:lineRule="auto"/>
-        <w:jc w:val="both"/>
-        <w:rPr>
-          <w:sz w:val="26"/>
-          <w:szCs w:val="26"/>
-          <w:lang w:eastAsia="vi-VN"/>
-        </w:rPr>
-      </w:pPr>
-      <w:r>
-        <w:rPr>
-          <w:b/>
-          <w:bCs/>
-          <w:sz w:val="26"/>
-          <w:szCs w:val="26"/>
-          <w:lang w:eastAsia="vi-VN"/>
-        </w:rPr>
-        <w:t>Linh hoạt:</w:t>
-      </w:r>
-      <w:r>
-        <w:rPr>
-          <w:sz w:val="26"/>
-          <w:szCs w:val="26"/>
-          <w:lang w:eastAsia="vi-VN"/>
-        </w:rPr>
-        <w:t xml:space="preserve"> Khả năng mở rộng đảm bảo hệ thống thích nghi với số lượng người dùng tăng.</w:t>
-      </w:r>
-    </w:p>
-    <w:p>
-      <w:pPr>
-        <w:widowControl/>
-        <w:numPr>
-          <w:ilvl w:val="1"/>
-          <w:numId w:val="49"/>
-        </w:numPr>
-        <w:autoSpaceDE/>
-        <w:autoSpaceDN/>
-        <w:spacing w:line="360" w:lineRule="auto"/>
-        <w:jc w:val="both"/>
-        <w:rPr>
-          <w:sz w:val="26"/>
-          <w:szCs w:val="26"/>
-          <w:lang w:eastAsia="vi-VN"/>
-        </w:rPr>
-      </w:pPr>
-      <w:r>
-        <w:rPr>
-          <w:b/>
-          <w:bCs/>
-          <w:sz w:val="26"/>
-          <w:szCs w:val="26"/>
-          <w:lang w:eastAsia="vi-VN"/>
-        </w:rPr>
-        <w:t>Ổn định:</w:t>
-      </w:r>
-      <w:r>
-        <w:rPr>
-          <w:sz w:val="26"/>
-          <w:szCs w:val="26"/>
-          <w:lang w:eastAsia="vi-VN"/>
-        </w:rPr>
-        <w:t xml:space="preserve"> Giám sát liên tục giảm thiểu rủi ro gián đoạn.</w:t>
-      </w:r>
-    </w:p>
-    <w:p>
-      <w:pPr>
-        <w:rPr>
-          <w:sz w:val="26"/>
-          <w:szCs w:val="26"/>
-          <w:lang w:eastAsia="vi-VN"/>
-        </w:rPr>
-      </w:pPr>
-      <w:r>
-        <w:rPr>
-          <w:b/>
-          <w:bCs/>
-          <w:sz w:val="26"/>
-          <w:szCs w:val="26"/>
-          <w:lang w:eastAsia="vi-VN"/>
-        </w:rPr>
-        <w:t>Triển khai hệ thống</w:t>
-      </w:r>
-      <w:r>
-        <w:rPr>
-          <w:sz w:val="26"/>
-          <w:szCs w:val="26"/>
-          <w:lang w:eastAsia="vi-VN"/>
-        </w:rPr>
-        <w:t xml:space="preserve"> trên môi trường thực tế và đánh giá hiệu suất/khả năng mở rộng cung cấp nền tảng vững chắc để đưa phần mềm vào sử dụng, hỗ trợ các giai đoạn tối ưu hóa và nâng cấp trong tương lai.</w:t>
+        <w:t>- Khả năng mở rộng: Kiến trúc Microservices cho phép dễ dàng đóng gói Docker các dịch vụ độc lập và triển khai mở rộng ngang (autoscaling) trên môi trường Cloud (AWS/Azure) hoặc Kubernetes khi số lượng trường học truy cập tăng.</w:t>
       </w:r>
     </w:p>
     <w:p>
@@ -23106,7 +18807,7 @@
         </w:rPr>
       </w:pPr>
       <w:r>
-        <w:t>Chương 3 đã hoàn thành việc triển khai và thử nghiệm hệ thống phần mềm ngân hàng câu hỏi trắc nghiệm, với các thành tựu nổi bật như tích hợp thành công các công nghệ Python FastAPI, HTTP REST API, AI Platform (GoogleAI), và cơ sở dữ liệu MySQL/truy vấn trực tiếp MySQL, cùng việc xây dựng các microservice chính đạt 80-85% tiến độ. Quy trình phát triển Agile và kiểm thử toàn diện (chức năng, bảo mật, hiệu suất) đã đảm bảo chất lượng, trong khi triển khai trên môi trường thực tế đạt 70% và đánh giá hiệu suất cho thấy khả năng hỗ trợ 100 người dùng với tiềm năng mở rộng lên 500 người dùng. Dù gặp thách thức về hiệu suất AI và bảo mật, các định hướng tối ưu hóa, nâng cấp AI, và mở rộng tính năng đã được đề ra để chuẩn bị cho giai đoạn sử dụng rộng rãi.</w:t>
+        <w:t>Chương 3 đã trình bày chi tiết quy trình triển khai và thử nghiệm hệ thống. Hệ thống tích hợp thành công giao diện React, backend microservice Python FastAPI, cơ sở dữ liệu MySQL/TiDB và Google Gemini AI. Thông qua kiểm thử thủ công, các tính năng cốt lõi và phân quyền bảo mật hoạt động ổn định, đạt hiệu năng phản hồi nhanh và có khả năng mở rộng linh hoạt trong tương lai.</w:t>
       </w:r>
     </w:p>
     <w:p>
@@ -23203,14 +18904,7 @@
         </w:rPr>
       </w:pPr>
       <w:r>
-        <w:rPr>
-          <w:b/>
-          <w:bCs/>
-          <w:sz w:val="26"/>
-          <w:szCs w:val="26"/>
-          <w:lang w:eastAsia="vi-VN"/>
-        </w:rPr>
-        <w:t>Yêu cầu về tính năng:</w:t>
+        <w:t>Yêu cầu về tính năng: Hệ thống đã được xây dựng hoàn thiện các microservice (Auth Service, Exam Service, AI Service, Analytics Service) kết nối thông qua API Gateway. Tính năng sinh đề thi bằng AI qua Google Gemini và quy trình phê duyệt câu hỏi hoạt động đúng như mong đợi.</w:t>
       </w:r>
     </w:p>
     <w:p>
@@ -23231,22 +18925,7 @@
         </w:rPr>
       </w:pPr>
       <w:r>
-        <w:rPr>
-          <w:b/>
-          <w:bCs/>
-          <w:sz w:val="26"/>
-          <w:szCs w:val="26"/>
-          <w:lang w:eastAsia="vi-VN"/>
-        </w:rPr>
-        <w:t>Yêu cầu:</w:t>
-      </w:r>
-      <w:r>
-        <w:rPr>
-          <w:sz w:val="26"/>
-          <w:szCs w:val="26"/>
-          <w:lang w:eastAsia="vi-VN"/>
-        </w:rPr>
-        <w:t xml:space="preserve"> Hệ thống cần hỗ trợ tạo, quản lý, và phê duyệt câu hỏi, sinh đề thi tự động, cùng với quản lý người dùng theo vai trò (giáo viên, tổ trưởng, Phòng Giáo vụ).</w:t>
+        <w:t>Yêu cầu về hiệu suất: Qua vận hành thử nghiệm thực tế, giao diện tải nhanh, thời gian phản hồi của các yêu cầu sinh đề bằng AI đạt tốc độ từ 3 - 6 giây, đảm bảo trải nghiệm người dùng tốt.</w:t>
       </w:r>
     </w:p>
     <w:p>
@@ -23267,7 +18946,7 @@
         </w:rPr>
       </w:pPr>
       <w:r>
-        <w:t>Kết quả: Các microservice như Service quản lý câu hỏi, Service sinh đề thi, và Service quản lý người dùng đã được xây dựng, hoàn thiện 80-85% tính đến ngày 30/12/2025. Tích hợp AI (GoogleAI) cho phép sinh đề thi với độ chính xác 92%, đáp ứng nhu cầu tự động hóa. Quy trình phê duyệt qua HTTP REST API hoạt động ổn định, đảm bảo vai trò được thực thi đúng.</w:t>
+        <w:t>Yêu cầu về bảo mật: Việc xác thực JWT và phân quyền RBAC được thực thi nghiêm ngặt, đảm bảo an toàn truy cập dữ liệu nhạy cảm của trường học.</w:t>
       </w:r>
     </w:p>
     <w:p>
@@ -25222,18 +20901,18 @@
         </w:rPr>
       </w:pPr>
       <w:r>
-        <w:t>[7]. HTTP REST API (2025), HTTP REST API – Tổng quan nền tảng hàng đợi thông điệp, Nguồn: &lt;https://www.HTTP REST API.com/&gt;</w:t>
-      </w:r>
-    </w:p>
-    <w:p>
-      <w:pPr>
-        <w:rPr>
-          <w:sz w:val="26"/>
-          <w:szCs w:val="26"/>
-        </w:rPr>
-      </w:pPr>
-      <w:r>
-        <w:t>[8]. Videla, A. &amp; Williams, J. J. W. (2012), HTTP REST API in Action: Distributed Messaging for Everyone, Manning Publications.</w:t>
+        <w:t>[7]. TiDB Cloud (2025), TiDB Cloud Documentation – Hướng dẫn sử dụng cơ sở dữ liệu đám mây phân tán, Nguồn: &lt;https://docs.pingcap.com/tidb-in-kubernetes/stable/&gt;</w:t>
+      </w:r>
+    </w:p>
+    <w:p>
+      <w:pPr>
+        <w:rPr>
+          <w:sz w:val="26"/>
+          <w:szCs w:val="26"/>
+        </w:rPr>
+      </w:pPr>
+      <w:r>
+        <w:t>[8]. FastAPI (2025), FastAPI Documentation – Tài liệu hướng dẫn chính thức xây dựng API hiệu năng cao với Python, Nguồn: &lt;https://fastapi.tiangolo.com/&gt;</w:t>
       </w:r>
     </w:p>
     <w:p>
@@ -25397,11 +21076,7 @@
         </w:rPr>
       </w:pPr>
       <w:r>
-        <w:t>[12]. truy vấn trực tiếp MySQL (2025), truy vấn trực tiếp MySQL Documentation – Tài liệu chính thức, Nguồn:</w:t>
-      </w:r>
-      <w:r>
-        <w:br/>
-        <w:t>&lt;https://truy vấn trực tiếp MySQL.io/docs/latest/&gt;</w:t>
+        <w:t>[12]. Git &amp; GitHub (2025), GitHub Guides – Hướng dẫn quản lý dự án và mã nguồn, Nguồn:&lt;https://docs.github.com/&gt;</w:t>
       </w:r>
     </w:p>
     <w:p>
